--- a/server/docs/templates/ofertaIPFilushovIP.docx
+++ b/server/docs/templates/ofertaIPFilushovIP.docx
@@ -1,36 +1,35 @@
 
 <file path=word/document.xml><?xml version="1.0" encoding="utf-8"?>
-<w:document xmlns:o="urn:schemas-microsoft-com:office:office" xmlns:r="http://schemas.openxmlformats.org/officeDocument/2006/relationships" xmlns:v="urn:schemas-microsoft-com:vml" xmlns:w="http://schemas.openxmlformats.org/wordprocessingml/2006/main" xmlns:w10="urn:schemas-microsoft-com:office:word" xmlns:wp="http://schemas.openxmlformats.org/drawingml/2006/wordprocessingDrawing" xmlns:wps="http://schemas.microsoft.com/office/word/2010/wordprocessingShape" xmlns:wpg="http://schemas.microsoft.com/office/word/2010/wordprocessingGroup" xmlns:mc="http://schemas.openxmlformats.org/markup-compatibility/2006" xmlns:wp14="http://schemas.microsoft.com/office/word/2010/wordprocessingDrawing" xmlns:w14="http://schemas.microsoft.com/office/word/2010/wordml" mc:Ignorable="w14 wp14">
+<w:document xmlns:o="urn:schemas-microsoft-com:office:office" xmlns:r="http://schemas.openxmlformats.org/officeDocument/2006/relationships" xmlns:v="urn:schemas-microsoft-com:vml" xmlns:w="http://schemas.openxmlformats.org/wordprocessingml/2006/main" xmlns:w10="urn:schemas-microsoft-com:office:word" xmlns:wp="http://schemas.openxmlformats.org/drawingml/2006/wordprocessingDrawing" xmlns:pic="http://schemas.openxmlformats.org/drawingml/2006/picture" xmlns:wps="http://schemas.microsoft.com/office/word/2010/wordprocessingShape" xmlns:wpg="http://schemas.microsoft.com/office/word/2010/wordprocessingGroup" xmlns:mc="http://schemas.openxmlformats.org/markup-compatibility/2006" xmlns:wp14="http://schemas.microsoft.com/office/word/2010/wordprocessingDrawing" xmlns:w14="http://schemas.microsoft.com/office/word/2010/wordml" xmlns:w15="http://schemas.microsoft.com/office/word/2012/wordml" mc:Ignorable="w14 wp14 w15">
   <w:body>
     <w:p>
       <w:pPr>
         <w:pStyle w:val="Normal"/>
-        <w:ind w:left="-566" w:hanging="0"/>
+        <w:ind w:hanging="0" w:left="-566"/>
         <w:jc w:val="center"/>
         <w:rPr>
           <w:rFonts w:ascii="Arial" w:hAnsi="Arial" w:eastAsia="Arial" w:cs="Arial"/>
           <w:b/>
+          <w:sz w:val="22"/>
+          <w:szCs w:val="22"/>
+        </w:rPr>
+      </w:pPr>
+      <w:r>
+        <w:rPr>
+          <w:rFonts w:eastAsia="Arial" w:cs="Arial" w:ascii="Arial" w:hAnsi="Arial"/>
           <w:b/>
           <w:sz w:val="22"/>
           <w:szCs w:val="22"/>
-        </w:rPr>
-      </w:pPr>
+          <w:lang w:val="en-US"/>
+        </w:rPr>
+        <w:t>Д</w:t>
+      </w:r>
       <w:r>
         <w:rPr>
           <w:rFonts w:eastAsia="Arial" w:cs="Arial" w:ascii="Arial" w:hAnsi="Arial"/>
           <w:b/>
           <w:sz w:val="22"/>
           <w:szCs w:val="22"/>
-          <w:lang w:val="en-US"/>
-        </w:rPr>
-        <w:t>Д</w:t>
-      </w:r>
-      <w:r>
-        <w:rPr>
-          <w:rFonts w:eastAsia="Arial" w:cs="Arial" w:ascii="Arial" w:hAnsi="Arial"/>
-          <w:b/>
-          <w:sz w:val="22"/>
-          <w:szCs w:val="22"/>
         </w:rPr>
         <w:t>оговор-оферта на оказание услуг</w:t>
       </w:r>
@@ -39,7 +38,7 @@
       <w:pPr>
         <w:pStyle w:val="Normal"/>
         <w:spacing w:before="0" w:after="120"/>
-        <w:ind w:left="-566" w:hanging="0"/>
+        <w:ind w:hanging="0" w:left="-566"/>
         <w:rPr/>
       </w:pPr>
       <w:r>
@@ -90,7 +89,13 @@
       <w:hyperlink r:id="rId2">
         <w:r>
           <w:rPr>
-            <w:rStyle w:val="ListLabel1"/>
+            <w:rStyle w:val="Style"/>
+            <w:rFonts w:ascii="Arial" w:hAnsi="Arial" w:eastAsia="Arial" w:cs="Arial"/>
+            <w:color w:val="0000FF"/>
+            <w:sz w:val="22"/>
+            <w:sz w:val="22"/>
+            <w:szCs w:val="22"/>
+            <w:u w:val="single"/>
           </w:rPr>
           <w:t>www.harmex.ru</w:t>
         </w:r>
@@ -164,7 +169,7 @@
       <w:pPr>
         <w:pStyle w:val="Normal"/>
         <w:spacing w:before="0" w:after="120"/>
-        <w:ind w:left="-566" w:hanging="0"/>
+        <w:ind w:hanging="0" w:left="-566"/>
         <w:rPr/>
       </w:pPr>
       <w:r>
@@ -187,7 +192,13 @@
       <w:hyperlink r:id="rId3">
         <w:r>
           <w:rPr>
-            <w:rStyle w:val="ListLabel1"/>
+            <w:rStyle w:val="Style"/>
+            <w:rFonts w:ascii="Arial" w:hAnsi="Arial" w:eastAsia="Arial" w:cs="Arial"/>
+            <w:color w:val="0000FF"/>
+            <w:sz w:val="22"/>
+            <w:sz w:val="22"/>
+            <w:szCs w:val="22"/>
+            <w:u w:val="single"/>
           </w:rPr>
           <w:t>www.harmex.ru</w:t>
         </w:r>
@@ -206,7 +217,7 @@
       <w:pPr>
         <w:pStyle w:val="Normal"/>
         <w:spacing w:before="0" w:after="120"/>
-        <w:ind w:left="-566" w:hanging="0"/>
+        <w:ind w:hanging="0" w:left="-566"/>
         <w:rPr>
           <w:rFonts w:ascii="Arial" w:hAnsi="Arial" w:eastAsia="Arial" w:cs="Arial"/>
           <w:color w:val="000000"/>
@@ -284,7 +295,7 @@
     <w:p>
       <w:pPr>
         <w:pStyle w:val="Normal"/>
-        <w:ind w:left="-566" w:hanging="0"/>
+        <w:ind w:hanging="0" w:left="-566"/>
         <w:jc w:val="center"/>
         <w:rPr>
           <w:rFonts w:ascii="Arial" w:hAnsi="Arial" w:eastAsia="Arial" w:cs="Arial"/>
@@ -308,26 +319,263 @@
           <w:numId w:val="1"/>
         </w:numPr>
         <w:spacing w:before="0" w:after="0"/>
-        <w:ind w:left="-566" w:hanging="0"/>
+        <w:ind w:hanging="0" w:left="-566"/>
         <w:jc w:val="center"/>
         <w:rPr>
           <w:rFonts w:ascii="Arial" w:hAnsi="Arial" w:eastAsia="Arial" w:cs="Arial"/>
           <w:b/>
+          <w:color w:val="000000"/>
+          <w:sz w:val="22"/>
+          <w:szCs w:val="22"/>
+        </w:rPr>
+      </w:pPr>
+      <w:r>
+        <w:rPr>
+          <w:rFonts w:eastAsia="Arial" w:cs="Arial" w:ascii="Arial" w:hAnsi="Arial"/>
           <w:b/>
           <w:color w:val="000000"/>
           <w:sz w:val="22"/>
           <w:szCs w:val="22"/>
         </w:rPr>
-      </w:pPr>
-      <w:r>
-        <w:rPr>
-          <w:rFonts w:eastAsia="Arial" w:cs="Arial" w:ascii="Arial" w:hAnsi="Arial"/>
+        <w:t>Термины и определения</w:t>
+      </w:r>
+    </w:p>
+    <w:p>
+      <w:pPr>
+        <w:pStyle w:val="Normal"/>
+        <w:numPr>
+          <w:ilvl w:val="1"/>
+          <w:numId w:val="1"/>
+        </w:numPr>
+        <w:spacing w:before="0" w:after="0"/>
+        <w:ind w:hanging="0" w:left="-566"/>
+        <w:rPr>
+          <w:rFonts w:ascii="Arial" w:hAnsi="Arial" w:eastAsia="Arial" w:cs="Arial"/>
+          <w:color w:val="000000"/>
+          <w:sz w:val="22"/>
+          <w:szCs w:val="22"/>
+        </w:rPr>
+      </w:pPr>
+      <w:r>
+        <w:rPr>
+          <w:rFonts w:eastAsia="Arial" w:cs="Arial" w:ascii="Arial" w:hAnsi="Arial"/>
+          <w:color w:val="000000"/>
+          <w:sz w:val="22"/>
+          <w:szCs w:val="22"/>
+        </w:rPr>
+        <w:t xml:space="preserve">Платформа </w:t>
+      </w:r>
+      <w:r>
+        <w:rPr>
+          <w:rFonts w:eastAsia="Arial" w:cs="Arial" w:ascii="Arial" w:hAnsi="Arial"/>
+          <w:sz w:val="22"/>
+          <w:szCs w:val="22"/>
+        </w:rPr>
+        <w:t>Harmex</w:t>
+      </w:r>
+      <w:r>
+        <w:rPr>
+          <w:rFonts w:eastAsia="Arial" w:cs="Arial" w:ascii="Arial" w:hAnsi="Arial"/>
+          <w:color w:val="000000"/>
+          <w:sz w:val="22"/>
+          <w:szCs w:val="22"/>
+        </w:rPr>
+        <w:t xml:space="preserve"> является автоматизированным онлайн-сервисом для </w:t>
+      </w:r>
+      <w:r>
+        <w:rPr>
+          <w:rFonts w:eastAsia="Arial" w:cs="Arial" w:ascii="Arial" w:hAnsi="Arial"/>
+          <w:sz w:val="22"/>
+          <w:szCs w:val="22"/>
+        </w:rPr>
+        <w:t>владельцев магазинов, менеджеров, производителей, онлайн-школ</w:t>
+      </w:r>
+      <w:r>
+        <w:rPr>
+          <w:rFonts w:eastAsia="Arial" w:cs="Arial" w:ascii="Arial" w:hAnsi="Arial"/>
+          <w:color w:val="000000"/>
+          <w:sz w:val="22"/>
+          <w:szCs w:val="22"/>
+        </w:rPr>
+        <w:t xml:space="preserve"> </w:t>
+      </w:r>
+      <w:r>
+        <w:rPr>
+          <w:rFonts w:eastAsia="Arial" w:cs="Arial" w:ascii="Arial" w:hAnsi="Arial"/>
+          <w:sz w:val="22"/>
+          <w:szCs w:val="22"/>
+        </w:rPr>
+        <w:t>и сервисных компаний</w:t>
+      </w:r>
+      <w:r>
+        <w:rPr>
+          <w:rFonts w:eastAsia="Arial" w:cs="Arial" w:ascii="Arial" w:hAnsi="Arial"/>
+          <w:color w:val="000000"/>
+          <w:sz w:val="22"/>
+          <w:szCs w:val="22"/>
+        </w:rPr>
+        <w:t xml:space="preserve">, предоставляющим инструменты для повышения рейтинга </w:t>
+      </w:r>
+      <w:r>
+        <w:rPr>
+          <w:rFonts w:eastAsia="Arial" w:cs="Arial" w:ascii="Arial" w:hAnsi="Arial"/>
+          <w:sz w:val="22"/>
+          <w:szCs w:val="22"/>
+        </w:rPr>
+        <w:t xml:space="preserve">карточек на маркетплейсах и интернет-магазинах. </w:t>
+      </w:r>
+      <w:r>
+        <w:rPr>
+          <w:rFonts w:eastAsia="Arial" w:cs="Arial" w:ascii="Arial" w:hAnsi="Arial"/>
+          <w:color w:val="000000"/>
+          <w:sz w:val="22"/>
+          <w:szCs w:val="22"/>
+        </w:rPr>
+        <w:t xml:space="preserve">Основным инструментом Платформы </w:t>
+      </w:r>
+      <w:r>
+        <w:rPr>
+          <w:rFonts w:eastAsia="Arial" w:cs="Arial" w:ascii="Arial" w:hAnsi="Arial"/>
+          <w:sz w:val="22"/>
+          <w:szCs w:val="22"/>
+        </w:rPr>
+        <w:t>Harmex</w:t>
+      </w:r>
+      <w:r>
+        <w:rPr>
+          <w:rFonts w:eastAsia="Arial" w:cs="Arial" w:ascii="Arial" w:hAnsi="Arial"/>
+          <w:color w:val="000000"/>
+          <w:sz w:val="22"/>
+          <w:szCs w:val="22"/>
+        </w:rPr>
+        <w:t xml:space="preserve"> являются цифровые личности, которые </w:t>
+      </w:r>
+      <w:r>
+        <w:rPr>
+          <w:rFonts w:eastAsia="Arial" w:cs="Arial" w:ascii="Arial" w:hAnsi="Arial"/>
+          <w:sz w:val="22"/>
+          <w:szCs w:val="22"/>
+        </w:rPr>
+        <w:t>регулярно проводят поведенческую активность на маркетплейсах, интернет-магазинах и умеют находить товары, изучать карточки, добавлять в корзину, заказывать, оплачивать, оставлять отзывы и вопросы</w:t>
+      </w:r>
+      <w:r>
+        <w:rPr>
+          <w:rFonts w:eastAsia="Arial" w:cs="Arial" w:ascii="Arial" w:hAnsi="Arial"/>
+          <w:color w:val="000000"/>
+          <w:sz w:val="22"/>
+          <w:szCs w:val="22"/>
+        </w:rPr>
+        <w:t>.</w:t>
+      </w:r>
+    </w:p>
+    <w:p>
+      <w:pPr>
+        <w:pStyle w:val="Normal"/>
+        <w:numPr>
+          <w:ilvl w:val="1"/>
+          <w:numId w:val="1"/>
+        </w:numPr>
+        <w:spacing w:before="0" w:after="0"/>
+        <w:ind w:hanging="0" w:left="-566"/>
+        <w:rPr>
+          <w:rFonts w:ascii="Arial" w:hAnsi="Arial" w:eastAsia="Arial" w:cs="Arial"/>
+          <w:color w:val="000000"/>
+          <w:sz w:val="22"/>
+          <w:szCs w:val="22"/>
+        </w:rPr>
+      </w:pPr>
+      <w:r>
+        <w:rPr>
+          <w:rFonts w:eastAsia="Arial" w:cs="Arial" w:ascii="Arial" w:hAnsi="Arial"/>
+          <w:color w:val="000000"/>
+          <w:sz w:val="22"/>
+          <w:szCs w:val="22"/>
+        </w:rPr>
+        <w:t xml:space="preserve">Цифровые личности – это аудитория, созданная с помощью искусственного интеллекта, и используемая для </w:t>
+      </w:r>
+      <w:r>
+        <w:rPr>
+          <w:rFonts w:eastAsia="Arial" w:cs="Arial" w:ascii="Arial" w:hAnsi="Arial"/>
+          <w:sz w:val="22"/>
+          <w:szCs w:val="22"/>
+        </w:rPr>
+        <w:t xml:space="preserve">управления репутацией на маркетплейсах и интернет-магазинах. </w:t>
+      </w:r>
+    </w:p>
+    <w:p>
+      <w:pPr>
+        <w:pStyle w:val="Normal"/>
+        <w:numPr>
+          <w:ilvl w:val="1"/>
+          <w:numId w:val="1"/>
+        </w:numPr>
+        <w:spacing w:before="0" w:after="0"/>
+        <w:ind w:hanging="0" w:left="-566"/>
+        <w:rPr>
+          <w:rFonts w:ascii="Arial" w:hAnsi="Arial" w:eastAsia="Arial" w:cs="Arial"/>
+          <w:color w:val="000000"/>
+          <w:sz w:val="22"/>
+          <w:szCs w:val="22"/>
+        </w:rPr>
+      </w:pPr>
+      <w:r>
+        <w:rPr>
+          <w:rFonts w:eastAsia="Arial" w:cs="Arial" w:ascii="Arial" w:hAnsi="Arial"/>
+          <w:color w:val="000000"/>
+          <w:sz w:val="22"/>
+          <w:szCs w:val="22"/>
+        </w:rPr>
+        <w:t>Персональный кошелек – раздел личного кабинета Пользователя на Платформе, с помощью которого Пользователь оплачивает услуги Исполнителя. Баланс Персонального кошелька Пользователь пополняет способами, доступными на Платформе.</w:t>
+      </w:r>
+    </w:p>
+    <w:p>
+      <w:pPr>
+        <w:pStyle w:val="Normal"/>
+        <w:spacing w:before="0" w:after="0"/>
+        <w:ind w:hanging="0" w:left="-566"/>
+        <w:rPr>
+          <w:rFonts w:ascii="Arial" w:hAnsi="Arial" w:eastAsia="Arial" w:cs="Arial"/>
+          <w:color w:val="000000"/>
+          <w:sz w:val="22"/>
+          <w:szCs w:val="22"/>
+        </w:rPr>
+      </w:pPr>
+      <w:r>
+        <w:rPr>
+          <w:rFonts w:eastAsia="Arial" w:cs="Arial" w:ascii="Arial" w:hAnsi="Arial"/>
+          <w:color w:val="000000"/>
+          <w:sz w:val="22"/>
+          <w:szCs w:val="22"/>
+        </w:rPr>
+      </w:r>
+    </w:p>
+    <w:p>
+      <w:pPr>
+        <w:pStyle w:val="Normal"/>
+        <w:numPr>
+          <w:ilvl w:val="0"/>
+          <w:numId w:val="1"/>
+        </w:numPr>
+        <w:spacing w:before="0" w:after="0"/>
+        <w:ind w:hanging="0" w:left="-566"/>
+        <w:jc w:val="center"/>
+        <w:rPr>
+          <w:rFonts w:ascii="Arial" w:hAnsi="Arial" w:eastAsia="Arial" w:cs="Arial"/>
           <w:b/>
           <w:color w:val="000000"/>
           <w:sz w:val="22"/>
           <w:szCs w:val="22"/>
         </w:rPr>
-        <w:t>Термины и определения</w:t>
+      </w:pPr>
+      <w:r>
+        <w:rPr>
+          <w:rFonts w:eastAsia="Arial" w:cs="Arial" w:ascii="Arial" w:hAnsi="Arial"/>
+          <w:b/>
+          <w:color w:val="000000"/>
+          <w:sz w:val="22"/>
+          <w:szCs w:val="22"/>
+        </w:rPr>
+        <w:t>Предмет Договора</w:t>
       </w:r>
     </w:p>
     <w:p>
@@ -338,52 +586,2084 @@
           <w:numId w:val="1"/>
         </w:numPr>
         <w:spacing w:before="0" w:after="0"/>
-        <w:ind w:left="-566" w:hanging="0"/>
-        <w:rPr>
-          <w:rFonts w:ascii="Arial" w:hAnsi="Arial" w:eastAsia="Arial" w:cs="Arial"/>
-          <w:color w:val="000000"/>
-          <w:sz w:val="22"/>
-          <w:szCs w:val="22"/>
-        </w:rPr>
-      </w:pPr>
-      <w:r>
-        <w:rPr>
-          <w:rFonts w:eastAsia="Arial" w:cs="Arial" w:ascii="Arial" w:hAnsi="Arial"/>
-          <w:color w:val="000000"/>
-          <w:sz w:val="22"/>
-          <w:szCs w:val="22"/>
-        </w:rPr>
-        <w:t xml:space="preserve">Платформа </w:t>
-      </w:r>
-      <w:r>
-        <w:rPr>
-          <w:rFonts w:eastAsia="Arial" w:cs="Arial" w:ascii="Arial" w:hAnsi="Arial"/>
-          <w:sz w:val="22"/>
-          <w:szCs w:val="22"/>
-        </w:rPr>
-        <w:t>Harmex</w:t>
-      </w:r>
-      <w:r>
-        <w:rPr>
-          <w:rFonts w:eastAsia="Arial" w:cs="Arial" w:ascii="Arial" w:hAnsi="Arial"/>
-          <w:color w:val="000000"/>
-          <w:sz w:val="22"/>
-          <w:szCs w:val="22"/>
-        </w:rPr>
-        <w:t xml:space="preserve"> является автоматизированным онлайн-сервисом для </w:t>
-      </w:r>
-      <w:r>
-        <w:rPr>
-          <w:rFonts w:eastAsia="Arial" w:cs="Arial" w:ascii="Arial" w:hAnsi="Arial"/>
-          <w:sz w:val="22"/>
-          <w:szCs w:val="22"/>
-        </w:rPr>
-        <w:t>владельцев магазинов, менеджеров, производителей, онлайн-школ</w:t>
-      </w:r>
-      <w:r>
-        <w:rPr>
-          <w:rFonts w:eastAsia="Arial" w:cs="Arial" w:ascii="Arial" w:hAnsi="Arial"/>
-          <w:color w:val="000000"/>
+        <w:ind w:hanging="0" w:left="-566"/>
+        <w:rPr>
+          <w:rFonts w:ascii="Arial" w:hAnsi="Arial" w:eastAsia="Arial" w:cs="Arial"/>
+          <w:color w:val="000000"/>
+          <w:sz w:val="22"/>
+          <w:szCs w:val="22"/>
+        </w:rPr>
+      </w:pPr>
+      <w:r>
+        <w:rPr>
+          <w:rFonts w:eastAsia="Arial" w:cs="Arial" w:ascii="Arial" w:hAnsi="Arial"/>
+          <w:color w:val="000000"/>
+          <w:sz w:val="22"/>
+          <w:szCs w:val="22"/>
+        </w:rPr>
+        <w:t xml:space="preserve">Исполнитель оказывает Пользователю услуги по </w:t>
+      </w:r>
+      <w:r>
+        <w:rPr>
+          <w:rFonts w:eastAsia="Arial" w:cs="Arial" w:ascii="Arial" w:hAnsi="Arial"/>
+          <w:sz w:val="22"/>
+          <w:szCs w:val="22"/>
+        </w:rPr>
+        <w:t>продвижению</w:t>
+      </w:r>
+      <w:r>
+        <w:rPr>
+          <w:rFonts w:eastAsia="Arial" w:cs="Arial" w:ascii="Arial" w:hAnsi="Arial"/>
+          <w:color w:val="000000"/>
+          <w:sz w:val="22"/>
+          <w:szCs w:val="22"/>
+        </w:rPr>
+        <w:t xml:space="preserve"> репутации</w:t>
+      </w:r>
+      <w:r>
+        <w:rPr>
+          <w:rFonts w:eastAsia="Arial" w:cs="Arial" w:ascii="Arial" w:hAnsi="Arial"/>
+          <w:sz w:val="22"/>
+          <w:szCs w:val="22"/>
+        </w:rPr>
+        <w:t xml:space="preserve"> на маркетплейсах и интернет-магазинах</w:t>
+      </w:r>
+      <w:r>
+        <w:rPr>
+          <w:rFonts w:eastAsia="Arial" w:cs="Arial" w:ascii="Arial" w:hAnsi="Arial"/>
+          <w:color w:val="000000"/>
+          <w:sz w:val="22"/>
+          <w:szCs w:val="22"/>
+        </w:rPr>
+        <w:t>, выбранн</w:t>
+      </w:r>
+      <w:r>
+        <w:rPr>
+          <w:rFonts w:eastAsia="Arial" w:cs="Arial" w:ascii="Arial" w:hAnsi="Arial"/>
+          <w:sz w:val="22"/>
+          <w:szCs w:val="22"/>
+        </w:rPr>
+        <w:t>ых</w:t>
+      </w:r>
+      <w:r>
+        <w:rPr>
+          <w:rFonts w:eastAsia="Arial" w:cs="Arial" w:ascii="Arial" w:hAnsi="Arial"/>
+          <w:color w:val="000000"/>
+          <w:sz w:val="22"/>
+          <w:szCs w:val="22"/>
+        </w:rPr>
+        <w:t xml:space="preserve"> Пользователем, с помощью каталога Платформы и Цифровых личностей, а Пользователь оплачивает услугу с помощью своего Персонального кошелька. Объем, включая количество привлекаемых Цифровых личностей, </w:t>
+      </w:r>
+      <w:r>
+        <w:rPr>
+          <w:rFonts w:eastAsia="Arial" w:cs="Arial" w:ascii="Arial" w:hAnsi="Arial"/>
+          <w:sz w:val="22"/>
+          <w:szCs w:val="22"/>
+        </w:rPr>
+        <w:t>заказов, отзывов</w:t>
+      </w:r>
+      <w:r>
+        <w:rPr>
+          <w:rFonts w:eastAsia="Arial" w:cs="Arial" w:ascii="Arial" w:hAnsi="Arial"/>
+          <w:color w:val="000000"/>
+          <w:sz w:val="22"/>
+          <w:szCs w:val="22"/>
+        </w:rPr>
+        <w:t xml:space="preserve">, реакций, а также стоимость услуг указывается на Платформе в разделе </w:t>
+      </w:r>
+      <w:r>
+        <w:rPr>
+          <w:rFonts w:eastAsia="Arial" w:cs="Arial" w:ascii="Arial" w:hAnsi="Arial"/>
+          <w:sz w:val="22"/>
+          <w:szCs w:val="22"/>
+        </w:rPr>
+        <w:t>Каталог</w:t>
+      </w:r>
+      <w:r>
+        <w:rPr>
+          <w:rFonts w:eastAsia="Arial" w:cs="Arial" w:ascii="Arial" w:hAnsi="Arial"/>
+          <w:color w:val="000000"/>
+          <w:sz w:val="22"/>
+          <w:szCs w:val="22"/>
+        </w:rPr>
+        <w:t xml:space="preserve"> и доступны Пользователю для выбора и оплаты в Личном кабинете.</w:t>
+      </w:r>
+    </w:p>
+    <w:p>
+      <w:pPr>
+        <w:pStyle w:val="Normal"/>
+        <w:numPr>
+          <w:ilvl w:val="1"/>
+          <w:numId w:val="1"/>
+        </w:numPr>
+        <w:spacing w:before="0" w:after="0"/>
+        <w:ind w:hanging="0" w:left="-566"/>
+        <w:rPr>
+          <w:rFonts w:ascii="Arial" w:hAnsi="Arial" w:eastAsia="Arial" w:cs="Arial"/>
+          <w:color w:val="000000"/>
+          <w:sz w:val="22"/>
+          <w:szCs w:val="22"/>
+        </w:rPr>
+      </w:pPr>
+      <w:r>
+        <w:rPr>
+          <w:rFonts w:eastAsia="Arial" w:cs="Arial" w:ascii="Arial" w:hAnsi="Arial"/>
+          <w:color w:val="000000"/>
+          <w:sz w:val="22"/>
+          <w:szCs w:val="22"/>
+        </w:rPr>
+        <w:t>Пользователь, оплачивая услугу, соглашается, что в случае принятия решения Пользователем отказаться от услуги, Исполнитель вправе вернуть денежные средства на баланс Персонального кошелька Пользователя за вычетом расходов, потраченных на развертывание и обеспечение соответствующей инфраструктуры на соответствующий срок до 14</w:t>
+      </w:r>
+      <w:r>
+        <w:rPr>
+          <w:rFonts w:eastAsia="Arial" w:cs="Arial" w:ascii="Arial" w:hAnsi="Arial"/>
+          <w:sz w:val="22"/>
+          <w:szCs w:val="22"/>
+        </w:rPr>
+        <w:t xml:space="preserve"> дней с момента получения денежных средств в качестве возврата отмененного заказа на маркетплейсе.</w:t>
+      </w:r>
+    </w:p>
+    <w:p>
+      <w:pPr>
+        <w:pStyle w:val="Normal"/>
+        <w:numPr>
+          <w:ilvl w:val="1"/>
+          <w:numId w:val="1"/>
+        </w:numPr>
+        <w:spacing w:before="0" w:after="0"/>
+        <w:ind w:hanging="0" w:left="-566"/>
+        <w:rPr>
+          <w:rFonts w:ascii="Arial" w:hAnsi="Arial" w:eastAsia="Arial" w:cs="Arial"/>
+          <w:color w:val="000000"/>
+          <w:sz w:val="22"/>
+          <w:szCs w:val="22"/>
+        </w:rPr>
+      </w:pPr>
+      <w:r>
+        <w:rPr>
+          <w:rFonts w:eastAsia="Arial" w:cs="Arial" w:ascii="Arial" w:hAnsi="Arial"/>
+          <w:color w:val="000000"/>
+          <w:sz w:val="22"/>
+          <w:szCs w:val="22"/>
+        </w:rPr>
+        <w:t xml:space="preserve">Пользователь может осуществлять оплату услуг как с помощью дебетовой или кредитной карты физического лица, так и с помощью корпоративной карты юридического лица или индивидуального предпринимателя, а так же переводить </w:t>
+      </w:r>
+      <w:r>
+        <w:rPr>
+          <w:rFonts w:eastAsia="Arial" w:cs="Arial" w:ascii="Arial" w:hAnsi="Arial"/>
+          <w:sz w:val="22"/>
+          <w:szCs w:val="22"/>
+        </w:rPr>
+        <w:t>на расчетный счет Исполнителя при выставляемом счете</w:t>
+      </w:r>
+      <w:r>
+        <w:rPr>
+          <w:rFonts w:eastAsia="Arial" w:cs="Arial" w:ascii="Arial" w:hAnsi="Arial"/>
+          <w:color w:val="000000"/>
+          <w:sz w:val="22"/>
+          <w:szCs w:val="22"/>
+        </w:rPr>
+        <w:t xml:space="preserve">. </w:t>
+      </w:r>
+    </w:p>
+    <w:p>
+      <w:pPr>
+        <w:pStyle w:val="Normal"/>
+        <w:numPr>
+          <w:ilvl w:val="1"/>
+          <w:numId w:val="1"/>
+        </w:numPr>
+        <w:spacing w:before="0" w:after="0"/>
+        <w:ind w:hanging="0" w:left="-566"/>
+        <w:rPr>
+          <w:rFonts w:ascii="Arial" w:hAnsi="Arial" w:eastAsia="Arial" w:cs="Arial"/>
+          <w:color w:val="000000"/>
+          <w:sz w:val="22"/>
+          <w:szCs w:val="22"/>
+        </w:rPr>
+      </w:pPr>
+      <w:r>
+        <w:rPr>
+          <w:rFonts w:eastAsia="Arial" w:cs="Arial" w:ascii="Arial" w:hAnsi="Arial"/>
+          <w:color w:val="000000"/>
+          <w:sz w:val="22"/>
+          <w:szCs w:val="22"/>
+        </w:rPr>
+        <w:t>Срок действия настоящей оферты: бессрочно, если в настоящую публичную оферту не внесены изменения или не Исполнителем не размещена новая оферта на Платформе. В случае внесения изменений в настоящую оферту или принятия новой оферты такие изменения или новая оферта вступают в силу с даты размещения на Платформе.</w:t>
+      </w:r>
+    </w:p>
+    <w:p>
+      <w:pPr>
+        <w:pStyle w:val="Normal"/>
+        <w:spacing w:before="0" w:after="0"/>
+        <w:ind w:hanging="0" w:left="-566"/>
+        <w:rPr>
+          <w:rFonts w:ascii="Arial" w:hAnsi="Arial" w:eastAsia="Arial" w:cs="Arial"/>
+          <w:sz w:val="22"/>
+          <w:szCs w:val="22"/>
+        </w:rPr>
+      </w:pPr>
+      <w:r>
+        <w:rPr>
+          <w:rFonts w:eastAsia="Arial" w:cs="Arial" w:ascii="Arial" w:hAnsi="Arial"/>
+          <w:color w:val="000000"/>
+          <w:sz w:val="22"/>
+          <w:szCs w:val="22"/>
+        </w:rPr>
+        <w:t xml:space="preserve">Пользователь обязан самостоятельно отслеживать такие изменения и обязан ознакомиться с такими изменениями или новой офертой. Пользователь выражает свое согласие и акцепт таких изменений или новой оферты путем продолжения пользования Платформой и оплаты услуг, начиная с даты размещения таких изменений или новой оферты на Платформе. </w:t>
+      </w:r>
+    </w:p>
+    <w:p>
+      <w:pPr>
+        <w:pStyle w:val="Normal"/>
+        <w:spacing w:before="0" w:after="0"/>
+        <w:ind w:hanging="0" w:left="-566"/>
+        <w:rPr>
+          <w:rFonts w:ascii="Arial" w:hAnsi="Arial" w:eastAsia="Arial" w:cs="Arial"/>
+          <w:color w:val="000000"/>
+          <w:sz w:val="22"/>
+          <w:szCs w:val="22"/>
+        </w:rPr>
+      </w:pPr>
+      <w:r>
+        <w:rPr>
+          <w:rFonts w:eastAsia="Arial" w:cs="Arial" w:ascii="Arial" w:hAnsi="Arial"/>
+          <w:color w:val="000000"/>
+          <w:sz w:val="22"/>
+          <w:szCs w:val="22"/>
+        </w:rPr>
+      </w:r>
+    </w:p>
+    <w:p>
+      <w:pPr>
+        <w:pStyle w:val="Normal"/>
+        <w:numPr>
+          <w:ilvl w:val="0"/>
+          <w:numId w:val="1"/>
+        </w:numPr>
+        <w:spacing w:before="0" w:after="0"/>
+        <w:ind w:hanging="0" w:left="-566"/>
+        <w:jc w:val="center"/>
+        <w:rPr>
+          <w:rFonts w:ascii="Arial" w:hAnsi="Arial" w:eastAsia="Arial" w:cs="Arial"/>
+          <w:b/>
+          <w:color w:val="000000"/>
+          <w:sz w:val="22"/>
+          <w:szCs w:val="22"/>
+        </w:rPr>
+      </w:pPr>
+      <w:r>
+        <w:rPr>
+          <w:rFonts w:eastAsia="Arial" w:cs="Arial" w:ascii="Arial" w:hAnsi="Arial"/>
+          <w:b/>
+          <w:color w:val="000000"/>
+          <w:sz w:val="22"/>
+          <w:szCs w:val="22"/>
+        </w:rPr>
+        <w:t>Качество оказания услуги</w:t>
+      </w:r>
+    </w:p>
+    <w:p>
+      <w:pPr>
+        <w:pStyle w:val="Normal"/>
+        <w:numPr>
+          <w:ilvl w:val="1"/>
+          <w:numId w:val="1"/>
+        </w:numPr>
+        <w:spacing w:before="0" w:after="0"/>
+        <w:ind w:hanging="0" w:left="-566"/>
+        <w:rPr>
+          <w:rFonts w:ascii="Arial" w:hAnsi="Arial" w:eastAsia="Arial" w:cs="Arial"/>
+          <w:color w:val="000000"/>
+          <w:sz w:val="22"/>
+          <w:szCs w:val="22"/>
+        </w:rPr>
+      </w:pPr>
+      <w:r>
+        <w:rPr>
+          <w:rFonts w:eastAsia="Arial" w:cs="Arial" w:ascii="Arial" w:hAnsi="Arial"/>
+          <w:color w:val="000000"/>
+          <w:sz w:val="22"/>
+          <w:szCs w:val="22"/>
+        </w:rPr>
+        <w:t>Исполнитель гарантирует, что услуга будет оказана в том виде, в котором она будет описана при ее покупке и последующей активации.</w:t>
+      </w:r>
+    </w:p>
+    <w:p>
+      <w:pPr>
+        <w:pStyle w:val="Normal"/>
+        <w:numPr>
+          <w:ilvl w:val="1"/>
+          <w:numId w:val="1"/>
+        </w:numPr>
+        <w:spacing w:before="0" w:after="0"/>
+        <w:ind w:hanging="0" w:left="-566"/>
+        <w:rPr>
+          <w:rFonts w:ascii="Arial" w:hAnsi="Arial" w:eastAsia="Arial" w:cs="Arial"/>
+          <w:color w:val="000000"/>
+          <w:sz w:val="22"/>
+          <w:szCs w:val="22"/>
+        </w:rPr>
+      </w:pPr>
+      <w:r>
+        <w:rPr>
+          <w:rFonts w:eastAsia="Arial" w:cs="Arial" w:ascii="Arial" w:hAnsi="Arial"/>
+          <w:color w:val="000000"/>
+          <w:sz w:val="22"/>
+          <w:szCs w:val="22"/>
+        </w:rPr>
+        <w:t xml:space="preserve">Исполнитель не несет ответственности за то, что в результате оказания услуг </w:t>
+      </w:r>
+      <w:r>
+        <w:rPr>
+          <w:rFonts w:eastAsia="Arial" w:cs="Arial" w:ascii="Arial" w:hAnsi="Arial"/>
+          <w:sz w:val="22"/>
+          <w:szCs w:val="22"/>
+        </w:rPr>
+        <w:t>могут быть технические сбои в работе сторонних площадок</w:t>
+      </w:r>
+      <w:r>
+        <w:rPr>
+          <w:rFonts w:eastAsia="Arial" w:cs="Arial" w:ascii="Arial" w:hAnsi="Arial"/>
+          <w:color w:val="000000"/>
+          <w:sz w:val="22"/>
+          <w:szCs w:val="22"/>
+        </w:rPr>
+        <w:t xml:space="preserve">, так как данные результаты </w:t>
+      </w:r>
+      <w:r>
+        <w:rPr>
+          <w:rFonts w:eastAsia="Arial" w:cs="Arial" w:ascii="Arial" w:hAnsi="Arial"/>
+          <w:sz w:val="22"/>
+          <w:szCs w:val="22"/>
+        </w:rPr>
+        <w:t>зависят, в том числе</w:t>
+      </w:r>
+      <w:r>
+        <w:rPr>
+          <w:rFonts w:eastAsia="Arial" w:cs="Arial" w:ascii="Arial" w:hAnsi="Arial"/>
+          <w:color w:val="000000"/>
+          <w:sz w:val="22"/>
+          <w:szCs w:val="22"/>
+        </w:rPr>
+        <w:t xml:space="preserve"> от действий самого Пользователя, его информации по </w:t>
+      </w:r>
+      <w:r>
+        <w:rPr>
+          <w:rFonts w:eastAsia="Arial" w:cs="Arial" w:ascii="Arial" w:hAnsi="Arial"/>
+          <w:sz w:val="22"/>
+          <w:szCs w:val="22"/>
+        </w:rPr>
+        <w:t xml:space="preserve">заказу </w:t>
+      </w:r>
+      <w:r>
+        <w:rPr>
+          <w:rFonts w:eastAsia="Arial" w:cs="Arial" w:ascii="Arial" w:hAnsi="Arial"/>
+          <w:color w:val="000000"/>
+          <w:sz w:val="22"/>
+          <w:szCs w:val="22"/>
+        </w:rPr>
+        <w:t xml:space="preserve">и иных факторов, на которые Исполнитель не влияет. </w:t>
+      </w:r>
+    </w:p>
+    <w:p>
+      <w:pPr>
+        <w:pStyle w:val="Normal"/>
+        <w:spacing w:before="0" w:after="0"/>
+        <w:ind w:hanging="0" w:left="-566"/>
+        <w:rPr>
+          <w:rFonts w:ascii="Arial" w:hAnsi="Arial" w:eastAsia="Arial" w:cs="Arial"/>
+          <w:color w:val="000000"/>
+          <w:sz w:val="22"/>
+          <w:szCs w:val="22"/>
+        </w:rPr>
+      </w:pPr>
+      <w:r>
+        <w:rPr>
+          <w:rFonts w:eastAsia="Arial" w:cs="Arial" w:ascii="Arial" w:hAnsi="Arial"/>
+          <w:color w:val="000000"/>
+          <w:sz w:val="22"/>
+          <w:szCs w:val="22"/>
+        </w:rPr>
+      </w:r>
+    </w:p>
+    <w:p>
+      <w:pPr>
+        <w:pStyle w:val="Normal"/>
+        <w:numPr>
+          <w:ilvl w:val="0"/>
+          <w:numId w:val="1"/>
+        </w:numPr>
+        <w:spacing w:before="0" w:after="0"/>
+        <w:ind w:hanging="0" w:left="-566"/>
+        <w:jc w:val="center"/>
+        <w:rPr>
+          <w:rFonts w:ascii="Arial" w:hAnsi="Arial" w:eastAsia="Arial" w:cs="Arial"/>
+          <w:b/>
+          <w:color w:val="000000"/>
+          <w:sz w:val="22"/>
+          <w:szCs w:val="22"/>
+        </w:rPr>
+      </w:pPr>
+      <w:r>
+        <w:rPr>
+          <w:rFonts w:eastAsia="Arial" w:cs="Arial" w:ascii="Arial" w:hAnsi="Arial"/>
+          <w:b/>
+          <w:color w:val="000000"/>
+          <w:sz w:val="22"/>
+          <w:szCs w:val="22"/>
+        </w:rPr>
+        <w:t>Регистрация и авторизация на сайте</w:t>
+      </w:r>
+    </w:p>
+    <w:p>
+      <w:pPr>
+        <w:pStyle w:val="Normal"/>
+        <w:numPr>
+          <w:ilvl w:val="1"/>
+          <w:numId w:val="1"/>
+        </w:numPr>
+        <w:spacing w:before="0" w:after="0"/>
+        <w:ind w:hanging="0" w:left="-566"/>
+        <w:rPr>
+          <w:rFonts w:ascii="Arial" w:hAnsi="Arial" w:eastAsia="Arial" w:cs="Arial"/>
+          <w:color w:val="000000"/>
+          <w:sz w:val="22"/>
+          <w:szCs w:val="22"/>
+        </w:rPr>
+      </w:pPr>
+      <w:r>
+        <w:rPr>
+          <w:rFonts w:eastAsia="Arial" w:cs="Arial" w:ascii="Arial" w:hAnsi="Arial"/>
+          <w:color w:val="000000"/>
+          <w:sz w:val="22"/>
+          <w:szCs w:val="22"/>
+        </w:rPr>
+        <w:t xml:space="preserve">Для использования функций Платформы Пользователь регистрируется, создавая личный кабинет, где может пополнять баланс, просматривать историю операций и заказов, связываться с поддержкой и изменять личные данные. При регистрации Пользователь указывает свои персональные данные и обязуется предоставить достоверную информацию. Данные обрабатываются Исполнителем в соответствии с политикой конфиденциальности. </w:t>
+      </w:r>
+    </w:p>
+    <w:p>
+      <w:pPr>
+        <w:pStyle w:val="Normal"/>
+        <w:numPr>
+          <w:ilvl w:val="1"/>
+          <w:numId w:val="1"/>
+        </w:numPr>
+        <w:spacing w:before="0" w:after="0"/>
+        <w:ind w:hanging="0" w:left="-566"/>
+        <w:rPr>
+          <w:rFonts w:ascii="Arial" w:hAnsi="Arial" w:eastAsia="Arial" w:cs="Arial"/>
+          <w:color w:val="000000"/>
+          <w:sz w:val="22"/>
+          <w:szCs w:val="22"/>
+        </w:rPr>
+      </w:pPr>
+      <w:r>
+        <w:rPr>
+          <w:rFonts w:eastAsia="Arial" w:cs="Arial" w:ascii="Arial" w:hAnsi="Arial"/>
+          <w:color w:val="000000"/>
+          <w:sz w:val="22"/>
+          <w:szCs w:val="22"/>
+        </w:rPr>
+        <w:t>Регистрация на сайте означает полный и безоговорочный акцепт настоящей публичной оферты.</w:t>
+      </w:r>
+    </w:p>
+    <w:p>
+      <w:pPr>
+        <w:pStyle w:val="Normal"/>
+        <w:spacing w:before="0" w:after="0"/>
+        <w:ind w:hanging="0" w:left="-566"/>
+        <w:rPr>
+          <w:rFonts w:ascii="Arial" w:hAnsi="Arial" w:eastAsia="Arial" w:cs="Arial"/>
+          <w:color w:val="000000"/>
+          <w:sz w:val="22"/>
+          <w:szCs w:val="22"/>
+        </w:rPr>
+      </w:pPr>
+      <w:r>
+        <w:rPr>
+          <w:rFonts w:eastAsia="Arial" w:cs="Arial" w:ascii="Arial" w:hAnsi="Arial"/>
+          <w:color w:val="000000"/>
+          <w:sz w:val="22"/>
+          <w:szCs w:val="22"/>
+        </w:rPr>
+      </w:r>
+    </w:p>
+    <w:p>
+      <w:pPr>
+        <w:pStyle w:val="Normal"/>
+        <w:numPr>
+          <w:ilvl w:val="0"/>
+          <w:numId w:val="1"/>
+        </w:numPr>
+        <w:spacing w:before="0" w:after="0"/>
+        <w:ind w:hanging="0" w:left="-566"/>
+        <w:jc w:val="center"/>
+        <w:rPr>
+          <w:rFonts w:ascii="Arial" w:hAnsi="Arial" w:eastAsia="Arial" w:cs="Arial"/>
+          <w:b/>
+          <w:color w:val="000000"/>
+          <w:sz w:val="22"/>
+          <w:szCs w:val="22"/>
+        </w:rPr>
+      </w:pPr>
+      <w:r>
+        <w:rPr>
+          <w:rFonts w:eastAsia="Arial" w:cs="Arial" w:ascii="Arial" w:hAnsi="Arial"/>
+          <w:b/>
+          <w:color w:val="000000"/>
+          <w:sz w:val="22"/>
+          <w:szCs w:val="22"/>
+        </w:rPr>
+        <w:t>Партнерская программа</w:t>
+      </w:r>
+    </w:p>
+    <w:p>
+      <w:pPr>
+        <w:pStyle w:val="Normal"/>
+        <w:numPr>
+          <w:ilvl w:val="1"/>
+          <w:numId w:val="1"/>
+        </w:numPr>
+        <w:spacing w:before="0" w:after="0"/>
+        <w:ind w:hanging="0" w:left="-566"/>
+        <w:rPr>
+          <w:rFonts w:ascii="Arial" w:hAnsi="Arial" w:eastAsia="Arial" w:cs="Arial"/>
+          <w:color w:val="000000"/>
+          <w:sz w:val="22"/>
+          <w:szCs w:val="22"/>
+        </w:rPr>
+      </w:pPr>
+      <w:r>
+        <w:rPr>
+          <w:rFonts w:eastAsia="Arial" w:cs="Arial" w:ascii="Arial" w:hAnsi="Arial"/>
+          <w:color w:val="000000"/>
+          <w:sz w:val="22"/>
+          <w:szCs w:val="22"/>
+        </w:rPr>
+        <w:t>Каждый Пользователь может участвовать в партнерской программе Исполнителя.</w:t>
+      </w:r>
+    </w:p>
+    <w:p>
+      <w:pPr>
+        <w:pStyle w:val="Normal"/>
+        <w:numPr>
+          <w:ilvl w:val="1"/>
+          <w:numId w:val="1"/>
+        </w:numPr>
+        <w:spacing w:before="0" w:after="0"/>
+        <w:ind w:hanging="0" w:left="-566"/>
+        <w:rPr>
+          <w:rFonts w:ascii="Arial" w:hAnsi="Arial" w:eastAsia="Arial" w:cs="Arial"/>
+          <w:color w:val="000000"/>
+          <w:sz w:val="22"/>
+          <w:szCs w:val="22"/>
+        </w:rPr>
+      </w:pPr>
+      <w:r>
+        <w:rPr>
+          <w:rFonts w:eastAsia="Arial" w:cs="Arial" w:ascii="Arial" w:hAnsi="Arial"/>
+          <w:color w:val="000000"/>
+          <w:sz w:val="22"/>
+          <w:szCs w:val="22"/>
+        </w:rPr>
+        <w:t>Пользователь участвует в партнерской программе с помощью соответствующего уникального кода, доступного в личном кабинете Пользователя.</w:t>
+      </w:r>
+    </w:p>
+    <w:p>
+      <w:pPr>
+        <w:pStyle w:val="Normal"/>
+        <w:numPr>
+          <w:ilvl w:val="1"/>
+          <w:numId w:val="1"/>
+        </w:numPr>
+        <w:spacing w:before="0" w:after="0"/>
+        <w:ind w:hanging="0" w:left="-566"/>
+        <w:rPr>
+          <w:rFonts w:ascii="Arial" w:hAnsi="Arial" w:eastAsia="Arial" w:cs="Arial"/>
+          <w:color w:val="000000"/>
+          <w:sz w:val="22"/>
+          <w:szCs w:val="22"/>
+        </w:rPr>
+      </w:pPr>
+      <w:r>
+        <w:rPr>
+          <w:rFonts w:eastAsia="Arial" w:cs="Arial" w:ascii="Arial" w:hAnsi="Arial"/>
+          <w:color w:val="000000"/>
+          <w:sz w:val="22"/>
+          <w:szCs w:val="22"/>
+        </w:rPr>
+        <w:t xml:space="preserve">Вознаграждение пользователя </w:t>
+      </w:r>
+      <w:r>
+        <w:rPr>
+          <w:rFonts w:eastAsia="Arial" w:cs="Arial" w:ascii="Arial" w:hAnsi="Arial"/>
+          <w:sz w:val="22"/>
+          <w:szCs w:val="22"/>
+        </w:rPr>
+        <w:t xml:space="preserve">указано в меню Финансы </w:t>
+      </w:r>
+      <w:r>
+        <w:rPr>
+          <w:rFonts w:eastAsia="Arial" w:cs="Arial" w:ascii="Arial" w:hAnsi="Arial"/>
+          <w:color w:val="000000"/>
+          <w:sz w:val="22"/>
+          <w:szCs w:val="22"/>
+        </w:rPr>
+        <w:t>за каждого нового пользователя, использовавшего уникальный код или уникальную реферальную ссылку Пользователя при регистрации и последующей оплате услуг, при условии активации оплаченных услуг.</w:t>
+      </w:r>
+    </w:p>
+    <w:p>
+      <w:pPr>
+        <w:pStyle w:val="Normal"/>
+        <w:spacing w:before="0" w:after="0"/>
+        <w:ind w:hanging="0" w:left="-566"/>
+        <w:rPr>
+          <w:rFonts w:ascii="Arial" w:hAnsi="Arial" w:eastAsia="Arial" w:cs="Arial"/>
+          <w:color w:val="000000"/>
+          <w:sz w:val="22"/>
+          <w:szCs w:val="22"/>
+        </w:rPr>
+      </w:pPr>
+      <w:r>
+        <w:rPr>
+          <w:rFonts w:eastAsia="Arial" w:cs="Arial" w:ascii="Arial" w:hAnsi="Arial"/>
+          <w:color w:val="000000"/>
+          <w:sz w:val="22"/>
+          <w:szCs w:val="22"/>
+        </w:rPr>
+      </w:r>
+    </w:p>
+    <w:p>
+      <w:pPr>
+        <w:pStyle w:val="Normal"/>
+        <w:numPr>
+          <w:ilvl w:val="0"/>
+          <w:numId w:val="1"/>
+        </w:numPr>
+        <w:spacing w:before="0" w:after="0"/>
+        <w:ind w:hanging="0" w:left="-566"/>
+        <w:jc w:val="center"/>
+        <w:rPr>
+          <w:rFonts w:ascii="Arial" w:hAnsi="Arial" w:eastAsia="Arial" w:cs="Arial"/>
+          <w:b/>
+          <w:color w:val="000000"/>
+          <w:sz w:val="22"/>
+          <w:szCs w:val="22"/>
+        </w:rPr>
+      </w:pPr>
+      <w:r>
+        <w:rPr>
+          <w:rFonts w:eastAsia="Arial" w:cs="Arial" w:ascii="Arial" w:hAnsi="Arial"/>
+          <w:b/>
+          <w:color w:val="000000"/>
+          <w:sz w:val="22"/>
+          <w:szCs w:val="22"/>
+        </w:rPr>
+        <w:t>Интеллектуальная собственность и ограничения при использовании Платформы</w:t>
+      </w:r>
+    </w:p>
+    <w:p>
+      <w:pPr>
+        <w:pStyle w:val="Normal"/>
+        <w:numPr>
+          <w:ilvl w:val="1"/>
+          <w:numId w:val="1"/>
+        </w:numPr>
+        <w:spacing w:before="0" w:after="0"/>
+        <w:ind w:hanging="0" w:left="-566"/>
+        <w:rPr>
+          <w:rFonts w:ascii="Arial" w:hAnsi="Arial" w:eastAsia="Arial" w:cs="Arial"/>
+          <w:color w:val="000000"/>
+          <w:sz w:val="22"/>
+          <w:szCs w:val="22"/>
+        </w:rPr>
+      </w:pPr>
+      <w:r>
+        <w:rPr>
+          <w:rFonts w:eastAsia="Arial" w:cs="Arial" w:ascii="Arial" w:hAnsi="Arial"/>
+          <w:color w:val="000000"/>
+          <w:sz w:val="22"/>
+          <w:szCs w:val="22"/>
+        </w:rPr>
+        <w:t> </w:t>
+      </w:r>
+      <w:r>
+        <w:rPr>
+          <w:rFonts w:eastAsia="Arial" w:cs="Arial" w:ascii="Arial" w:hAnsi="Arial"/>
+          <w:color w:val="000000"/>
+          <w:sz w:val="22"/>
+          <w:szCs w:val="22"/>
+        </w:rPr>
+        <w:t>Используя материалы Исполнителя, а также используя Платформу, Пользователь признает и соглашается с тем, что все содержимое Платформы, алгоритмы, дизайн, логотипы, контент и структура содержимого Платформы защищены авторским правом, правом на товарный знак и другими правами на результаты интеллектуальной деятельности и что указанные права являются действительными и охраняются во всех формах, на всех носителях и в отношении всех технологий, как существующих в настоящее время, так и разработанных или созданных впоследствии. Никакие права на любое содержимое материалов и Платформы, принадлежащих Исполнителю, включая, помимо прочего, аудиовизуальные произведения, текстовые и графические материалы, программы для ЭВМ, товарные знаки не переходят к Пользователю в результате пользования материалами и Платформой и заключения Договора.</w:t>
+      </w:r>
+    </w:p>
+    <w:p>
+      <w:pPr>
+        <w:pStyle w:val="Normal"/>
+        <w:numPr>
+          <w:ilvl w:val="1"/>
+          <w:numId w:val="1"/>
+        </w:numPr>
+        <w:spacing w:before="0" w:after="0"/>
+        <w:ind w:hanging="0" w:left="-566"/>
+        <w:rPr>
+          <w:rFonts w:ascii="Arial" w:hAnsi="Arial" w:eastAsia="Arial" w:cs="Arial"/>
+          <w:color w:val="000000"/>
+          <w:sz w:val="22"/>
+          <w:szCs w:val="22"/>
+        </w:rPr>
+      </w:pPr>
+      <w:r>
+        <w:rPr>
+          <w:rFonts w:eastAsia="Arial" w:cs="Arial" w:ascii="Arial" w:hAnsi="Arial"/>
+          <w:color w:val="000000"/>
+          <w:sz w:val="22"/>
+          <w:szCs w:val="22"/>
+        </w:rPr>
+        <w:t>Пользователю запрещается копировать, модифицировать, изменять, удалять, дополнять, публиковать, передавать какую-либо информацию, полученную на Платформе, кроме случаев, когда такая функция прямо предусмотрена на Платформе.</w:t>
+      </w:r>
+    </w:p>
+    <w:p>
+      <w:pPr>
+        <w:pStyle w:val="Normal"/>
+        <w:numPr>
+          <w:ilvl w:val="1"/>
+          <w:numId w:val="1"/>
+        </w:numPr>
+        <w:spacing w:before="0" w:after="0"/>
+        <w:ind w:hanging="0" w:left="-566"/>
+        <w:rPr>
+          <w:rFonts w:ascii="Arial" w:hAnsi="Arial" w:eastAsia="Arial" w:cs="Arial"/>
+          <w:color w:val="000000"/>
+          <w:sz w:val="22"/>
+          <w:szCs w:val="22"/>
+        </w:rPr>
+      </w:pPr>
+      <w:r>
+        <w:rPr>
+          <w:rFonts w:eastAsia="Arial" w:cs="Arial" w:ascii="Arial" w:hAnsi="Arial"/>
+          <w:color w:val="000000"/>
+          <w:sz w:val="22"/>
+          <w:szCs w:val="22"/>
+        </w:rPr>
+        <w:t>Пользователю запрещается:</w:t>
+      </w:r>
+    </w:p>
+    <w:p>
+      <w:pPr>
+        <w:pStyle w:val="Normal"/>
+        <w:numPr>
+          <w:ilvl w:val="2"/>
+          <w:numId w:val="1"/>
+        </w:numPr>
+        <w:spacing w:before="0" w:after="0"/>
+        <w:ind w:hanging="0" w:left="-566"/>
+        <w:rPr>
+          <w:rFonts w:ascii="Arial" w:hAnsi="Arial" w:eastAsia="Arial" w:cs="Arial"/>
+          <w:color w:val="000000"/>
+          <w:sz w:val="22"/>
+          <w:szCs w:val="22"/>
+        </w:rPr>
+      </w:pPr>
+      <w:r>
+        <w:rPr>
+          <w:rFonts w:eastAsia="Arial" w:cs="Arial" w:ascii="Arial" w:hAnsi="Arial"/>
+          <w:color w:val="000000"/>
+          <w:sz w:val="22"/>
+          <w:szCs w:val="22"/>
+        </w:rPr>
+        <w:t>копировать либо иным способом использовать программную часть Платформы, а также ее дизайн.</w:t>
+      </w:r>
+    </w:p>
+    <w:p>
+      <w:pPr>
+        <w:pStyle w:val="Normal"/>
+        <w:numPr>
+          <w:ilvl w:val="2"/>
+          <w:numId w:val="1"/>
+        </w:numPr>
+        <w:spacing w:before="0" w:after="0"/>
+        <w:ind w:hanging="0" w:left="-566"/>
+        <w:rPr>
+          <w:rFonts w:ascii="Arial" w:hAnsi="Arial" w:eastAsia="Arial" w:cs="Arial"/>
+          <w:color w:val="000000"/>
+          <w:sz w:val="22"/>
+          <w:szCs w:val="22"/>
+        </w:rPr>
+      </w:pPr>
+      <w:r>
+        <w:rPr>
+          <w:rFonts w:eastAsia="Arial" w:cs="Arial" w:ascii="Arial" w:hAnsi="Arial"/>
+          <w:color w:val="000000"/>
+          <w:sz w:val="22"/>
+          <w:szCs w:val="22"/>
+        </w:rPr>
+        <w:t>использовать персональные данные третьих лиц на Платформе, без их согласия, в том числе домашние адреса, телефоны, паспортные данные, адреса электронной почты.</w:t>
+      </w:r>
+    </w:p>
+    <w:p>
+      <w:pPr>
+        <w:pStyle w:val="Normal"/>
+        <w:numPr>
+          <w:ilvl w:val="2"/>
+          <w:numId w:val="1"/>
+        </w:numPr>
+        <w:spacing w:before="0" w:after="0"/>
+        <w:ind w:hanging="0" w:left="-566"/>
+        <w:rPr>
+          <w:rFonts w:ascii="Arial" w:hAnsi="Arial" w:eastAsia="Arial" w:cs="Arial"/>
+          <w:color w:val="000000"/>
+          <w:sz w:val="22"/>
+          <w:szCs w:val="22"/>
+        </w:rPr>
+      </w:pPr>
+      <w:r>
+        <w:rPr>
+          <w:rFonts w:eastAsia="Arial" w:cs="Arial" w:ascii="Arial" w:hAnsi="Arial"/>
+          <w:color w:val="000000"/>
+          <w:sz w:val="22"/>
+          <w:szCs w:val="22"/>
+        </w:rPr>
+        <w:t>изменять каким бы то ни было способом программную часть Платформы, совершать действия, направленные на изменение функционирования и работоспособности Платформы.</w:t>
+      </w:r>
+    </w:p>
+    <w:p>
+      <w:pPr>
+        <w:pStyle w:val="Normal"/>
+        <w:numPr>
+          <w:ilvl w:val="2"/>
+          <w:numId w:val="1"/>
+        </w:numPr>
+        <w:spacing w:before="0" w:after="0"/>
+        <w:ind w:hanging="0" w:left="-566"/>
+        <w:rPr>
+          <w:rFonts w:ascii="Arial" w:hAnsi="Arial" w:eastAsia="Arial" w:cs="Arial"/>
+          <w:color w:val="000000"/>
+          <w:sz w:val="22"/>
+          <w:szCs w:val="22"/>
+        </w:rPr>
+      </w:pPr>
+      <w:r>
+        <w:rPr>
+          <w:rFonts w:eastAsia="Arial" w:cs="Arial" w:ascii="Arial" w:hAnsi="Arial"/>
+          <w:color w:val="000000"/>
+          <w:sz w:val="22"/>
+          <w:szCs w:val="22"/>
+        </w:rPr>
+        <w:t>использовать Платформу для увеличения активности контента, нарушающего исключительные права третьих лиц.</w:t>
+      </w:r>
+    </w:p>
+    <w:p>
+      <w:pPr>
+        <w:pStyle w:val="Normal"/>
+        <w:spacing w:before="0" w:after="0"/>
+        <w:ind w:hanging="0" w:left="-566"/>
+        <w:rPr>
+          <w:rFonts w:ascii="Arial" w:hAnsi="Arial" w:eastAsia="Arial" w:cs="Arial"/>
+          <w:color w:val="000000"/>
+          <w:sz w:val="22"/>
+          <w:szCs w:val="22"/>
+        </w:rPr>
+      </w:pPr>
+      <w:r>
+        <w:rPr>
+          <w:rFonts w:eastAsia="Arial" w:cs="Arial" w:ascii="Arial" w:hAnsi="Arial"/>
+          <w:color w:val="000000"/>
+          <w:sz w:val="22"/>
+          <w:szCs w:val="22"/>
+        </w:rPr>
+      </w:r>
+    </w:p>
+    <w:p>
+      <w:pPr>
+        <w:pStyle w:val="Normal"/>
+        <w:numPr>
+          <w:ilvl w:val="0"/>
+          <w:numId w:val="1"/>
+        </w:numPr>
+        <w:spacing w:before="0" w:after="0"/>
+        <w:ind w:hanging="0" w:left="-566"/>
+        <w:jc w:val="center"/>
+        <w:rPr>
+          <w:rFonts w:ascii="Arial" w:hAnsi="Arial" w:eastAsia="Arial" w:cs="Arial"/>
+          <w:b/>
+          <w:color w:val="000000"/>
+          <w:sz w:val="22"/>
+          <w:szCs w:val="22"/>
+        </w:rPr>
+      </w:pPr>
+      <w:r>
+        <w:rPr>
+          <w:rFonts w:eastAsia="Arial" w:cs="Arial" w:ascii="Arial" w:hAnsi="Arial"/>
+          <w:b/>
+          <w:color w:val="000000"/>
+          <w:sz w:val="22"/>
+          <w:szCs w:val="22"/>
+        </w:rPr>
+        <w:t>Права и обязанности Сторон</w:t>
+      </w:r>
+    </w:p>
+    <w:p>
+      <w:pPr>
+        <w:pStyle w:val="Normal"/>
+        <w:numPr>
+          <w:ilvl w:val="1"/>
+          <w:numId w:val="1"/>
+        </w:numPr>
+        <w:spacing w:before="0" w:after="0"/>
+        <w:ind w:hanging="0" w:left="-566"/>
+        <w:rPr>
+          <w:rFonts w:ascii="Arial" w:hAnsi="Arial" w:eastAsia="Arial" w:cs="Arial"/>
+          <w:color w:val="000000"/>
+          <w:sz w:val="22"/>
+          <w:szCs w:val="22"/>
+        </w:rPr>
+      </w:pPr>
+      <w:r>
+        <w:rPr>
+          <w:rFonts w:eastAsia="Arial" w:cs="Arial" w:ascii="Arial" w:hAnsi="Arial"/>
+          <w:color w:val="000000"/>
+          <w:sz w:val="22"/>
+          <w:szCs w:val="22"/>
+        </w:rPr>
+        <w:t>Исполнитель имеет право:</w:t>
+      </w:r>
+    </w:p>
+    <w:p>
+      <w:pPr>
+        <w:pStyle w:val="Normal"/>
+        <w:numPr>
+          <w:ilvl w:val="2"/>
+          <w:numId w:val="1"/>
+        </w:numPr>
+        <w:spacing w:before="0" w:after="0"/>
+        <w:ind w:hanging="0" w:left="-566"/>
+        <w:rPr>
+          <w:rFonts w:ascii="Arial" w:hAnsi="Arial" w:eastAsia="Arial" w:cs="Arial"/>
+          <w:color w:val="000000"/>
+          <w:sz w:val="22"/>
+          <w:szCs w:val="22"/>
+        </w:rPr>
+      </w:pPr>
+      <w:r>
+        <w:rPr>
+          <w:rFonts w:eastAsia="Arial" w:cs="Arial" w:ascii="Arial" w:hAnsi="Arial"/>
+          <w:color w:val="000000"/>
+          <w:sz w:val="22"/>
+          <w:szCs w:val="22"/>
+        </w:rPr>
+        <w:t xml:space="preserve">Исполнитель вправе в одностороннем порядке время от времени вносить изменения в настоящий Договор. Текст измененного Договора будет доступен на сайте Платформы. Пользователь обязан самостоятельно проверять условия таких изменений. При совершении действий по использованию Платформы после внесения изменений в Договор и их опубликования на сайте Платформы, Пользователь подтверждает согласие с такими изменениями Договора. </w:t>
+      </w:r>
+    </w:p>
+    <w:p>
+      <w:pPr>
+        <w:pStyle w:val="Normal"/>
+        <w:numPr>
+          <w:ilvl w:val="2"/>
+          <w:numId w:val="1"/>
+        </w:numPr>
+        <w:spacing w:before="0" w:after="0"/>
+        <w:ind w:hanging="0" w:left="-566"/>
+        <w:rPr>
+          <w:rFonts w:ascii="Arial" w:hAnsi="Arial" w:eastAsia="Arial" w:cs="Arial"/>
+          <w:color w:val="000000"/>
+          <w:sz w:val="22"/>
+          <w:szCs w:val="22"/>
+        </w:rPr>
+      </w:pPr>
+      <w:r>
+        <w:rPr>
+          <w:rFonts w:eastAsia="Arial" w:cs="Arial" w:ascii="Arial" w:hAnsi="Arial"/>
+          <w:color w:val="000000"/>
+          <w:sz w:val="22"/>
+          <w:szCs w:val="22"/>
+        </w:rPr>
+        <w:t xml:space="preserve">Отказать Пользователю в оказании услуг, в том числе путем блокировки, если Исполнитель посчитает, что Пользователь нарушает, намеревается нарушить или допускает нарушение законодательства РФ в любой его части, в том числе посягает на права и законные интересы других лиц. </w:t>
+      </w:r>
+    </w:p>
+    <w:p>
+      <w:pPr>
+        <w:pStyle w:val="Normal"/>
+        <w:numPr>
+          <w:ilvl w:val="2"/>
+          <w:numId w:val="1"/>
+        </w:numPr>
+        <w:spacing w:before="0" w:after="0"/>
+        <w:ind w:hanging="0" w:left="-566"/>
+        <w:rPr>
+          <w:rFonts w:ascii="Arial" w:hAnsi="Arial" w:eastAsia="Arial" w:cs="Arial"/>
+          <w:color w:val="000000"/>
+          <w:sz w:val="22"/>
+          <w:szCs w:val="22"/>
+        </w:rPr>
+      </w:pPr>
+      <w:r>
+        <w:rPr>
+          <w:rFonts w:eastAsia="Arial" w:cs="Arial" w:ascii="Arial" w:hAnsi="Arial"/>
+          <w:color w:val="000000"/>
+          <w:sz w:val="22"/>
+          <w:szCs w:val="22"/>
+        </w:rPr>
+        <w:t xml:space="preserve">Пользователь обязуется: </w:t>
+      </w:r>
+    </w:p>
+    <w:p>
+      <w:pPr>
+        <w:pStyle w:val="Normal"/>
+        <w:numPr>
+          <w:ilvl w:val="3"/>
+          <w:numId w:val="1"/>
+        </w:numPr>
+        <w:spacing w:before="0" w:after="0"/>
+        <w:ind w:hanging="0" w:left="-566"/>
+        <w:rPr>
+          <w:rFonts w:ascii="Arial" w:hAnsi="Arial" w:eastAsia="Arial" w:cs="Arial"/>
+          <w:color w:val="000000"/>
+          <w:sz w:val="22"/>
+          <w:szCs w:val="22"/>
+        </w:rPr>
+      </w:pPr>
+      <w:r>
+        <w:rPr>
+          <w:rFonts w:eastAsia="Arial" w:cs="Arial" w:ascii="Arial" w:hAnsi="Arial"/>
+          <w:color w:val="000000"/>
+          <w:sz w:val="22"/>
+          <w:szCs w:val="22"/>
+        </w:rPr>
+        <w:t>соблюдать условия настоящего Договора, с вносимыми время от время изменениями, а в случае несогласия с такими изменениями прекратить использование Платформы.</w:t>
+      </w:r>
+    </w:p>
+    <w:p>
+      <w:pPr>
+        <w:pStyle w:val="Normal"/>
+        <w:numPr>
+          <w:ilvl w:val="3"/>
+          <w:numId w:val="1"/>
+        </w:numPr>
+        <w:spacing w:before="0" w:after="0"/>
+        <w:ind w:hanging="0" w:left="-566"/>
+        <w:rPr>
+          <w:rFonts w:ascii="Arial" w:hAnsi="Arial" w:eastAsia="Arial" w:cs="Arial"/>
+          <w:color w:val="000000"/>
+          <w:sz w:val="22"/>
+          <w:szCs w:val="22"/>
+        </w:rPr>
+      </w:pPr>
+      <w:r>
+        <w:rPr>
+          <w:rFonts w:eastAsia="Arial" w:cs="Arial" w:ascii="Arial" w:hAnsi="Arial"/>
+          <w:color w:val="000000"/>
+          <w:sz w:val="22"/>
+          <w:szCs w:val="22"/>
+        </w:rPr>
+        <w:t>соблюдать законодательство РФ или иной применимой юрисдикции при использовании Платформы.</w:t>
+      </w:r>
+    </w:p>
+    <w:p>
+      <w:pPr>
+        <w:pStyle w:val="Normal"/>
+        <w:spacing w:before="0" w:after="0"/>
+        <w:ind w:hanging="0" w:left="-566"/>
+        <w:rPr>
+          <w:rFonts w:ascii="Arial" w:hAnsi="Arial" w:eastAsia="Arial" w:cs="Arial"/>
+          <w:color w:val="000000"/>
+          <w:sz w:val="22"/>
+          <w:szCs w:val="22"/>
+        </w:rPr>
+      </w:pPr>
+      <w:r>
+        <w:rPr>
+          <w:rFonts w:eastAsia="Arial" w:cs="Arial" w:ascii="Arial" w:hAnsi="Arial"/>
+          <w:color w:val="000000"/>
+          <w:sz w:val="22"/>
+          <w:szCs w:val="22"/>
+        </w:rPr>
+      </w:r>
+    </w:p>
+    <w:p>
+      <w:pPr>
+        <w:pStyle w:val="Normal"/>
+        <w:numPr>
+          <w:ilvl w:val="0"/>
+          <w:numId w:val="1"/>
+        </w:numPr>
+        <w:spacing w:before="0" w:after="0"/>
+        <w:ind w:hanging="0" w:left="-566"/>
+        <w:jc w:val="center"/>
+        <w:rPr>
+          <w:rFonts w:ascii="Arial" w:hAnsi="Arial" w:eastAsia="Arial" w:cs="Arial"/>
+          <w:b/>
+          <w:color w:val="000000"/>
+          <w:sz w:val="22"/>
+          <w:szCs w:val="22"/>
+        </w:rPr>
+      </w:pPr>
+      <w:r>
+        <w:rPr>
+          <w:rFonts w:eastAsia="Arial" w:cs="Arial" w:ascii="Arial" w:hAnsi="Arial"/>
+          <w:b/>
+          <w:color w:val="000000"/>
+          <w:sz w:val="22"/>
+          <w:szCs w:val="22"/>
+        </w:rPr>
+        <w:t>Ограничение ответственности</w:t>
+      </w:r>
+    </w:p>
+    <w:p>
+      <w:pPr>
+        <w:pStyle w:val="Normal"/>
+        <w:numPr>
+          <w:ilvl w:val="1"/>
+          <w:numId w:val="1"/>
+        </w:numPr>
+        <w:spacing w:before="0" w:after="0"/>
+        <w:ind w:hanging="0" w:left="-566"/>
+        <w:rPr>
+          <w:rFonts w:ascii="Arial" w:hAnsi="Arial" w:eastAsia="Arial" w:cs="Arial"/>
+          <w:color w:val="000000"/>
+          <w:sz w:val="22"/>
+          <w:szCs w:val="22"/>
+        </w:rPr>
+      </w:pPr>
+      <w:r>
+        <w:rPr>
+          <w:rFonts w:eastAsia="Arial" w:cs="Arial" w:ascii="Arial" w:hAnsi="Arial"/>
+          <w:color w:val="000000"/>
+          <w:sz w:val="22"/>
+          <w:szCs w:val="22"/>
+        </w:rPr>
+        <w:t>Исполнитель не несет ответственности за сбои в работе, вызванные третьими лицами (сбои интернета, технические проблемы на стороне платформ, интегрированных с Платформой), а также за действия любых иных третьих лиц.</w:t>
+      </w:r>
+    </w:p>
+    <w:p>
+      <w:pPr>
+        <w:pStyle w:val="Normal"/>
+        <w:numPr>
+          <w:ilvl w:val="1"/>
+          <w:numId w:val="1"/>
+        </w:numPr>
+        <w:spacing w:before="0" w:after="0"/>
+        <w:ind w:hanging="0" w:left="-566"/>
+        <w:rPr>
+          <w:rFonts w:ascii="Arial" w:hAnsi="Arial" w:eastAsia="Arial" w:cs="Arial"/>
+          <w:color w:val="000000"/>
+          <w:sz w:val="22"/>
+          <w:szCs w:val="22"/>
+        </w:rPr>
+      </w:pPr>
+      <w:r>
+        <w:rPr>
+          <w:rFonts w:eastAsia="Arial" w:cs="Arial" w:ascii="Arial" w:hAnsi="Arial"/>
+          <w:color w:val="000000"/>
+          <w:sz w:val="22"/>
+          <w:szCs w:val="22"/>
+        </w:rPr>
+        <w:t xml:space="preserve">Исполнитель не несет ответственности в случае блокировки аккаунта, канала, удаления постов и иных ограничений, применяемых администрацией </w:t>
+      </w:r>
+      <w:r>
+        <w:rPr>
+          <w:rFonts w:eastAsia="Arial" w:cs="Arial" w:ascii="Arial" w:hAnsi="Arial"/>
+          <w:sz w:val="22"/>
+          <w:szCs w:val="22"/>
+        </w:rPr>
+        <w:t>маркетплейсов и интернет-магазинов</w:t>
+      </w:r>
+      <w:r>
+        <w:rPr>
+          <w:rFonts w:eastAsia="Arial" w:cs="Arial" w:ascii="Arial" w:hAnsi="Arial"/>
+          <w:color w:val="000000"/>
+          <w:sz w:val="22"/>
+          <w:szCs w:val="22"/>
+        </w:rPr>
+        <w:t>.</w:t>
+      </w:r>
+    </w:p>
+    <w:p>
+      <w:pPr>
+        <w:pStyle w:val="Normal"/>
+        <w:numPr>
+          <w:ilvl w:val="1"/>
+          <w:numId w:val="1"/>
+        </w:numPr>
+        <w:spacing w:before="0" w:after="0"/>
+        <w:ind w:hanging="0" w:left="-566"/>
+        <w:rPr>
+          <w:rFonts w:ascii="Arial" w:hAnsi="Arial" w:eastAsia="Arial" w:cs="Arial"/>
+          <w:color w:val="000000"/>
+          <w:sz w:val="22"/>
+          <w:szCs w:val="22"/>
+        </w:rPr>
+      </w:pPr>
+      <w:r>
+        <w:rPr>
+          <w:rFonts w:eastAsia="Arial" w:cs="Arial" w:ascii="Arial" w:hAnsi="Arial"/>
+          <w:color w:val="000000"/>
+          <w:sz w:val="22"/>
+          <w:szCs w:val="22"/>
+        </w:rPr>
+        <w:t>Пользователь подтверждает, что будет использовать Платформу только для тех</w:t>
+      </w:r>
+      <w:r>
+        <w:rPr>
+          <w:rFonts w:eastAsia="Arial" w:cs="Arial" w:ascii="Arial" w:hAnsi="Arial"/>
+          <w:sz w:val="22"/>
+          <w:szCs w:val="22"/>
+        </w:rPr>
+        <w:t xml:space="preserve"> магазинов</w:t>
+      </w:r>
+      <w:r>
+        <w:rPr>
+          <w:rFonts w:eastAsia="Arial" w:cs="Arial" w:ascii="Arial" w:hAnsi="Arial"/>
+          <w:color w:val="000000"/>
+          <w:sz w:val="22"/>
+          <w:szCs w:val="22"/>
+        </w:rPr>
+        <w:t xml:space="preserve">, владельцем которых он является, или им получено согласие в письменном виде от владельца </w:t>
+      </w:r>
+      <w:r>
+        <w:rPr>
+          <w:rFonts w:eastAsia="Arial" w:cs="Arial" w:ascii="Arial" w:hAnsi="Arial"/>
+          <w:sz w:val="22"/>
+          <w:szCs w:val="22"/>
+        </w:rPr>
+        <w:t>магазина</w:t>
+      </w:r>
+      <w:r>
+        <w:rPr>
+          <w:rFonts w:eastAsia="Arial" w:cs="Arial" w:ascii="Arial" w:hAnsi="Arial"/>
+          <w:color w:val="000000"/>
+          <w:sz w:val="22"/>
+          <w:szCs w:val="22"/>
+        </w:rPr>
+        <w:t xml:space="preserve"> для оказания услуг с помощью Платформы в отношении такого канала.</w:t>
+      </w:r>
+    </w:p>
+    <w:p>
+      <w:pPr>
+        <w:pStyle w:val="Normal"/>
+        <w:spacing w:before="0" w:after="0"/>
+        <w:ind w:hanging="0" w:left="-566"/>
+        <w:rPr>
+          <w:rFonts w:ascii="Arial" w:hAnsi="Arial" w:eastAsia="Arial" w:cs="Arial"/>
+          <w:color w:val="000000"/>
+          <w:sz w:val="22"/>
+          <w:szCs w:val="22"/>
+        </w:rPr>
+      </w:pPr>
+      <w:r>
+        <w:rPr>
+          <w:rFonts w:eastAsia="Arial" w:cs="Arial" w:ascii="Arial" w:hAnsi="Arial"/>
+          <w:color w:val="000000"/>
+          <w:sz w:val="22"/>
+          <w:szCs w:val="22"/>
+        </w:rPr>
+      </w:r>
+    </w:p>
+    <w:p>
+      <w:pPr>
+        <w:pStyle w:val="Normal"/>
+        <w:numPr>
+          <w:ilvl w:val="0"/>
+          <w:numId w:val="1"/>
+        </w:numPr>
+        <w:spacing w:before="0" w:after="0"/>
+        <w:ind w:hanging="0" w:left="-566"/>
+        <w:jc w:val="center"/>
+        <w:rPr>
+          <w:rFonts w:ascii="Arial" w:hAnsi="Arial" w:eastAsia="Arial" w:cs="Arial"/>
+          <w:b/>
+          <w:color w:val="000000"/>
+          <w:sz w:val="22"/>
+          <w:szCs w:val="22"/>
+        </w:rPr>
+      </w:pPr>
+      <w:r>
+        <w:rPr>
+          <w:rFonts w:eastAsia="Arial" w:cs="Arial" w:ascii="Arial" w:hAnsi="Arial"/>
+          <w:b/>
+          <w:color w:val="000000"/>
+          <w:sz w:val="22"/>
+          <w:szCs w:val="22"/>
+        </w:rPr>
+        <w:t>Применимое право и разрешение споров</w:t>
+      </w:r>
+    </w:p>
+    <w:p>
+      <w:pPr>
+        <w:pStyle w:val="Normal"/>
+        <w:numPr>
+          <w:ilvl w:val="1"/>
+          <w:numId w:val="1"/>
+        </w:numPr>
+        <w:spacing w:before="0" w:after="0"/>
+        <w:ind w:hanging="0" w:left="-566"/>
+        <w:rPr>
+          <w:rFonts w:ascii="Arial" w:hAnsi="Arial" w:eastAsia="Arial" w:cs="Arial"/>
+          <w:color w:val="000000"/>
+          <w:sz w:val="22"/>
+          <w:szCs w:val="22"/>
+        </w:rPr>
+      </w:pPr>
+      <w:r>
+        <w:rPr>
+          <w:rFonts w:eastAsia="Arial" w:cs="Arial" w:ascii="Arial" w:hAnsi="Arial"/>
+          <w:color w:val="000000"/>
+          <w:sz w:val="22"/>
+          <w:szCs w:val="22"/>
+        </w:rPr>
+        <w:t>Настоящие Договор и отношения, возникающие между Сторонами, регулируются законодательством Российской Федерации.</w:t>
+      </w:r>
+    </w:p>
+    <w:p>
+      <w:pPr>
+        <w:pStyle w:val="Normal"/>
+        <w:numPr>
+          <w:ilvl w:val="1"/>
+          <w:numId w:val="1"/>
+        </w:numPr>
+        <w:spacing w:before="0" w:after="0"/>
+        <w:ind w:hanging="0" w:left="-566"/>
+        <w:rPr>
+          <w:rFonts w:ascii="Arial" w:hAnsi="Arial" w:eastAsia="Arial" w:cs="Arial"/>
+          <w:color w:val="000000"/>
+          <w:sz w:val="22"/>
+          <w:szCs w:val="22"/>
+        </w:rPr>
+      </w:pPr>
+      <w:r>
+        <w:rPr>
+          <w:rFonts w:eastAsia="Arial" w:cs="Arial" w:ascii="Arial" w:hAnsi="Arial"/>
+          <w:color w:val="000000"/>
+          <w:sz w:val="22"/>
+          <w:szCs w:val="22"/>
+        </w:rPr>
+        <w:t xml:space="preserve">Все возможные споры, вытекающие из отношений, регулируемых настоящим Договором, разрешаются в досудебном порядке. </w:t>
+      </w:r>
+    </w:p>
+    <w:p>
+      <w:pPr>
+        <w:pStyle w:val="Normal"/>
+        <w:numPr>
+          <w:ilvl w:val="1"/>
+          <w:numId w:val="1"/>
+        </w:numPr>
+        <w:spacing w:before="0" w:after="0"/>
+        <w:ind w:hanging="0" w:left="-566"/>
+        <w:rPr>
+          <w:rFonts w:ascii="Arial" w:hAnsi="Arial" w:eastAsia="Arial" w:cs="Arial"/>
+          <w:color w:val="000000"/>
+          <w:sz w:val="22"/>
+          <w:szCs w:val="22"/>
+        </w:rPr>
+      </w:pPr>
+      <w:r>
+        <w:rPr>
+          <w:rFonts w:eastAsia="Arial" w:cs="Arial" w:ascii="Arial" w:hAnsi="Arial"/>
+          <w:color w:val="000000"/>
+          <w:sz w:val="22"/>
+          <w:szCs w:val="22"/>
+        </w:rPr>
+        <w:t>В случае, если разрешить спор и разногласия не удалось, Сторона имеет право направить спор на рассмотрение в суд по месту нахождения Исполнителя.</w:t>
+      </w:r>
+    </w:p>
+    <w:p>
+      <w:pPr>
+        <w:pStyle w:val="Normal"/>
+        <w:numPr>
+          <w:ilvl w:val="1"/>
+          <w:numId w:val="1"/>
+        </w:numPr>
+        <w:spacing w:before="0" w:after="0"/>
+        <w:ind w:hanging="0" w:left="-566"/>
+        <w:rPr>
+          <w:rFonts w:ascii="Arial" w:hAnsi="Arial" w:eastAsia="Arial" w:cs="Arial"/>
+          <w:color w:val="000000"/>
+          <w:sz w:val="22"/>
+          <w:szCs w:val="22"/>
+        </w:rPr>
+      </w:pPr>
+      <w:r>
+        <w:rPr>
+          <w:rFonts w:eastAsia="Arial" w:cs="Arial" w:ascii="Arial" w:hAnsi="Arial"/>
+          <w:color w:val="000000"/>
+          <w:sz w:val="22"/>
+          <w:szCs w:val="22"/>
+        </w:rPr>
+        <w:t>Услуги, оказываемые Исполнителем с помощью Платформы, предназначены для юридических и физических лиц для целей, не связанных с личными, семейными, домашними и иными нуждами. Использование Платформы не регулируется законом Российской Федерации от 07.02.1992 N 2300-1 «О защите прав потребителей». Физические лица, пользующиеся Платформой, не являются потребителями, как это определено вышеуказанным законом.</w:t>
+      </w:r>
+    </w:p>
+    <w:p>
+      <w:pPr>
+        <w:pStyle w:val="Normal"/>
+        <w:spacing w:before="0" w:after="0"/>
+        <w:ind w:hanging="0" w:left="-566"/>
+        <w:rPr>
+          <w:rFonts w:ascii="Arial" w:hAnsi="Arial" w:eastAsia="Arial" w:cs="Arial"/>
+          <w:color w:val="000000"/>
+          <w:sz w:val="22"/>
+          <w:szCs w:val="22"/>
+        </w:rPr>
+      </w:pPr>
+      <w:r>
+        <w:rPr>
+          <w:rFonts w:eastAsia="Arial" w:cs="Arial" w:ascii="Arial" w:hAnsi="Arial"/>
+          <w:color w:val="000000"/>
+          <w:sz w:val="22"/>
+          <w:szCs w:val="22"/>
+        </w:rPr>
+      </w:r>
+    </w:p>
+    <w:p>
+      <w:pPr>
+        <w:pStyle w:val="Normal"/>
+        <w:spacing w:before="0" w:after="0"/>
+        <w:ind w:hanging="0" w:left="-566"/>
+        <w:rPr>
+          <w:rFonts w:ascii="Arial" w:hAnsi="Arial" w:eastAsia="Arial" w:cs="Arial"/>
+          <w:color w:val="000000"/>
+          <w:sz w:val="22"/>
+          <w:szCs w:val="22"/>
+        </w:rPr>
+      </w:pPr>
+      <w:r>
+        <w:rPr>
+          <w:rFonts w:eastAsia="Arial" w:cs="Arial" w:ascii="Arial" w:hAnsi="Arial"/>
+          <w:color w:val="000000"/>
+          <w:sz w:val="22"/>
+          <w:szCs w:val="22"/>
+        </w:rPr>
+      </w:r>
+    </w:p>
+    <w:p>
+      <w:pPr>
+        <w:pStyle w:val="Normal"/>
+        <w:numPr>
+          <w:ilvl w:val="0"/>
+          <w:numId w:val="1"/>
+        </w:numPr>
+        <w:spacing w:before="0" w:after="0"/>
+        <w:ind w:hanging="0" w:left="-566"/>
+        <w:jc w:val="center"/>
+        <w:rPr>
+          <w:rFonts w:ascii="Arial" w:hAnsi="Arial" w:eastAsia="Arial" w:cs="Arial"/>
+          <w:b/>
+          <w:color w:val="000000"/>
+          <w:sz w:val="22"/>
+          <w:szCs w:val="22"/>
+        </w:rPr>
+      </w:pPr>
+      <w:r>
+        <w:rPr>
+          <w:rFonts w:eastAsia="Arial" w:cs="Arial" w:ascii="Arial" w:hAnsi="Arial"/>
+          <w:b/>
+          <w:color w:val="000000"/>
+          <w:sz w:val="22"/>
+          <w:szCs w:val="22"/>
+        </w:rPr>
+        <w:t>Интеграция с третьими лицами</w:t>
+      </w:r>
+    </w:p>
+    <w:p>
+      <w:pPr>
+        <w:pStyle w:val="Normal"/>
+        <w:numPr>
+          <w:ilvl w:val="1"/>
+          <w:numId w:val="1"/>
+        </w:numPr>
+        <w:spacing w:before="0" w:after="0"/>
+        <w:ind w:hanging="0" w:left="-566"/>
+        <w:rPr>
+          <w:rFonts w:ascii="Arial" w:hAnsi="Arial" w:eastAsia="Arial" w:cs="Arial"/>
+          <w:color w:val="000000"/>
+          <w:sz w:val="22"/>
+          <w:szCs w:val="22"/>
+        </w:rPr>
+      </w:pPr>
+      <w:r>
+        <w:rPr>
+          <w:rFonts w:eastAsia="Arial" w:cs="Arial" w:ascii="Arial" w:hAnsi="Arial"/>
+          <w:color w:val="000000"/>
+          <w:sz w:val="22"/>
+          <w:szCs w:val="22"/>
+        </w:rPr>
+        <w:t>Исполнитель может интегрировать работу Платформы с сервисами третьих лиц, но не несет ответственности за их сбои в работе или нарушения.</w:t>
+      </w:r>
+    </w:p>
+    <w:p>
+      <w:pPr>
+        <w:pStyle w:val="Normal"/>
+        <w:numPr>
+          <w:ilvl w:val="1"/>
+          <w:numId w:val="1"/>
+        </w:numPr>
+        <w:spacing w:before="0" w:after="0"/>
+        <w:ind w:hanging="0" w:left="-566"/>
+        <w:rPr>
+          <w:rFonts w:ascii="Arial" w:hAnsi="Arial" w:eastAsia="Arial" w:cs="Arial"/>
+          <w:color w:val="000000"/>
+          <w:sz w:val="22"/>
+          <w:szCs w:val="22"/>
+        </w:rPr>
+      </w:pPr>
+      <w:r>
+        <w:rPr>
+          <w:rFonts w:eastAsia="Arial" w:cs="Arial" w:ascii="Arial" w:hAnsi="Arial"/>
+          <w:color w:val="000000"/>
+          <w:sz w:val="22"/>
+          <w:szCs w:val="22"/>
+        </w:rPr>
+        <w:t>Пользователь обязуется соблюдать правила использования сторонних сервисов, которые используются для интеграции.</w:t>
+      </w:r>
+    </w:p>
+    <w:p>
+      <w:pPr>
+        <w:pStyle w:val="Normal"/>
+        <w:spacing w:before="0" w:after="0"/>
+        <w:ind w:hanging="0" w:left="-566"/>
+        <w:rPr>
+          <w:rFonts w:ascii="Arial" w:hAnsi="Arial" w:eastAsia="Arial" w:cs="Arial"/>
+          <w:color w:val="000000"/>
+          <w:sz w:val="22"/>
+          <w:szCs w:val="22"/>
+        </w:rPr>
+      </w:pPr>
+      <w:r>
+        <w:rPr>
+          <w:rFonts w:eastAsia="Arial" w:cs="Arial" w:ascii="Arial" w:hAnsi="Arial"/>
+          <w:color w:val="000000"/>
+          <w:sz w:val="22"/>
+          <w:szCs w:val="22"/>
+        </w:rPr>
+      </w:r>
+    </w:p>
+    <w:p>
+      <w:pPr>
+        <w:pStyle w:val="Normal"/>
+        <w:numPr>
+          <w:ilvl w:val="0"/>
+          <w:numId w:val="1"/>
+        </w:numPr>
+        <w:spacing w:before="0" w:after="0"/>
+        <w:ind w:hanging="0" w:left="-566"/>
+        <w:jc w:val="center"/>
+        <w:rPr>
+          <w:rFonts w:ascii="Arial" w:hAnsi="Arial" w:eastAsia="Arial" w:cs="Arial"/>
+          <w:b/>
+          <w:color w:val="000000"/>
+          <w:sz w:val="22"/>
+          <w:szCs w:val="22"/>
+        </w:rPr>
+      </w:pPr>
+      <w:r>
+        <w:rPr>
+          <w:rFonts w:eastAsia="Arial" w:cs="Arial" w:ascii="Arial" w:hAnsi="Arial"/>
+          <w:b/>
+          <w:color w:val="000000"/>
+          <w:sz w:val="22"/>
+          <w:szCs w:val="22"/>
+        </w:rPr>
+        <w:t>Уведомления и рассылки</w:t>
+      </w:r>
+    </w:p>
+    <w:p>
+      <w:pPr>
+        <w:pStyle w:val="Normal"/>
+        <w:numPr>
+          <w:ilvl w:val="1"/>
+          <w:numId w:val="1"/>
+        </w:numPr>
+        <w:spacing w:before="0" w:after="0"/>
+        <w:ind w:hanging="0" w:left="-566"/>
+        <w:rPr>
+          <w:rFonts w:ascii="Arial" w:hAnsi="Arial" w:eastAsia="Arial" w:cs="Arial"/>
+          <w:color w:val="000000"/>
+          <w:sz w:val="22"/>
+          <w:szCs w:val="22"/>
+        </w:rPr>
+      </w:pPr>
+      <w:r>
+        <w:rPr>
+          <w:rFonts w:eastAsia="Arial" w:cs="Arial" w:ascii="Arial" w:hAnsi="Arial"/>
+          <w:color w:val="000000"/>
+          <w:sz w:val="22"/>
+          <w:szCs w:val="22"/>
+        </w:rPr>
+        <w:t>Пользователи дают согласие на получение уведомлений и информационных сообщений от Исполнителя как на Платформе, так и используя контактные данные Пользователя, указанные при регистрации на Платформе.</w:t>
+      </w:r>
+    </w:p>
+    <w:p>
+      <w:pPr>
+        <w:pStyle w:val="Normal"/>
+        <w:numPr>
+          <w:ilvl w:val="1"/>
+          <w:numId w:val="1"/>
+        </w:numPr>
+        <w:spacing w:before="0" w:after="0"/>
+        <w:ind w:hanging="0" w:left="-566"/>
+        <w:rPr>
+          <w:rFonts w:ascii="Arial" w:hAnsi="Arial" w:eastAsia="Arial" w:cs="Arial"/>
+          <w:color w:val="000000"/>
+          <w:sz w:val="22"/>
+          <w:szCs w:val="22"/>
+        </w:rPr>
+      </w:pPr>
+      <w:r>
+        <w:rPr>
+          <w:rFonts w:eastAsia="Arial" w:cs="Arial" w:ascii="Arial" w:hAnsi="Arial"/>
+          <w:color w:val="000000"/>
+          <w:sz w:val="22"/>
+          <w:szCs w:val="22"/>
+        </w:rPr>
+        <w:t>Пользователи имеют право отказаться от получения уведомлений и информационных сообщений от Исполнителя, за исключением критически важных уведомлений.</w:t>
+      </w:r>
+    </w:p>
+    <w:p>
+      <w:pPr>
+        <w:pStyle w:val="Normal"/>
+        <w:numPr>
+          <w:ilvl w:val="1"/>
+          <w:numId w:val="1"/>
+        </w:numPr>
+        <w:spacing w:before="0" w:after="0"/>
+        <w:ind w:hanging="0" w:left="-566"/>
+        <w:rPr>
+          <w:rFonts w:ascii="Arial" w:hAnsi="Arial" w:eastAsia="Arial" w:cs="Arial"/>
+          <w:color w:val="000000"/>
+          <w:sz w:val="22"/>
+          <w:szCs w:val="22"/>
+        </w:rPr>
+      </w:pPr>
+      <w:r>
+        <w:rPr>
+          <w:rFonts w:eastAsia="Arial" w:cs="Arial" w:ascii="Arial" w:hAnsi="Arial"/>
+          <w:color w:val="000000"/>
+          <w:sz w:val="22"/>
+          <w:szCs w:val="22"/>
+        </w:rPr>
+        <w:t>Стороны признают юридическую силу текстов уведомлений и сообщений, направленных Исполнителем в адрес Пользователя на указанные им при регистрации учетной записи телефонный номер, и адрес электронной почты, а также через Личный кабинет. Такие уведомления и сообщения приравниваются к сообщениям и уведомлениям, исполненным в простой письменной форме.</w:t>
+      </w:r>
+    </w:p>
+    <w:p>
+      <w:pPr>
+        <w:pStyle w:val="Normal"/>
+        <w:numPr>
+          <w:ilvl w:val="1"/>
+          <w:numId w:val="1"/>
+        </w:numPr>
+        <w:spacing w:before="0" w:after="0"/>
+        <w:ind w:hanging="0" w:left="-566"/>
+        <w:rPr>
+          <w:rFonts w:ascii="Arial" w:hAnsi="Arial" w:eastAsia="Arial" w:cs="Arial"/>
+          <w:color w:val="000000"/>
+          <w:sz w:val="22"/>
+          <w:szCs w:val="22"/>
+        </w:rPr>
+      </w:pPr>
+      <w:r>
+        <w:rPr>
+          <w:rFonts w:eastAsia="Arial" w:cs="Arial" w:ascii="Arial" w:hAnsi="Arial"/>
+          <w:color w:val="000000"/>
+          <w:sz w:val="22"/>
+          <w:szCs w:val="22"/>
+        </w:rPr>
+        <w:t>Пользователь может связаться с Исполнителем в форме обратной связи, чат-боте поддержки или с помощью адреса электронной почты Исполнителя, указанного на Платформе.</w:t>
+      </w:r>
+    </w:p>
+    <w:p>
+      <w:pPr>
+        <w:pStyle w:val="Normal"/>
+        <w:spacing w:before="0" w:after="0"/>
+        <w:ind w:hanging="0" w:left="-566"/>
+        <w:rPr>
+          <w:rFonts w:ascii="Arial" w:hAnsi="Arial" w:eastAsia="Arial" w:cs="Arial"/>
+          <w:color w:val="000000"/>
+          <w:sz w:val="22"/>
+          <w:szCs w:val="22"/>
+        </w:rPr>
+      </w:pPr>
+      <w:r>
+        <w:rPr>
+          <w:rFonts w:eastAsia="Arial" w:cs="Arial" w:ascii="Arial" w:hAnsi="Arial"/>
+          <w:color w:val="000000"/>
+          <w:sz w:val="22"/>
+          <w:szCs w:val="22"/>
+        </w:rPr>
+      </w:r>
+    </w:p>
+    <w:p>
+      <w:pPr>
+        <w:pStyle w:val="Normal"/>
+        <w:numPr>
+          <w:ilvl w:val="0"/>
+          <w:numId w:val="1"/>
+        </w:numPr>
+        <w:spacing w:before="0" w:after="0"/>
+        <w:ind w:hanging="0" w:left="-566"/>
+        <w:jc w:val="center"/>
+        <w:rPr>
+          <w:rFonts w:ascii="Arial" w:hAnsi="Arial" w:eastAsia="Arial" w:cs="Arial"/>
+          <w:b/>
+          <w:color w:val="000000"/>
+          <w:sz w:val="22"/>
+          <w:szCs w:val="22"/>
+        </w:rPr>
+      </w:pPr>
+      <w:r>
+        <w:rPr>
+          <w:rFonts w:eastAsia="Arial" w:cs="Arial" w:ascii="Arial" w:hAnsi="Arial"/>
+          <w:b/>
+          <w:color w:val="000000"/>
+          <w:sz w:val="22"/>
+          <w:szCs w:val="22"/>
+        </w:rPr>
+        <w:t>Ответственность за нарушение правил</w:t>
+      </w:r>
+    </w:p>
+    <w:p>
+      <w:pPr>
+        <w:pStyle w:val="Normal"/>
+        <w:numPr>
+          <w:ilvl w:val="1"/>
+          <w:numId w:val="1"/>
+        </w:numPr>
+        <w:spacing w:before="0" w:after="0"/>
+        <w:ind w:hanging="0" w:left="-566"/>
+        <w:rPr>
+          <w:rFonts w:ascii="Arial" w:hAnsi="Arial" w:eastAsia="Arial" w:cs="Arial"/>
+          <w:color w:val="000000"/>
+          <w:sz w:val="22"/>
+          <w:szCs w:val="22"/>
+        </w:rPr>
+      </w:pPr>
+      <w:r>
+        <w:rPr>
+          <w:rFonts w:eastAsia="Arial" w:cs="Arial" w:ascii="Arial" w:hAnsi="Arial"/>
+          <w:color w:val="000000"/>
+          <w:sz w:val="22"/>
+          <w:szCs w:val="22"/>
+        </w:rPr>
+        <w:t xml:space="preserve">Исполнитель оставляет за собой право в одностороннем порядке принять решение о временной или постоянной блокировке Пользователя за нарушение настоящего Договора, а также иных правил пользования Платформой, доступных на Платформе, а также за нарушение законодательства РФ или иного применимого законодательства. </w:t>
+      </w:r>
+    </w:p>
+    <w:p>
+      <w:pPr>
+        <w:pStyle w:val="Normal"/>
+        <w:numPr>
+          <w:ilvl w:val="1"/>
+          <w:numId w:val="1"/>
+        </w:numPr>
+        <w:spacing w:before="0" w:after="0"/>
+        <w:ind w:hanging="0" w:left="-566"/>
+        <w:rPr>
+          <w:rFonts w:ascii="Arial" w:hAnsi="Arial" w:eastAsia="Arial" w:cs="Arial"/>
+          <w:color w:val="000000"/>
+          <w:sz w:val="22"/>
+          <w:szCs w:val="22"/>
+        </w:rPr>
+      </w:pPr>
+      <w:r>
+        <w:rPr>
+          <w:rFonts w:eastAsia="Arial" w:cs="Arial" w:ascii="Arial" w:hAnsi="Arial"/>
+          <w:color w:val="000000"/>
+          <w:sz w:val="22"/>
+          <w:szCs w:val="22"/>
+        </w:rPr>
+        <w:t>Исполнитель имеет право на взыскание любых убытков с Пользователя или иных лиц, совершающих по отношению к Платформе и/или Исполнителю или аффилированным с Исполнителем лицам действия или бездействие, нарушающие права и охраняемые законом интересы Исполнителя или таких аффилированных лиц, включая упущенную в результате таких действий или бездействия выгоду.</w:t>
+      </w:r>
+    </w:p>
+    <w:p>
+      <w:pPr>
+        <w:pStyle w:val="Normal"/>
+        <w:numPr>
+          <w:ilvl w:val="1"/>
+          <w:numId w:val="1"/>
+        </w:numPr>
+        <w:spacing w:before="0" w:after="0"/>
+        <w:ind w:hanging="0" w:left="-566"/>
+        <w:rPr>
+          <w:rFonts w:ascii="Arial" w:hAnsi="Arial" w:eastAsia="Arial" w:cs="Arial"/>
+          <w:color w:val="000000"/>
+          <w:sz w:val="22"/>
+          <w:szCs w:val="22"/>
+        </w:rPr>
+      </w:pPr>
+      <w:r>
+        <w:rPr>
+          <w:rFonts w:eastAsia="Arial" w:cs="Arial" w:ascii="Arial" w:hAnsi="Arial"/>
+          <w:color w:val="000000"/>
+          <w:sz w:val="22"/>
+          <w:szCs w:val="22"/>
+        </w:rPr>
+        <w:t>Исполнитель оставляет за собой право, при грубом нарушении со стороны Пользователя, использовать предоставленные Пользователем контактные данные и иную информацию, в том числе платежную, для принятия к Пользователю судебных, административных, уголовно-процессуальных и иных мер для защиты своих законных прав и интересов.</w:t>
+      </w:r>
+    </w:p>
+    <w:p>
+      <w:pPr>
+        <w:pStyle w:val="normal1"/>
+        <w:keepNext w:val="false"/>
+        <w:keepLines w:val="false"/>
+        <w:pageBreakBefore w:val="false"/>
+        <w:widowControl/>
+        <w:pBdr/>
+        <w:shd w:val="clear" w:fill="auto"/>
+        <w:spacing w:lineRule="auto" w:line="276" w:before="0" w:after="160"/>
+        <w:ind w:hanging="0" w:left="-566" w:right="0"/>
+        <w:jc w:val="left"/>
+        <w:rPr>
+          <w:rFonts w:ascii="Arial" w:hAnsi="Arial" w:eastAsia="Arial" w:cs="Arial"/>
+          <w:sz w:val="22"/>
+          <w:szCs w:val="22"/>
+        </w:rPr>
+      </w:pPr>
+      <w:r>
+        <w:rPr>
+          <w:rFonts w:eastAsia="Arial" w:cs="Arial" w:ascii="Arial" w:hAnsi="Arial"/>
+          <w:sz w:val="22"/>
+          <w:szCs w:val="22"/>
+        </w:rPr>
+      </w:r>
+    </w:p>
+    <w:p>
+      <w:pPr>
+        <w:pStyle w:val="normal1"/>
+        <w:numPr>
+          <w:ilvl w:val="0"/>
+          <w:numId w:val="1"/>
+        </w:numPr>
+        <w:spacing w:lineRule="auto" w:line="240" w:before="0" w:after="0"/>
+        <w:ind w:hanging="0" w:left="-566"/>
+        <w:jc w:val="center"/>
+        <w:rPr>
+          <w:rFonts w:ascii="Arial" w:hAnsi="Arial" w:eastAsia="Arial" w:cs="Arial"/>
+          <w:b/>
+          <w:sz w:val="22"/>
+          <w:szCs w:val="22"/>
+        </w:rPr>
+      </w:pPr>
+      <w:r>
+        <w:rPr>
+          <w:rFonts w:eastAsia="Arial" w:cs="Arial" w:ascii="Arial" w:hAnsi="Arial"/>
+          <w:b/>
+          <w:sz w:val="22"/>
+          <w:szCs w:val="22"/>
+        </w:rPr>
+        <w:t>Политика возврата денежных средств с баланса</w:t>
+      </w:r>
+    </w:p>
+    <w:p>
+      <w:pPr>
+        <w:pStyle w:val="normal1"/>
+        <w:keepNext w:val="false"/>
+        <w:keepLines w:val="false"/>
+        <w:pageBreakBefore w:val="false"/>
+        <w:widowControl/>
+        <w:numPr>
+          <w:ilvl w:val="1"/>
+          <w:numId w:val="1"/>
+        </w:numPr>
+        <w:pBdr/>
+        <w:shd w:val="clear" w:fill="auto"/>
+        <w:spacing w:lineRule="auto" w:line="276" w:before="0" w:after="0"/>
+        <w:ind w:hanging="0" w:left="-566" w:right="0"/>
+        <w:jc w:val="left"/>
+        <w:rPr>
+          <w:rFonts w:ascii="Arial" w:hAnsi="Arial" w:eastAsia="Arial" w:cs="Arial"/>
+          <w:sz w:val="22"/>
+          <w:szCs w:val="22"/>
+        </w:rPr>
+      </w:pPr>
+      <w:r>
+        <w:rPr>
+          <w:rFonts w:eastAsia="Arial" w:cs="Arial" w:ascii="Arial" w:hAnsi="Arial"/>
+          <w:sz w:val="22"/>
+          <w:szCs w:val="22"/>
+        </w:rPr>
+        <w:t>Пользователь вправе подать заявку на возврат (вывод) денежных средств, находящихся на балансе его Персонального кошелька, на те же реквизиты, с которых было осуществлено пополнение баланса.</w:t>
+      </w:r>
+    </w:p>
+    <w:p>
+      <w:pPr>
+        <w:pStyle w:val="normal1"/>
+        <w:keepNext w:val="false"/>
+        <w:keepLines w:val="false"/>
+        <w:pageBreakBefore w:val="false"/>
+        <w:widowControl/>
+        <w:numPr>
+          <w:ilvl w:val="1"/>
+          <w:numId w:val="1"/>
+        </w:numPr>
+        <w:pBdr/>
+        <w:shd w:val="clear" w:fill="auto"/>
+        <w:spacing w:lineRule="auto" w:line="276" w:before="0" w:after="0"/>
+        <w:ind w:hanging="0" w:left="-566" w:right="0"/>
+        <w:jc w:val="left"/>
+        <w:rPr>
+          <w:rFonts w:ascii="Arial" w:hAnsi="Arial" w:eastAsia="Arial" w:cs="Arial"/>
+          <w:sz w:val="22"/>
+          <w:szCs w:val="22"/>
+        </w:rPr>
+      </w:pPr>
+      <w:r>
+        <w:rPr>
+          <w:rFonts w:eastAsia="Arial" w:cs="Arial" w:ascii="Arial" w:hAnsi="Arial"/>
+          <w:sz w:val="22"/>
+          <w:szCs w:val="22"/>
+        </w:rPr>
+        <w:t>Заявка на вывод средств подается Пользователем через личный кабинет или по электронному адресу Исполнителя, указанному на Платформе.</w:t>
+      </w:r>
+    </w:p>
+    <w:p>
+      <w:pPr>
+        <w:pStyle w:val="normal1"/>
+        <w:keepNext w:val="false"/>
+        <w:keepLines w:val="false"/>
+        <w:pageBreakBefore w:val="false"/>
+        <w:widowControl/>
+        <w:numPr>
+          <w:ilvl w:val="1"/>
+          <w:numId w:val="1"/>
+        </w:numPr>
+        <w:pBdr/>
+        <w:shd w:val="clear" w:fill="auto"/>
+        <w:spacing w:lineRule="auto" w:line="276" w:before="0" w:after="0"/>
+        <w:ind w:hanging="0" w:left="-566" w:right="0"/>
+        <w:jc w:val="left"/>
+        <w:rPr>
+          <w:rFonts w:ascii="Arial" w:hAnsi="Arial" w:eastAsia="Arial" w:cs="Arial"/>
+          <w:sz w:val="22"/>
+          <w:szCs w:val="22"/>
+        </w:rPr>
+      </w:pPr>
+      <w:r>
+        <w:rPr>
+          <w:rFonts w:eastAsia="Arial" w:cs="Arial" w:ascii="Arial" w:hAnsi="Arial"/>
+          <w:sz w:val="22"/>
+          <w:szCs w:val="22"/>
+        </w:rPr>
+        <w:t>Исполнитель осуществляет обработку и перечисление денежных средств в течение 30 (тридцати) календарных дней с момента подачи Пользователем корректно оформленной заявки.</w:t>
+      </w:r>
+    </w:p>
+    <w:p>
+      <w:pPr>
+        <w:pStyle w:val="normal1"/>
+        <w:keepNext w:val="false"/>
+        <w:keepLines w:val="false"/>
+        <w:pageBreakBefore w:val="false"/>
+        <w:widowControl/>
+        <w:numPr>
+          <w:ilvl w:val="1"/>
+          <w:numId w:val="1"/>
+        </w:numPr>
+        <w:pBdr/>
+        <w:shd w:val="clear" w:fill="auto"/>
+        <w:spacing w:lineRule="auto" w:line="276" w:before="0" w:after="0"/>
+        <w:ind w:hanging="0" w:left="-566" w:right="0"/>
+        <w:jc w:val="left"/>
+        <w:rPr>
+          <w:rFonts w:ascii="Arial" w:hAnsi="Arial" w:eastAsia="Arial" w:cs="Arial"/>
+          <w:sz w:val="22"/>
+          <w:szCs w:val="22"/>
+        </w:rPr>
+      </w:pPr>
+      <w:r>
+        <w:rPr>
+          <w:rFonts w:eastAsia="Arial" w:cs="Arial" w:ascii="Arial" w:hAnsi="Arial"/>
+          <w:sz w:val="22"/>
+          <w:szCs w:val="22"/>
+        </w:rPr>
+        <w:t>Основанием для отказа в выводе средств может являться:</w:t>
+      </w:r>
+    </w:p>
+    <w:p>
+      <w:pPr>
+        <w:pStyle w:val="normal1"/>
+        <w:keepNext w:val="false"/>
+        <w:keepLines w:val="false"/>
+        <w:pageBreakBefore w:val="false"/>
+        <w:widowControl/>
+        <w:numPr>
+          <w:ilvl w:val="1"/>
+          <w:numId w:val="1"/>
+        </w:numPr>
+        <w:pBdr/>
+        <w:shd w:val="clear" w:fill="auto"/>
+        <w:spacing w:lineRule="auto" w:line="276" w:before="0" w:after="0"/>
+        <w:ind w:hanging="0" w:left="-566" w:right="0"/>
+        <w:jc w:val="left"/>
+        <w:rPr>
+          <w:rFonts w:ascii="Arial" w:hAnsi="Arial" w:eastAsia="Arial" w:cs="Arial"/>
+          <w:sz w:val="22"/>
+          <w:szCs w:val="22"/>
+        </w:rPr>
+      </w:pPr>
+      <w:r>
+        <w:rPr>
+          <w:rFonts w:eastAsia="Arial" w:cs="Arial" w:ascii="Arial" w:hAnsi="Arial"/>
+          <w:sz w:val="22"/>
+          <w:szCs w:val="22"/>
+        </w:rPr>
+        <w:t>некорректно указанные реквизиты;</w:t>
+        <w:br/>
+        <w:t>несоответствие данных Пользователя данным, указанным при регистрации и пополнении баланса;</w:t>
+      </w:r>
+    </w:p>
+    <w:p>
+      <w:pPr>
+        <w:pStyle w:val="normal1"/>
+        <w:keepNext w:val="false"/>
+        <w:keepLines w:val="false"/>
+        <w:pageBreakBefore w:val="false"/>
+        <w:widowControl/>
+        <w:numPr>
+          <w:ilvl w:val="1"/>
+          <w:numId w:val="1"/>
+        </w:numPr>
+        <w:pBdr/>
+        <w:shd w:val="clear" w:fill="auto"/>
+        <w:spacing w:lineRule="auto" w:line="276" w:before="0" w:after="0"/>
+        <w:ind w:hanging="0" w:left="-566" w:right="0"/>
+        <w:jc w:val="left"/>
+        <w:rPr>
+          <w:rFonts w:ascii="Arial" w:hAnsi="Arial" w:eastAsia="Arial" w:cs="Arial"/>
+          <w:sz w:val="22"/>
+          <w:szCs w:val="22"/>
+        </w:rPr>
+      </w:pPr>
+      <w:r>
+        <w:rPr>
+          <w:rFonts w:eastAsia="Arial" w:cs="Arial" w:ascii="Arial" w:hAnsi="Arial"/>
+          <w:sz w:val="22"/>
+          <w:szCs w:val="22"/>
+        </w:rPr>
+        <w:t xml:space="preserve">иные обстоятельства, требующие подтверждения личности Пользователя в целях соблюдения требований законодательства РФ, включая Федеральный закон № 115-ФЗ «О противодействии легализации (отмыванию) доходов, полученных преступным путем, и финансированию терроризма». </w:t>
+      </w:r>
+    </w:p>
+    <w:p>
+      <w:pPr>
+        <w:pStyle w:val="normal1"/>
+        <w:keepNext w:val="false"/>
+        <w:keepLines w:val="false"/>
+        <w:pageBreakBefore w:val="false"/>
+        <w:widowControl/>
+        <w:numPr>
+          <w:ilvl w:val="1"/>
+          <w:numId w:val="1"/>
+        </w:numPr>
+        <w:pBdr/>
+        <w:shd w:val="clear" w:fill="auto"/>
+        <w:spacing w:lineRule="auto" w:line="276" w:before="0" w:after="0"/>
+        <w:ind w:hanging="0" w:left="-566" w:right="0"/>
+        <w:jc w:val="left"/>
+        <w:rPr>
+          <w:rFonts w:ascii="Arial" w:hAnsi="Arial" w:eastAsia="Arial" w:cs="Arial"/>
+          <w:sz w:val="22"/>
+          <w:szCs w:val="22"/>
+        </w:rPr>
+      </w:pPr>
+      <w:r>
+        <w:rPr>
+          <w:rFonts w:eastAsia="Arial" w:cs="Arial" w:ascii="Arial" w:hAnsi="Arial"/>
           <w:sz w:val="22"/>
           <w:szCs w:val="22"/>
         </w:rPr>
@@ -395,2014 +2675,113 @@
           <w:sz w:val="22"/>
           <w:szCs w:val="22"/>
         </w:rPr>
-        <w:t>и сервисных компаний</w:t>
-      </w:r>
-      <w:r>
-        <w:rPr>
-          <w:rFonts w:eastAsia="Arial" w:cs="Arial" w:ascii="Arial" w:hAnsi="Arial"/>
-          <w:color w:val="000000"/>
-          <w:sz w:val="22"/>
-          <w:szCs w:val="22"/>
-        </w:rPr>
-        <w:t xml:space="preserve">, предоставляющим инструменты для повышения рейтинга </w:t>
-      </w:r>
-      <w:r>
-        <w:rPr>
-          <w:rFonts w:eastAsia="Arial" w:cs="Arial" w:ascii="Arial" w:hAnsi="Arial"/>
-          <w:sz w:val="22"/>
-          <w:szCs w:val="22"/>
-        </w:rPr>
-        <w:t xml:space="preserve">карточек на маркетплейсах и интернет-магазинах. </w:t>
-      </w:r>
-      <w:r>
-        <w:rPr>
-          <w:rFonts w:eastAsia="Arial" w:cs="Arial" w:ascii="Arial" w:hAnsi="Arial"/>
-          <w:color w:val="000000"/>
-          <w:sz w:val="22"/>
-          <w:szCs w:val="22"/>
-        </w:rPr>
-        <w:t xml:space="preserve">Основным инструментом Платформы </w:t>
-      </w:r>
-      <w:r>
-        <w:rPr>
-          <w:rFonts w:eastAsia="Arial" w:cs="Arial" w:ascii="Arial" w:hAnsi="Arial"/>
-          <w:sz w:val="22"/>
-          <w:szCs w:val="22"/>
-        </w:rPr>
-        <w:t>Harmex</w:t>
-      </w:r>
-      <w:r>
-        <w:rPr>
-          <w:rFonts w:eastAsia="Arial" w:cs="Arial" w:ascii="Arial" w:hAnsi="Arial"/>
-          <w:color w:val="000000"/>
-          <w:sz w:val="22"/>
-          <w:szCs w:val="22"/>
-        </w:rPr>
-        <w:t xml:space="preserve"> являются цифровые личности, которые </w:t>
-      </w:r>
-      <w:r>
-        <w:rPr>
-          <w:rFonts w:eastAsia="Arial" w:cs="Arial" w:ascii="Arial" w:hAnsi="Arial"/>
-          <w:sz w:val="22"/>
-          <w:szCs w:val="22"/>
-        </w:rPr>
-        <w:t>регулярно проводят поведенческую активность на маркетплейсах, интернет-магазинах и умеют находить товары, изучать карточки, добавлять в корзину, заказывать, оплачивать, оставлять отзывы и вопросы</w:t>
-      </w:r>
-      <w:r>
-        <w:rPr>
-          <w:rFonts w:eastAsia="Arial" w:cs="Arial" w:ascii="Arial" w:hAnsi="Arial"/>
-          <w:color w:val="000000"/>
-          <w:sz w:val="22"/>
-          <w:szCs w:val="22"/>
-        </w:rPr>
-        <w:t>.</w:t>
-      </w:r>
-    </w:p>
-    <w:p>
-      <w:pPr>
-        <w:pStyle w:val="Normal"/>
+        <w:t>В случае отказа Исполнителя в обработке заявки Пользователю направляется уведомление с указанием причины отказа и просьбой подать новую корректную заявку.</w:t>
+      </w:r>
+    </w:p>
+    <w:p>
+      <w:pPr>
+        <w:pStyle w:val="normal1"/>
+        <w:keepNext w:val="false"/>
+        <w:keepLines w:val="false"/>
+        <w:pageBreakBefore w:val="false"/>
+        <w:widowControl/>
         <w:numPr>
           <w:ilvl w:val="1"/>
           <w:numId w:val="1"/>
         </w:numPr>
-        <w:spacing w:before="0" w:after="0"/>
-        <w:ind w:left="-566" w:hanging="0"/>
-        <w:rPr>
-          <w:rFonts w:ascii="Arial" w:hAnsi="Arial" w:eastAsia="Arial" w:cs="Arial"/>
-          <w:color w:val="000000"/>
-          <w:sz w:val="22"/>
-          <w:szCs w:val="22"/>
-        </w:rPr>
-      </w:pPr>
-      <w:r>
-        <w:rPr>
-          <w:rFonts w:eastAsia="Arial" w:cs="Arial" w:ascii="Arial" w:hAnsi="Arial"/>
-          <w:color w:val="000000"/>
-          <w:sz w:val="22"/>
-          <w:szCs w:val="22"/>
-        </w:rPr>
-        <w:t xml:space="preserve">Цифровые личности – это аудитория, созданная с помощью искусственного интеллекта, и используемая для </w:t>
-      </w:r>
-      <w:r>
-        <w:rPr>
-          <w:rFonts w:eastAsia="Arial" w:cs="Arial" w:ascii="Arial" w:hAnsi="Arial"/>
-          <w:sz w:val="22"/>
-          <w:szCs w:val="22"/>
-        </w:rPr>
-        <w:t xml:space="preserve">управления репутацией на маркетплейсах и интернет-магазинах. </w:t>
-      </w:r>
-    </w:p>
-    <w:p>
-      <w:pPr>
-        <w:pStyle w:val="Normal"/>
+        <w:pBdr/>
+        <w:shd w:val="clear" w:fill="auto"/>
+        <w:spacing w:lineRule="auto" w:line="276" w:before="0" w:after="0"/>
+        <w:ind w:hanging="0" w:left="-566" w:right="0"/>
+        <w:jc w:val="left"/>
+        <w:rPr>
+          <w:rFonts w:ascii="Arial" w:hAnsi="Arial" w:eastAsia="Arial" w:cs="Arial"/>
+          <w:sz w:val="22"/>
+          <w:szCs w:val="22"/>
+        </w:rPr>
+      </w:pPr>
+      <w:r>
+        <w:rPr>
+          <w:rFonts w:eastAsia="Arial" w:cs="Arial" w:ascii="Arial" w:hAnsi="Arial"/>
+          <w:sz w:val="22"/>
+          <w:szCs w:val="22"/>
+        </w:rPr>
+        <w:t>Сумма вывода должна быть равна текущему балансу Пользователя. Частичный вывод средств не допускается в целях соблюдения финансовой безопасности Исполнителя и предотвращения рисков, связанных с нарушением законодательства РФ.</w:t>
+      </w:r>
+    </w:p>
+    <w:p>
+      <w:pPr>
+        <w:pStyle w:val="normal1"/>
+        <w:keepNext w:val="false"/>
+        <w:keepLines w:val="false"/>
+        <w:pageBreakBefore w:val="false"/>
+        <w:widowControl/>
         <w:numPr>
           <w:ilvl w:val="1"/>
           <w:numId w:val="1"/>
         </w:numPr>
-        <w:spacing w:before="0" w:after="0"/>
-        <w:ind w:left="-566" w:hanging="0"/>
-        <w:rPr>
-          <w:rFonts w:ascii="Arial" w:hAnsi="Arial" w:eastAsia="Arial" w:cs="Arial"/>
-          <w:color w:val="000000"/>
-          <w:sz w:val="22"/>
-          <w:szCs w:val="22"/>
-        </w:rPr>
-      </w:pPr>
-      <w:r>
-        <w:rPr>
-          <w:rFonts w:eastAsia="Arial" w:cs="Arial" w:ascii="Arial" w:hAnsi="Arial"/>
-          <w:color w:val="000000"/>
-          <w:sz w:val="22"/>
-          <w:szCs w:val="22"/>
-        </w:rPr>
-        <w:t>Персональный кошелек – раздел личного кабинета Пользователя на Платформе, с помощью которого Пользователь оплачивает услуги Исполнителя. Баланс Персонального кошелька Пользователь пополняет способами, доступными на Платформе.</w:t>
-      </w:r>
-    </w:p>
-    <w:p>
-      <w:pPr>
-        <w:pStyle w:val="Normal"/>
-        <w:spacing w:before="0" w:after="0"/>
-        <w:ind w:left="-566" w:hanging="0"/>
-        <w:rPr>
-          <w:rFonts w:ascii="Arial" w:hAnsi="Arial" w:eastAsia="Arial" w:cs="Arial"/>
-          <w:color w:val="000000"/>
-          <w:sz w:val="22"/>
-          <w:szCs w:val="22"/>
-        </w:rPr>
-      </w:pPr>
-      <w:r>
-        <w:rPr>
-          <w:rFonts w:eastAsia="Arial" w:cs="Arial" w:ascii="Arial" w:hAnsi="Arial"/>
-          <w:color w:val="000000"/>
-          <w:sz w:val="22"/>
-          <w:szCs w:val="22"/>
-        </w:rPr>
-      </w:r>
-    </w:p>
-    <w:p>
-      <w:pPr>
-        <w:pStyle w:val="Normal"/>
-        <w:numPr>
-          <w:ilvl w:val="0"/>
-          <w:numId w:val="1"/>
-        </w:numPr>
-        <w:spacing w:before="0" w:after="0"/>
-        <w:ind w:left="-566" w:hanging="0"/>
-        <w:jc w:val="center"/>
-        <w:rPr>
-          <w:rFonts w:ascii="Arial" w:hAnsi="Arial" w:eastAsia="Arial" w:cs="Arial"/>
-          <w:b/>
-          <w:b/>
-          <w:color w:val="000000"/>
-          <w:sz w:val="22"/>
-          <w:szCs w:val="22"/>
-        </w:rPr>
-      </w:pPr>
-      <w:r>
-        <w:rPr>
-          <w:rFonts w:eastAsia="Arial" w:cs="Arial" w:ascii="Arial" w:hAnsi="Arial"/>
-          <w:b/>
-          <w:color w:val="000000"/>
-          <w:sz w:val="22"/>
-          <w:szCs w:val="22"/>
-        </w:rPr>
-        <w:t>Предмет Договора</w:t>
-      </w:r>
-    </w:p>
-    <w:p>
-      <w:pPr>
-        <w:pStyle w:val="Normal"/>
+        <w:pBdr/>
+        <w:shd w:val="clear" w:fill="auto"/>
+        <w:spacing w:lineRule="auto" w:line="276" w:before="0" w:after="0"/>
+        <w:ind w:hanging="0" w:left="-566" w:right="0"/>
+        <w:jc w:val="left"/>
+        <w:rPr>
+          <w:rFonts w:ascii="Arial" w:hAnsi="Arial" w:eastAsia="Arial" w:cs="Arial"/>
+          <w:sz w:val="22"/>
+          <w:szCs w:val="22"/>
+        </w:rPr>
+      </w:pPr>
+      <w:r>
+        <w:rPr>
+          <w:rFonts w:eastAsia="Arial" w:cs="Arial" w:ascii="Arial" w:hAnsi="Arial"/>
+          <w:sz w:val="22"/>
+          <w:szCs w:val="22"/>
+        </w:rPr>
+        <w:t>Исполнитель не удерживает комиссию за вывод средств, кроме случаев, когда банковские или иные платежные системы взимают комиссионное вознаграждение, о чем Пользователь уведомляется заранее.</w:t>
+      </w:r>
+    </w:p>
+    <w:p>
+      <w:pPr>
+        <w:pStyle w:val="normal1"/>
+        <w:keepNext w:val="false"/>
+        <w:keepLines w:val="false"/>
+        <w:pageBreakBefore w:val="false"/>
+        <w:widowControl/>
         <w:numPr>
           <w:ilvl w:val="1"/>
           <w:numId w:val="1"/>
         </w:numPr>
-        <w:spacing w:before="0" w:after="0"/>
-        <w:ind w:left="-566" w:hanging="0"/>
-        <w:rPr>
-          <w:rFonts w:ascii="Arial" w:hAnsi="Arial" w:eastAsia="Arial" w:cs="Arial"/>
-          <w:color w:val="000000"/>
-          <w:sz w:val="22"/>
-          <w:szCs w:val="22"/>
-        </w:rPr>
-      </w:pPr>
-      <w:r>
-        <w:rPr>
-          <w:rFonts w:eastAsia="Arial" w:cs="Arial" w:ascii="Arial" w:hAnsi="Arial"/>
-          <w:color w:val="000000"/>
-          <w:sz w:val="22"/>
-          <w:szCs w:val="22"/>
-        </w:rPr>
-        <w:t xml:space="preserve">Исполнитель оказывает Пользователю услуги по </w:t>
-      </w:r>
-      <w:r>
-        <w:rPr>
-          <w:rFonts w:eastAsia="Arial" w:cs="Arial" w:ascii="Arial" w:hAnsi="Arial"/>
-          <w:sz w:val="22"/>
-          <w:szCs w:val="22"/>
-        </w:rPr>
-        <w:t>продвижению</w:t>
-      </w:r>
-      <w:r>
-        <w:rPr>
-          <w:rFonts w:eastAsia="Arial" w:cs="Arial" w:ascii="Arial" w:hAnsi="Arial"/>
-          <w:color w:val="000000"/>
-          <w:sz w:val="22"/>
-          <w:szCs w:val="22"/>
-        </w:rPr>
-        <w:t xml:space="preserve"> репутации</w:t>
-      </w:r>
-      <w:r>
-        <w:rPr>
-          <w:rFonts w:eastAsia="Arial" w:cs="Arial" w:ascii="Arial" w:hAnsi="Arial"/>
-          <w:sz w:val="22"/>
-          <w:szCs w:val="22"/>
-        </w:rPr>
-        <w:t xml:space="preserve"> на маркетплейсах и интернет-магазинах</w:t>
-      </w:r>
-      <w:r>
-        <w:rPr>
-          <w:rFonts w:eastAsia="Arial" w:cs="Arial" w:ascii="Arial" w:hAnsi="Arial"/>
-          <w:color w:val="000000"/>
-          <w:sz w:val="22"/>
-          <w:szCs w:val="22"/>
-        </w:rPr>
-        <w:t>, выбранн</w:t>
-      </w:r>
-      <w:r>
-        <w:rPr>
-          <w:rFonts w:eastAsia="Arial" w:cs="Arial" w:ascii="Arial" w:hAnsi="Arial"/>
-          <w:sz w:val="22"/>
-          <w:szCs w:val="22"/>
-        </w:rPr>
-        <w:t>ых</w:t>
-      </w:r>
-      <w:r>
-        <w:rPr>
-          <w:rFonts w:eastAsia="Arial" w:cs="Arial" w:ascii="Arial" w:hAnsi="Arial"/>
-          <w:color w:val="000000"/>
-          <w:sz w:val="22"/>
-          <w:szCs w:val="22"/>
-        </w:rPr>
-        <w:t xml:space="preserve"> Пользователем, с помощью каталога Платформы и Цифровых личностей, а Пользователь оплачивает услугу с помощью своего Персонального кошелька. Объем, включая количество привлекаемых Цифровых личностей, </w:t>
-      </w:r>
-      <w:r>
-        <w:rPr>
-          <w:rFonts w:eastAsia="Arial" w:cs="Arial" w:ascii="Arial" w:hAnsi="Arial"/>
-          <w:sz w:val="22"/>
-          <w:szCs w:val="22"/>
-        </w:rPr>
-        <w:t>заказов, отзывов</w:t>
-      </w:r>
-      <w:r>
-        <w:rPr>
-          <w:rFonts w:eastAsia="Arial" w:cs="Arial" w:ascii="Arial" w:hAnsi="Arial"/>
-          <w:color w:val="000000"/>
-          <w:sz w:val="22"/>
-          <w:szCs w:val="22"/>
-        </w:rPr>
-        <w:t xml:space="preserve">, реакций, а также стоимость услуг указывается на Платформе в разделе </w:t>
-      </w:r>
-      <w:r>
-        <w:rPr>
-          <w:rFonts w:eastAsia="Arial" w:cs="Arial" w:ascii="Arial" w:hAnsi="Arial"/>
-          <w:sz w:val="22"/>
-          <w:szCs w:val="22"/>
-        </w:rPr>
-        <w:t>Каталог</w:t>
-      </w:r>
-      <w:r>
-        <w:rPr>
-          <w:rFonts w:eastAsia="Arial" w:cs="Arial" w:ascii="Arial" w:hAnsi="Arial"/>
-          <w:color w:val="000000"/>
-          <w:sz w:val="22"/>
-          <w:szCs w:val="22"/>
-        </w:rPr>
-        <w:t xml:space="preserve"> и доступны Пользователю для выбора и оплаты в Личном кабинете.</w:t>
-      </w:r>
-    </w:p>
-    <w:p>
-      <w:pPr>
-        <w:pStyle w:val="Normal"/>
-        <w:numPr>
-          <w:ilvl w:val="1"/>
-          <w:numId w:val="1"/>
-        </w:numPr>
-        <w:spacing w:before="0" w:after="0"/>
-        <w:ind w:left="-566" w:hanging="0"/>
-        <w:rPr>
-          <w:rFonts w:ascii="Arial" w:hAnsi="Arial" w:eastAsia="Arial" w:cs="Arial"/>
-          <w:color w:val="000000"/>
-          <w:sz w:val="22"/>
-          <w:szCs w:val="22"/>
-        </w:rPr>
-      </w:pPr>
-      <w:r>
-        <w:rPr>
-          <w:rFonts w:eastAsia="Arial" w:cs="Arial" w:ascii="Arial" w:hAnsi="Arial"/>
-          <w:color w:val="000000"/>
-          <w:sz w:val="22"/>
-          <w:szCs w:val="22"/>
-        </w:rPr>
-        <w:t>Пользователь, оплачивая услугу, соглашается, что в случае принятия решения Пользователем отказаться от услуги, Исполнитель вправе вернуть денежные средства на баланс Персонального кошелька Пользователя за вычетом расходов, потраченных на развертывание и обеспечение соответствующей инфраструктуры на соответствующий срок до 14</w:t>
-      </w:r>
-      <w:r>
-        <w:rPr>
-          <w:rFonts w:eastAsia="Arial" w:cs="Arial" w:ascii="Arial" w:hAnsi="Arial"/>
-          <w:sz w:val="22"/>
-          <w:szCs w:val="22"/>
-        </w:rPr>
-        <w:t xml:space="preserve"> дней с момента получения денежных средств в качестве возврата отмененного заказа на маркетплейсе.</w:t>
-      </w:r>
-    </w:p>
-    <w:p>
-      <w:pPr>
-        <w:pStyle w:val="Normal"/>
-        <w:numPr>
-          <w:ilvl w:val="1"/>
-          <w:numId w:val="1"/>
-        </w:numPr>
-        <w:spacing w:before="0" w:after="0"/>
-        <w:ind w:left="-566" w:hanging="0"/>
-        <w:rPr>
-          <w:rFonts w:ascii="Arial" w:hAnsi="Arial" w:eastAsia="Arial" w:cs="Arial"/>
-          <w:color w:val="000000"/>
-          <w:sz w:val="22"/>
-          <w:szCs w:val="22"/>
-        </w:rPr>
-      </w:pPr>
-      <w:r>
-        <w:rPr>
-          <w:rFonts w:eastAsia="Arial" w:cs="Arial" w:ascii="Arial" w:hAnsi="Arial"/>
-          <w:color w:val="000000"/>
-          <w:sz w:val="22"/>
-          <w:szCs w:val="22"/>
-        </w:rPr>
-        <w:t xml:space="preserve">Пользователь может осуществлять оплату услуг как с помощью дебетовой или кредитной карты физического лица, так и с помощью корпоративной карты юридического лица или индивидуального предпринимателя, а так же переводить </w:t>
-      </w:r>
-      <w:r>
-        <w:rPr>
-          <w:rFonts w:eastAsia="Arial" w:cs="Arial" w:ascii="Arial" w:hAnsi="Arial"/>
-          <w:sz w:val="22"/>
-          <w:szCs w:val="22"/>
-        </w:rPr>
-        <w:t>на расчетный счет Исполнителя при выставляемом счете</w:t>
-      </w:r>
-      <w:r>
-        <w:rPr>
-          <w:rFonts w:eastAsia="Arial" w:cs="Arial" w:ascii="Arial" w:hAnsi="Arial"/>
-          <w:color w:val="000000"/>
-          <w:sz w:val="22"/>
-          <w:szCs w:val="22"/>
-        </w:rPr>
-        <w:t xml:space="preserve">. </w:t>
-      </w:r>
-    </w:p>
-    <w:p>
-      <w:pPr>
-        <w:pStyle w:val="Normal"/>
-        <w:numPr>
-          <w:ilvl w:val="1"/>
-          <w:numId w:val="1"/>
-        </w:numPr>
-        <w:spacing w:before="0" w:after="0"/>
-        <w:ind w:left="-566" w:hanging="0"/>
-        <w:rPr>
-          <w:rFonts w:ascii="Arial" w:hAnsi="Arial" w:eastAsia="Arial" w:cs="Arial"/>
-          <w:color w:val="000000"/>
-          <w:sz w:val="22"/>
-          <w:szCs w:val="22"/>
-        </w:rPr>
-      </w:pPr>
-      <w:r>
-        <w:rPr>
-          <w:rFonts w:eastAsia="Arial" w:cs="Arial" w:ascii="Arial" w:hAnsi="Arial"/>
-          <w:color w:val="000000"/>
-          <w:sz w:val="22"/>
-          <w:szCs w:val="22"/>
-        </w:rPr>
-        <w:t>Срок действия настоящей оферты: бессрочно, если в настоящую публичную оферту не внесены изменения или не Исполнителем не размещена новая оферта на Платформе. В случае внесения изменений в настоящую оферту или принятия новой оферты такие изменения или новая оферта вступают в силу с даты размещения на Платформе.</w:t>
-      </w:r>
-    </w:p>
-    <w:p>
-      <w:pPr>
-        <w:pStyle w:val="Normal"/>
-        <w:spacing w:before="0" w:after="0"/>
-        <w:ind w:left="-566" w:hanging="0"/>
-        <w:rPr>
-          <w:rFonts w:ascii="Arial" w:hAnsi="Arial" w:eastAsia="Arial" w:cs="Arial"/>
-          <w:sz w:val="22"/>
-          <w:szCs w:val="22"/>
-        </w:rPr>
-      </w:pPr>
-      <w:r>
-        <w:rPr>
-          <w:rFonts w:eastAsia="Arial" w:cs="Arial" w:ascii="Arial" w:hAnsi="Arial"/>
-          <w:color w:val="000000"/>
-          <w:sz w:val="22"/>
-          <w:szCs w:val="22"/>
-        </w:rPr>
-        <w:t xml:space="preserve">Пользователь обязан самостоятельно отслеживать такие изменения и обязан ознакомиться с такими изменениями или новой офертой. Пользователь выражает свое согласие и акцепт таких изменений или новой оферты путем продолжения пользования Платформой и оплаты услуг, начиная с даты размещения таких изменений или новой оферты на Платформе. </w:t>
-      </w:r>
-    </w:p>
-    <w:p>
-      <w:pPr>
-        <w:pStyle w:val="Normal"/>
-        <w:spacing w:before="0" w:after="0"/>
-        <w:ind w:left="-566" w:hanging="0"/>
-        <w:rPr>
-          <w:rFonts w:ascii="Arial" w:hAnsi="Arial" w:eastAsia="Arial" w:cs="Arial"/>
-          <w:color w:val="000000"/>
-          <w:sz w:val="22"/>
-          <w:szCs w:val="22"/>
-        </w:rPr>
-      </w:pPr>
-      <w:r>
-        <w:rPr>
-          <w:rFonts w:eastAsia="Arial" w:cs="Arial" w:ascii="Arial" w:hAnsi="Arial"/>
-          <w:color w:val="000000"/>
-          <w:sz w:val="22"/>
-          <w:szCs w:val="22"/>
-        </w:rPr>
-      </w:r>
-    </w:p>
-    <w:p>
-      <w:pPr>
-        <w:pStyle w:val="Normal"/>
-        <w:numPr>
-          <w:ilvl w:val="0"/>
-          <w:numId w:val="1"/>
-        </w:numPr>
-        <w:spacing w:before="0" w:after="0"/>
-        <w:ind w:left="-566" w:hanging="0"/>
-        <w:jc w:val="center"/>
-        <w:rPr>
-          <w:rFonts w:ascii="Arial" w:hAnsi="Arial" w:eastAsia="Arial" w:cs="Arial"/>
-          <w:b/>
-          <w:b/>
-          <w:color w:val="000000"/>
-          <w:sz w:val="22"/>
-          <w:szCs w:val="22"/>
-        </w:rPr>
-      </w:pPr>
-      <w:r>
-        <w:rPr>
-          <w:rFonts w:eastAsia="Arial" w:cs="Arial" w:ascii="Arial" w:hAnsi="Arial"/>
-          <w:b/>
-          <w:color w:val="000000"/>
-          <w:sz w:val="22"/>
-          <w:szCs w:val="22"/>
-        </w:rPr>
-        <w:t>Качество оказания услуги</w:t>
-      </w:r>
-    </w:p>
-    <w:p>
-      <w:pPr>
-        <w:pStyle w:val="Normal"/>
-        <w:numPr>
-          <w:ilvl w:val="1"/>
-          <w:numId w:val="1"/>
-        </w:numPr>
-        <w:spacing w:before="0" w:after="0"/>
-        <w:ind w:left="-566" w:hanging="0"/>
-        <w:rPr>
-          <w:rFonts w:ascii="Arial" w:hAnsi="Arial" w:eastAsia="Arial" w:cs="Arial"/>
-          <w:color w:val="000000"/>
-          <w:sz w:val="22"/>
-          <w:szCs w:val="22"/>
-        </w:rPr>
-      </w:pPr>
-      <w:r>
-        <w:rPr>
-          <w:rFonts w:eastAsia="Arial" w:cs="Arial" w:ascii="Arial" w:hAnsi="Arial"/>
-          <w:color w:val="000000"/>
-          <w:sz w:val="22"/>
-          <w:szCs w:val="22"/>
-        </w:rPr>
-        <w:t>Исполнитель гарантирует, что услуга будет оказана в том виде, в котором она будет описана при ее покупке и последующей активации.</w:t>
-      </w:r>
-    </w:p>
-    <w:p>
-      <w:pPr>
-        <w:pStyle w:val="Normal"/>
-        <w:numPr>
-          <w:ilvl w:val="1"/>
-          <w:numId w:val="1"/>
-        </w:numPr>
-        <w:spacing w:before="0" w:after="0"/>
-        <w:ind w:left="-566" w:hanging="0"/>
-        <w:rPr>
-          <w:rFonts w:ascii="Arial" w:hAnsi="Arial" w:eastAsia="Arial" w:cs="Arial"/>
-          <w:color w:val="000000"/>
-          <w:sz w:val="22"/>
-          <w:szCs w:val="22"/>
-        </w:rPr>
-      </w:pPr>
-      <w:r>
-        <w:rPr>
-          <w:rFonts w:eastAsia="Arial" w:cs="Arial" w:ascii="Arial" w:hAnsi="Arial"/>
-          <w:color w:val="000000"/>
-          <w:sz w:val="22"/>
-          <w:szCs w:val="22"/>
-        </w:rPr>
-        <w:t xml:space="preserve">Исполнитель не несет ответственности за то, что в результате оказания услуг </w:t>
-      </w:r>
-      <w:r>
-        <w:rPr>
-          <w:rFonts w:eastAsia="Arial" w:cs="Arial" w:ascii="Arial" w:hAnsi="Arial"/>
-          <w:sz w:val="22"/>
-          <w:szCs w:val="22"/>
-        </w:rPr>
-        <w:t>могут быть технические сбои в работе сторонних площадок</w:t>
-      </w:r>
-      <w:r>
-        <w:rPr>
-          <w:rFonts w:eastAsia="Arial" w:cs="Arial" w:ascii="Arial" w:hAnsi="Arial"/>
-          <w:color w:val="000000"/>
-          <w:sz w:val="22"/>
-          <w:szCs w:val="22"/>
-        </w:rPr>
-        <w:t xml:space="preserve">, так как данные результаты </w:t>
-      </w:r>
-      <w:r>
-        <w:rPr>
-          <w:rFonts w:eastAsia="Arial" w:cs="Arial" w:ascii="Arial" w:hAnsi="Arial"/>
-          <w:sz w:val="22"/>
-          <w:szCs w:val="22"/>
-        </w:rPr>
-        <w:t>зависят, в том числе</w:t>
-      </w:r>
-      <w:r>
-        <w:rPr>
-          <w:rFonts w:eastAsia="Arial" w:cs="Arial" w:ascii="Arial" w:hAnsi="Arial"/>
-          <w:color w:val="000000"/>
-          <w:sz w:val="22"/>
-          <w:szCs w:val="22"/>
-        </w:rPr>
-        <w:t xml:space="preserve"> от действий самого Пользователя, его информации по </w:t>
-      </w:r>
-      <w:r>
-        <w:rPr>
-          <w:rFonts w:eastAsia="Arial" w:cs="Arial" w:ascii="Arial" w:hAnsi="Arial"/>
-          <w:sz w:val="22"/>
-          <w:szCs w:val="22"/>
-        </w:rPr>
-        <w:t xml:space="preserve">заказу </w:t>
-      </w:r>
-      <w:r>
-        <w:rPr>
-          <w:rFonts w:eastAsia="Arial" w:cs="Arial" w:ascii="Arial" w:hAnsi="Arial"/>
-          <w:color w:val="000000"/>
-          <w:sz w:val="22"/>
-          <w:szCs w:val="22"/>
-        </w:rPr>
-        <w:t xml:space="preserve">и иных факторов, на которые Исполнитель не влияет. </w:t>
-      </w:r>
-    </w:p>
-    <w:p>
-      <w:pPr>
-        <w:pStyle w:val="Normal"/>
-        <w:spacing w:before="0" w:after="0"/>
-        <w:ind w:left="-566" w:hanging="0"/>
-        <w:rPr>
-          <w:rFonts w:ascii="Arial" w:hAnsi="Arial" w:eastAsia="Arial" w:cs="Arial"/>
-          <w:color w:val="000000"/>
-          <w:sz w:val="22"/>
-          <w:szCs w:val="22"/>
-        </w:rPr>
-      </w:pPr>
-      <w:r>
-        <w:rPr>
-          <w:rFonts w:eastAsia="Arial" w:cs="Arial" w:ascii="Arial" w:hAnsi="Arial"/>
-          <w:color w:val="000000"/>
-          <w:sz w:val="22"/>
-          <w:szCs w:val="22"/>
-        </w:rPr>
-      </w:r>
-    </w:p>
-    <w:p>
-      <w:pPr>
-        <w:pStyle w:val="Normal"/>
-        <w:numPr>
-          <w:ilvl w:val="0"/>
-          <w:numId w:val="1"/>
-        </w:numPr>
-        <w:spacing w:before="0" w:after="0"/>
-        <w:ind w:left="-566" w:hanging="0"/>
-        <w:jc w:val="center"/>
-        <w:rPr>
-          <w:rFonts w:ascii="Arial" w:hAnsi="Arial" w:eastAsia="Arial" w:cs="Arial"/>
-          <w:b/>
-          <w:b/>
-          <w:color w:val="000000"/>
-          <w:sz w:val="22"/>
-          <w:szCs w:val="22"/>
-        </w:rPr>
-      </w:pPr>
-      <w:r>
-        <w:rPr>
-          <w:rFonts w:eastAsia="Arial" w:cs="Arial" w:ascii="Arial" w:hAnsi="Arial"/>
-          <w:b/>
-          <w:color w:val="000000"/>
-          <w:sz w:val="22"/>
-          <w:szCs w:val="22"/>
-        </w:rPr>
-        <w:t>Регистрация и авторизация на сайте</w:t>
-      </w:r>
-    </w:p>
-    <w:p>
-      <w:pPr>
-        <w:pStyle w:val="Normal"/>
-        <w:numPr>
-          <w:ilvl w:val="1"/>
-          <w:numId w:val="1"/>
-        </w:numPr>
-        <w:spacing w:before="0" w:after="0"/>
-        <w:ind w:left="-566" w:hanging="0"/>
-        <w:rPr>
-          <w:rFonts w:ascii="Arial" w:hAnsi="Arial" w:eastAsia="Arial" w:cs="Arial"/>
-          <w:color w:val="000000"/>
-          <w:sz w:val="22"/>
-          <w:szCs w:val="22"/>
-        </w:rPr>
-      </w:pPr>
-      <w:r>
-        <w:rPr>
-          <w:rFonts w:eastAsia="Arial" w:cs="Arial" w:ascii="Arial" w:hAnsi="Arial"/>
-          <w:color w:val="000000"/>
-          <w:sz w:val="22"/>
-          <w:szCs w:val="22"/>
-        </w:rPr>
-        <w:t xml:space="preserve">Для использования функций Платформы Пользователь регистрируется, создавая личный кабинет, где может пополнять баланс, просматривать историю операций и заказов, связываться с поддержкой и изменять личные данные. При регистрации Пользователь указывает свои персональные данные и обязуется предоставить достоверную информацию. Данные обрабатываются Исполнителем в соответствии с политикой конфиденциальности. </w:t>
-      </w:r>
-    </w:p>
-    <w:p>
-      <w:pPr>
-        <w:pStyle w:val="Normal"/>
-        <w:numPr>
-          <w:ilvl w:val="1"/>
-          <w:numId w:val="1"/>
-        </w:numPr>
-        <w:spacing w:before="0" w:after="0"/>
-        <w:ind w:left="-566" w:hanging="0"/>
-        <w:rPr>
-          <w:rFonts w:ascii="Arial" w:hAnsi="Arial" w:eastAsia="Arial" w:cs="Arial"/>
-          <w:color w:val="000000"/>
-          <w:sz w:val="22"/>
-          <w:szCs w:val="22"/>
-        </w:rPr>
-      </w:pPr>
-      <w:r>
-        <w:rPr>
-          <w:rFonts w:eastAsia="Arial" w:cs="Arial" w:ascii="Arial" w:hAnsi="Arial"/>
-          <w:color w:val="000000"/>
-          <w:sz w:val="22"/>
-          <w:szCs w:val="22"/>
-        </w:rPr>
-        <w:t>Регистрация на сайте означает полный и безоговорочный акцепт настоящей публичной оферты.</w:t>
-      </w:r>
-    </w:p>
-    <w:p>
-      <w:pPr>
-        <w:pStyle w:val="Normal"/>
-        <w:spacing w:before="0" w:after="0"/>
-        <w:ind w:left="-566" w:hanging="0"/>
-        <w:rPr>
-          <w:rFonts w:ascii="Arial" w:hAnsi="Arial" w:eastAsia="Arial" w:cs="Arial"/>
-          <w:color w:val="000000"/>
-          <w:sz w:val="22"/>
-          <w:szCs w:val="22"/>
-        </w:rPr>
-      </w:pPr>
-      <w:r>
-        <w:rPr>
-          <w:rFonts w:eastAsia="Arial" w:cs="Arial" w:ascii="Arial" w:hAnsi="Arial"/>
-          <w:color w:val="000000"/>
-          <w:sz w:val="22"/>
-          <w:szCs w:val="22"/>
-        </w:rPr>
-      </w:r>
-    </w:p>
-    <w:p>
-      <w:pPr>
-        <w:pStyle w:val="Normal"/>
-        <w:numPr>
-          <w:ilvl w:val="0"/>
-          <w:numId w:val="1"/>
-        </w:numPr>
-        <w:spacing w:before="0" w:after="0"/>
-        <w:ind w:left="-566" w:hanging="0"/>
-        <w:jc w:val="center"/>
-        <w:rPr>
-          <w:rFonts w:ascii="Arial" w:hAnsi="Arial" w:eastAsia="Arial" w:cs="Arial"/>
-          <w:b/>
-          <w:b/>
-          <w:color w:val="000000"/>
-          <w:sz w:val="22"/>
-          <w:szCs w:val="22"/>
-        </w:rPr>
-      </w:pPr>
-      <w:r>
-        <w:rPr>
-          <w:rFonts w:eastAsia="Arial" w:cs="Arial" w:ascii="Arial" w:hAnsi="Arial"/>
-          <w:b/>
-          <w:color w:val="000000"/>
-          <w:sz w:val="22"/>
-          <w:szCs w:val="22"/>
-        </w:rPr>
-        <w:t>Партнерская программа</w:t>
-      </w:r>
-    </w:p>
-    <w:p>
-      <w:pPr>
-        <w:pStyle w:val="Normal"/>
-        <w:numPr>
-          <w:ilvl w:val="1"/>
-          <w:numId w:val="1"/>
-        </w:numPr>
-        <w:spacing w:before="0" w:after="0"/>
-        <w:ind w:left="-566" w:hanging="0"/>
-        <w:rPr>
-          <w:rFonts w:ascii="Arial" w:hAnsi="Arial" w:eastAsia="Arial" w:cs="Arial"/>
-          <w:color w:val="000000"/>
-          <w:sz w:val="22"/>
-          <w:szCs w:val="22"/>
-        </w:rPr>
-      </w:pPr>
-      <w:r>
-        <w:rPr>
-          <w:rFonts w:eastAsia="Arial" w:cs="Arial" w:ascii="Arial" w:hAnsi="Arial"/>
-          <w:color w:val="000000"/>
-          <w:sz w:val="22"/>
-          <w:szCs w:val="22"/>
-        </w:rPr>
-        <w:t>Каждый Пользователь может участвовать в партнерской программе Исполнителя.</w:t>
-      </w:r>
-    </w:p>
-    <w:p>
-      <w:pPr>
-        <w:pStyle w:val="Normal"/>
-        <w:numPr>
-          <w:ilvl w:val="1"/>
-          <w:numId w:val="1"/>
-        </w:numPr>
-        <w:spacing w:before="0" w:after="0"/>
-        <w:ind w:left="-566" w:hanging="0"/>
-        <w:rPr>
-          <w:rFonts w:ascii="Arial" w:hAnsi="Arial" w:eastAsia="Arial" w:cs="Arial"/>
-          <w:color w:val="000000"/>
-          <w:sz w:val="22"/>
-          <w:szCs w:val="22"/>
-        </w:rPr>
-      </w:pPr>
-      <w:r>
-        <w:rPr>
-          <w:rFonts w:eastAsia="Arial" w:cs="Arial" w:ascii="Arial" w:hAnsi="Arial"/>
-          <w:color w:val="000000"/>
-          <w:sz w:val="22"/>
-          <w:szCs w:val="22"/>
-        </w:rPr>
-        <w:t>Пользователь участвует в партнерской программе с помощью соответствующего уникального кода, доступного в личном кабинете Пользователя.</w:t>
-      </w:r>
-    </w:p>
-    <w:p>
-      <w:pPr>
-        <w:pStyle w:val="Normal"/>
-        <w:numPr>
-          <w:ilvl w:val="1"/>
-          <w:numId w:val="1"/>
-        </w:numPr>
-        <w:spacing w:before="0" w:after="0"/>
-        <w:ind w:left="-566" w:hanging="0"/>
-        <w:rPr>
-          <w:rFonts w:ascii="Arial" w:hAnsi="Arial" w:eastAsia="Arial" w:cs="Arial"/>
-          <w:color w:val="000000"/>
-          <w:sz w:val="22"/>
-          <w:szCs w:val="22"/>
-        </w:rPr>
-      </w:pPr>
-      <w:r>
-        <w:rPr>
-          <w:rFonts w:eastAsia="Arial" w:cs="Arial" w:ascii="Arial" w:hAnsi="Arial"/>
-          <w:color w:val="000000"/>
-          <w:sz w:val="22"/>
-          <w:szCs w:val="22"/>
-        </w:rPr>
-        <w:t xml:space="preserve">Вознаграждение пользователя </w:t>
-      </w:r>
-      <w:r>
-        <w:rPr>
-          <w:rFonts w:eastAsia="Arial" w:cs="Arial" w:ascii="Arial" w:hAnsi="Arial"/>
-          <w:sz w:val="22"/>
-          <w:szCs w:val="22"/>
-        </w:rPr>
-        <w:t xml:space="preserve">указано в меню Финансы </w:t>
-      </w:r>
-      <w:r>
-        <w:rPr>
-          <w:rFonts w:eastAsia="Arial" w:cs="Arial" w:ascii="Arial" w:hAnsi="Arial"/>
-          <w:color w:val="000000"/>
-          <w:sz w:val="22"/>
-          <w:szCs w:val="22"/>
-        </w:rPr>
-        <w:t>за каждого нового пользователя, использовавшего уникальный код или уникальную реферальную ссылку Пользователя при регистрации и последующей оплате услуг, при условии активации оплаченных услуг.</w:t>
-      </w:r>
-    </w:p>
-    <w:p>
-      <w:pPr>
-        <w:pStyle w:val="Normal"/>
-        <w:spacing w:before="0" w:after="0"/>
-        <w:ind w:left="-566" w:hanging="0"/>
-        <w:rPr>
-          <w:rFonts w:ascii="Arial" w:hAnsi="Arial" w:eastAsia="Arial" w:cs="Arial"/>
-          <w:color w:val="000000"/>
-          <w:sz w:val="22"/>
-          <w:szCs w:val="22"/>
-        </w:rPr>
-      </w:pPr>
-      <w:r>
-        <w:rPr>
-          <w:rFonts w:eastAsia="Arial" w:cs="Arial" w:ascii="Arial" w:hAnsi="Arial"/>
-          <w:color w:val="000000"/>
-          <w:sz w:val="22"/>
-          <w:szCs w:val="22"/>
-        </w:rPr>
-      </w:r>
-    </w:p>
-    <w:p>
-      <w:pPr>
-        <w:pStyle w:val="Normal"/>
-        <w:numPr>
-          <w:ilvl w:val="0"/>
-          <w:numId w:val="1"/>
-        </w:numPr>
-        <w:spacing w:before="0" w:after="0"/>
-        <w:ind w:left="-566" w:hanging="0"/>
-        <w:jc w:val="center"/>
-        <w:rPr>
-          <w:rFonts w:ascii="Arial" w:hAnsi="Arial" w:eastAsia="Arial" w:cs="Arial"/>
-          <w:b/>
-          <w:b/>
-          <w:color w:val="000000"/>
-          <w:sz w:val="22"/>
-          <w:szCs w:val="22"/>
-        </w:rPr>
-      </w:pPr>
-      <w:r>
-        <w:rPr>
-          <w:rFonts w:eastAsia="Arial" w:cs="Arial" w:ascii="Arial" w:hAnsi="Arial"/>
-          <w:b/>
-          <w:color w:val="000000"/>
-          <w:sz w:val="22"/>
-          <w:szCs w:val="22"/>
-        </w:rPr>
-        <w:t>Интеллектуальная собственность и ограничения при использовании Платформы</w:t>
-      </w:r>
-    </w:p>
-    <w:p>
-      <w:pPr>
-        <w:pStyle w:val="Normal"/>
-        <w:numPr>
-          <w:ilvl w:val="1"/>
-          <w:numId w:val="1"/>
-        </w:numPr>
-        <w:spacing w:before="0" w:after="0"/>
-        <w:ind w:left="-566" w:hanging="0"/>
-        <w:rPr>
-          <w:rFonts w:ascii="Arial" w:hAnsi="Arial" w:eastAsia="Arial" w:cs="Arial"/>
-          <w:color w:val="000000"/>
-          <w:sz w:val="22"/>
-          <w:szCs w:val="22"/>
-        </w:rPr>
-      </w:pPr>
-      <w:r>
-        <w:rPr>
-          <w:rFonts w:eastAsia="Arial" w:cs="Arial" w:ascii="Arial" w:hAnsi="Arial"/>
-          <w:color w:val="000000"/>
-          <w:sz w:val="22"/>
-          <w:szCs w:val="22"/>
-        </w:rPr>
-        <w:t> </w:t>
-      </w:r>
-      <w:r>
-        <w:rPr>
-          <w:rFonts w:eastAsia="Arial" w:cs="Arial" w:ascii="Arial" w:hAnsi="Arial"/>
-          <w:color w:val="000000"/>
-          <w:sz w:val="22"/>
-          <w:szCs w:val="22"/>
-        </w:rPr>
-        <w:t>Используя материалы Исполнителя, а также используя Платформу, Пользователь признает и соглашается с тем, что все содержимое Платформы, алгоритмы, дизайн, логотипы, контент и структура содержимого Платформы защищены авторским правом, правом на товарный знак и другими правами на результаты интеллектуальной деятельности и что указанные права являются действительными и охраняются во всех формах, на всех носителях и в отношении всех технологий, как существующих в настоящее время, так и разработанных или созданных впоследствии. Никакие права на любое содержимое материалов и Платформы, принадлежащих Исполнителю, включая, помимо прочего, аудиовизуальные произведения, текстовые и графические материалы, программы для ЭВМ, товарные знаки не переходят к Пользователю в результате пользования материалами и Платформой и заключения Договора.</w:t>
-      </w:r>
-    </w:p>
-    <w:p>
-      <w:pPr>
-        <w:pStyle w:val="Normal"/>
-        <w:numPr>
-          <w:ilvl w:val="1"/>
-          <w:numId w:val="1"/>
-        </w:numPr>
-        <w:spacing w:before="0" w:after="0"/>
-        <w:ind w:left="-566" w:hanging="0"/>
-        <w:rPr>
-          <w:rFonts w:ascii="Arial" w:hAnsi="Arial" w:eastAsia="Arial" w:cs="Arial"/>
-          <w:color w:val="000000"/>
-          <w:sz w:val="22"/>
-          <w:szCs w:val="22"/>
-        </w:rPr>
-      </w:pPr>
-      <w:r>
-        <w:rPr>
-          <w:rFonts w:eastAsia="Arial" w:cs="Arial" w:ascii="Arial" w:hAnsi="Arial"/>
-          <w:color w:val="000000"/>
-          <w:sz w:val="22"/>
-          <w:szCs w:val="22"/>
-        </w:rPr>
-        <w:t>Пользователю запрещается копировать, модифицировать, изменять, удалять, дополнять, публиковать, передавать какую-либо информацию, полученную на Платформе, кроме случаев, когда такая функция прямо предусмотрена на Платформе.</w:t>
-      </w:r>
-    </w:p>
-    <w:p>
-      <w:pPr>
-        <w:pStyle w:val="Normal"/>
-        <w:numPr>
-          <w:ilvl w:val="1"/>
-          <w:numId w:val="1"/>
-        </w:numPr>
-        <w:spacing w:before="0" w:after="0"/>
-        <w:ind w:left="-566" w:hanging="0"/>
-        <w:rPr>
-          <w:rFonts w:ascii="Arial" w:hAnsi="Arial" w:eastAsia="Arial" w:cs="Arial"/>
-          <w:color w:val="000000"/>
-          <w:sz w:val="22"/>
-          <w:szCs w:val="22"/>
-        </w:rPr>
-      </w:pPr>
-      <w:r>
-        <w:rPr>
-          <w:rFonts w:eastAsia="Arial" w:cs="Arial" w:ascii="Arial" w:hAnsi="Arial"/>
-          <w:color w:val="000000"/>
-          <w:sz w:val="22"/>
-          <w:szCs w:val="22"/>
-        </w:rPr>
-        <w:t>Пользователю запрещается:</w:t>
-      </w:r>
-    </w:p>
-    <w:p>
-      <w:pPr>
-        <w:pStyle w:val="Normal"/>
-        <w:numPr>
-          <w:ilvl w:val="2"/>
-          <w:numId w:val="1"/>
-        </w:numPr>
-        <w:spacing w:before="0" w:after="0"/>
-        <w:ind w:left="-566" w:hanging="0"/>
-        <w:rPr>
-          <w:rFonts w:ascii="Arial" w:hAnsi="Arial" w:eastAsia="Arial" w:cs="Arial"/>
-          <w:color w:val="000000"/>
-          <w:sz w:val="22"/>
-          <w:szCs w:val="22"/>
-        </w:rPr>
-      </w:pPr>
-      <w:r>
-        <w:rPr>
-          <w:rFonts w:eastAsia="Arial" w:cs="Arial" w:ascii="Arial" w:hAnsi="Arial"/>
-          <w:color w:val="000000"/>
-          <w:sz w:val="22"/>
-          <w:szCs w:val="22"/>
-        </w:rPr>
-        <w:t>копировать либо иным способом использовать программную часть Платформы, а также ее дизайн.</w:t>
-      </w:r>
-    </w:p>
-    <w:p>
-      <w:pPr>
-        <w:pStyle w:val="Normal"/>
-        <w:numPr>
-          <w:ilvl w:val="2"/>
-          <w:numId w:val="1"/>
-        </w:numPr>
-        <w:spacing w:before="0" w:after="0"/>
-        <w:ind w:left="-566" w:hanging="0"/>
-        <w:rPr>
-          <w:rFonts w:ascii="Arial" w:hAnsi="Arial" w:eastAsia="Arial" w:cs="Arial"/>
-          <w:color w:val="000000"/>
-          <w:sz w:val="22"/>
-          <w:szCs w:val="22"/>
-        </w:rPr>
-      </w:pPr>
-      <w:r>
-        <w:rPr>
-          <w:rFonts w:eastAsia="Arial" w:cs="Arial" w:ascii="Arial" w:hAnsi="Arial"/>
-          <w:color w:val="000000"/>
-          <w:sz w:val="22"/>
-          <w:szCs w:val="22"/>
-        </w:rPr>
-        <w:t>использовать персональные данные третьих лиц на Платформе, без их согласия, в том числе домашние адреса, телефоны, паспортные данные, адреса электронной почты.</w:t>
-      </w:r>
-    </w:p>
-    <w:p>
-      <w:pPr>
-        <w:pStyle w:val="Normal"/>
-        <w:numPr>
-          <w:ilvl w:val="2"/>
-          <w:numId w:val="1"/>
-        </w:numPr>
-        <w:spacing w:before="0" w:after="0"/>
-        <w:ind w:left="-566" w:hanging="0"/>
-        <w:rPr>
-          <w:rFonts w:ascii="Arial" w:hAnsi="Arial" w:eastAsia="Arial" w:cs="Arial"/>
-          <w:color w:val="000000"/>
-          <w:sz w:val="22"/>
-          <w:szCs w:val="22"/>
-        </w:rPr>
-      </w:pPr>
-      <w:r>
-        <w:rPr>
-          <w:rFonts w:eastAsia="Arial" w:cs="Arial" w:ascii="Arial" w:hAnsi="Arial"/>
-          <w:color w:val="000000"/>
-          <w:sz w:val="22"/>
-          <w:szCs w:val="22"/>
-        </w:rPr>
-        <w:t>изменять каким бы то ни было способом программную часть Платформы, совершать действия, направленные на изменение функционирования и работоспособности Платформы.</w:t>
-      </w:r>
-    </w:p>
-    <w:p>
-      <w:pPr>
-        <w:pStyle w:val="Normal"/>
-        <w:numPr>
-          <w:ilvl w:val="2"/>
-          <w:numId w:val="1"/>
-        </w:numPr>
-        <w:spacing w:before="0" w:after="0"/>
-        <w:ind w:left="-566" w:hanging="0"/>
-        <w:rPr>
-          <w:rFonts w:ascii="Arial" w:hAnsi="Arial" w:eastAsia="Arial" w:cs="Arial"/>
-          <w:color w:val="000000"/>
-          <w:sz w:val="22"/>
-          <w:szCs w:val="22"/>
-        </w:rPr>
-      </w:pPr>
-      <w:r>
-        <w:rPr>
-          <w:rFonts w:eastAsia="Arial" w:cs="Arial" w:ascii="Arial" w:hAnsi="Arial"/>
-          <w:color w:val="000000"/>
-          <w:sz w:val="22"/>
-          <w:szCs w:val="22"/>
-        </w:rPr>
-        <w:t>использовать Платформу для увеличения активности контента, нарушающего исключительные права третьих лиц.</w:t>
-      </w:r>
-    </w:p>
-    <w:p>
-      <w:pPr>
-        <w:pStyle w:val="Normal"/>
-        <w:spacing w:before="0" w:after="0"/>
-        <w:ind w:left="-566" w:hanging="0"/>
-        <w:rPr>
-          <w:rFonts w:ascii="Arial" w:hAnsi="Arial" w:eastAsia="Arial" w:cs="Arial"/>
-          <w:color w:val="000000"/>
-          <w:sz w:val="22"/>
-          <w:szCs w:val="22"/>
-        </w:rPr>
-      </w:pPr>
-      <w:r>
-        <w:rPr>
-          <w:rFonts w:eastAsia="Arial" w:cs="Arial" w:ascii="Arial" w:hAnsi="Arial"/>
-          <w:color w:val="000000"/>
-          <w:sz w:val="22"/>
-          <w:szCs w:val="22"/>
-        </w:rPr>
-      </w:r>
-    </w:p>
-    <w:p>
-      <w:pPr>
-        <w:pStyle w:val="Normal"/>
-        <w:numPr>
-          <w:ilvl w:val="0"/>
-          <w:numId w:val="1"/>
-        </w:numPr>
-        <w:spacing w:before="0" w:after="0"/>
-        <w:ind w:left="-566" w:hanging="0"/>
-        <w:jc w:val="center"/>
-        <w:rPr>
-          <w:rFonts w:ascii="Arial" w:hAnsi="Arial" w:eastAsia="Arial" w:cs="Arial"/>
-          <w:b/>
-          <w:b/>
-          <w:color w:val="000000"/>
-          <w:sz w:val="22"/>
-          <w:szCs w:val="22"/>
-        </w:rPr>
-      </w:pPr>
-      <w:r>
-        <w:rPr>
-          <w:rFonts w:eastAsia="Arial" w:cs="Arial" w:ascii="Arial" w:hAnsi="Arial"/>
-          <w:b/>
-          <w:color w:val="000000"/>
-          <w:sz w:val="22"/>
-          <w:szCs w:val="22"/>
-        </w:rPr>
-        <w:t>Права и обязанности Сторон</w:t>
-      </w:r>
-    </w:p>
-    <w:p>
-      <w:pPr>
-        <w:pStyle w:val="Normal"/>
-        <w:numPr>
-          <w:ilvl w:val="1"/>
-          <w:numId w:val="1"/>
-        </w:numPr>
-        <w:spacing w:before="0" w:after="0"/>
-        <w:ind w:left="-566" w:hanging="0"/>
-        <w:rPr>
-          <w:rFonts w:ascii="Arial" w:hAnsi="Arial" w:eastAsia="Arial" w:cs="Arial"/>
-          <w:color w:val="000000"/>
-          <w:sz w:val="22"/>
-          <w:szCs w:val="22"/>
-        </w:rPr>
-      </w:pPr>
-      <w:r>
-        <w:rPr>
-          <w:rFonts w:eastAsia="Arial" w:cs="Arial" w:ascii="Arial" w:hAnsi="Arial"/>
-          <w:color w:val="000000"/>
-          <w:sz w:val="22"/>
-          <w:szCs w:val="22"/>
-        </w:rPr>
-        <w:t>Исполнитель имеет право:</w:t>
-      </w:r>
-    </w:p>
-    <w:p>
-      <w:pPr>
-        <w:pStyle w:val="Normal"/>
-        <w:numPr>
-          <w:ilvl w:val="2"/>
-          <w:numId w:val="1"/>
-        </w:numPr>
-        <w:spacing w:before="0" w:after="0"/>
-        <w:ind w:left="-566" w:hanging="0"/>
-        <w:rPr>
-          <w:rFonts w:ascii="Arial" w:hAnsi="Arial" w:eastAsia="Arial" w:cs="Arial"/>
-          <w:color w:val="000000"/>
-          <w:sz w:val="22"/>
-          <w:szCs w:val="22"/>
-        </w:rPr>
-      </w:pPr>
-      <w:r>
-        <w:rPr>
-          <w:rFonts w:eastAsia="Arial" w:cs="Arial" w:ascii="Arial" w:hAnsi="Arial"/>
-          <w:color w:val="000000"/>
-          <w:sz w:val="22"/>
-          <w:szCs w:val="22"/>
-        </w:rPr>
-        <w:t xml:space="preserve">Исполнитель вправе в одностороннем порядке время от времени вносить изменения в настоящий Договор. Текст измененного Договора будет доступен на сайте Платформы. Пользователь обязан самостоятельно проверять условия таких изменений. При совершении действий по использованию Платформы после внесения изменений в Договор и их опубликования на сайте Платформы, Пользователь подтверждает согласие с такими изменениями Договора. </w:t>
-      </w:r>
-    </w:p>
-    <w:p>
-      <w:pPr>
-        <w:pStyle w:val="Normal"/>
-        <w:numPr>
-          <w:ilvl w:val="2"/>
-          <w:numId w:val="1"/>
-        </w:numPr>
-        <w:spacing w:before="0" w:after="0"/>
-        <w:ind w:left="-566" w:hanging="0"/>
-        <w:rPr>
-          <w:rFonts w:ascii="Arial" w:hAnsi="Arial" w:eastAsia="Arial" w:cs="Arial"/>
-          <w:color w:val="000000"/>
-          <w:sz w:val="22"/>
-          <w:szCs w:val="22"/>
-        </w:rPr>
-      </w:pPr>
-      <w:r>
-        <w:rPr>
-          <w:rFonts w:eastAsia="Arial" w:cs="Arial" w:ascii="Arial" w:hAnsi="Arial"/>
-          <w:color w:val="000000"/>
-          <w:sz w:val="22"/>
-          <w:szCs w:val="22"/>
-        </w:rPr>
-        <w:t xml:space="preserve">Отказать Пользователю в оказании услуг, в том числе путем блокировки, если Исполнитель посчитает, что Пользователь нарушает, намеревается нарушить или допускает нарушение законодательства РФ в любой его части, в том числе посягает на права и законные интересы других лиц. </w:t>
-      </w:r>
-    </w:p>
-    <w:p>
-      <w:pPr>
-        <w:pStyle w:val="Normal"/>
-        <w:numPr>
-          <w:ilvl w:val="2"/>
-          <w:numId w:val="1"/>
-        </w:numPr>
-        <w:spacing w:before="0" w:after="0"/>
-        <w:ind w:left="-566" w:hanging="0"/>
-        <w:rPr>
-          <w:rFonts w:ascii="Arial" w:hAnsi="Arial" w:eastAsia="Arial" w:cs="Arial"/>
-          <w:color w:val="000000"/>
-          <w:sz w:val="22"/>
-          <w:szCs w:val="22"/>
-        </w:rPr>
-      </w:pPr>
-      <w:r>
-        <w:rPr>
-          <w:rFonts w:eastAsia="Arial" w:cs="Arial" w:ascii="Arial" w:hAnsi="Arial"/>
-          <w:color w:val="000000"/>
-          <w:sz w:val="22"/>
-          <w:szCs w:val="22"/>
-        </w:rPr>
-        <w:t xml:space="preserve">Пользователь обязуется: </w:t>
-      </w:r>
-    </w:p>
-    <w:p>
-      <w:pPr>
-        <w:pStyle w:val="Normal"/>
-        <w:numPr>
-          <w:ilvl w:val="3"/>
-          <w:numId w:val="1"/>
-        </w:numPr>
-        <w:spacing w:before="0" w:after="0"/>
-        <w:ind w:left="-566" w:hanging="0"/>
-        <w:rPr>
-          <w:rFonts w:ascii="Arial" w:hAnsi="Arial" w:eastAsia="Arial" w:cs="Arial"/>
-          <w:color w:val="000000"/>
-          <w:sz w:val="22"/>
-          <w:szCs w:val="22"/>
-        </w:rPr>
-      </w:pPr>
-      <w:r>
-        <w:rPr>
-          <w:rFonts w:eastAsia="Arial" w:cs="Arial" w:ascii="Arial" w:hAnsi="Arial"/>
-          <w:color w:val="000000"/>
-          <w:sz w:val="22"/>
-          <w:szCs w:val="22"/>
-        </w:rPr>
-        <w:t>соблюдать условия настоящего Договора, с вносимыми время от время изменениями, а в случае несогласия с такими изменениями прекратить использование Платформы.</w:t>
-      </w:r>
-    </w:p>
-    <w:p>
-      <w:pPr>
-        <w:pStyle w:val="Normal"/>
-        <w:numPr>
-          <w:ilvl w:val="3"/>
-          <w:numId w:val="1"/>
-        </w:numPr>
-        <w:spacing w:before="0" w:after="0"/>
-        <w:ind w:left="-566" w:hanging="0"/>
-        <w:rPr>
-          <w:rFonts w:ascii="Arial" w:hAnsi="Arial" w:eastAsia="Arial" w:cs="Arial"/>
-          <w:color w:val="000000"/>
-          <w:sz w:val="22"/>
-          <w:szCs w:val="22"/>
-        </w:rPr>
-      </w:pPr>
-      <w:r>
-        <w:rPr>
-          <w:rFonts w:eastAsia="Arial" w:cs="Arial" w:ascii="Arial" w:hAnsi="Arial"/>
-          <w:color w:val="000000"/>
-          <w:sz w:val="22"/>
-          <w:szCs w:val="22"/>
-        </w:rPr>
-        <w:t>соблюдать законодательство РФ или иной применимой юрисдикции при использовании Платформы.</w:t>
-      </w:r>
-    </w:p>
-    <w:p>
-      <w:pPr>
-        <w:pStyle w:val="Normal"/>
-        <w:spacing w:before="0" w:after="0"/>
-        <w:ind w:left="-566" w:hanging="0"/>
-        <w:rPr>
-          <w:rFonts w:ascii="Arial" w:hAnsi="Arial" w:eastAsia="Arial" w:cs="Arial"/>
-          <w:color w:val="000000"/>
-          <w:sz w:val="22"/>
-          <w:szCs w:val="22"/>
-        </w:rPr>
-      </w:pPr>
-      <w:r>
-        <w:rPr>
-          <w:rFonts w:eastAsia="Arial" w:cs="Arial" w:ascii="Arial" w:hAnsi="Arial"/>
-          <w:color w:val="000000"/>
-          <w:sz w:val="22"/>
-          <w:szCs w:val="22"/>
-        </w:rPr>
-      </w:r>
-    </w:p>
-    <w:p>
-      <w:pPr>
-        <w:pStyle w:val="Normal"/>
-        <w:numPr>
-          <w:ilvl w:val="0"/>
-          <w:numId w:val="1"/>
-        </w:numPr>
-        <w:spacing w:before="0" w:after="0"/>
-        <w:ind w:left="-566" w:hanging="0"/>
-        <w:jc w:val="center"/>
-        <w:rPr>
-          <w:rFonts w:ascii="Arial" w:hAnsi="Arial" w:eastAsia="Arial" w:cs="Arial"/>
-          <w:b/>
-          <w:b/>
-          <w:color w:val="000000"/>
-          <w:sz w:val="22"/>
-          <w:szCs w:val="22"/>
-        </w:rPr>
-      </w:pPr>
-      <w:r>
-        <w:rPr>
-          <w:rFonts w:eastAsia="Arial" w:cs="Arial" w:ascii="Arial" w:hAnsi="Arial"/>
-          <w:b/>
-          <w:color w:val="000000"/>
-          <w:sz w:val="22"/>
-          <w:szCs w:val="22"/>
-        </w:rPr>
-        <w:t>Ограничение ответственности</w:t>
-      </w:r>
-    </w:p>
-    <w:p>
-      <w:pPr>
-        <w:pStyle w:val="Normal"/>
-        <w:numPr>
-          <w:ilvl w:val="1"/>
-          <w:numId w:val="1"/>
-        </w:numPr>
-        <w:spacing w:before="0" w:after="0"/>
-        <w:ind w:left="-566" w:hanging="0"/>
-        <w:rPr>
-          <w:rFonts w:ascii="Arial" w:hAnsi="Arial" w:eastAsia="Arial" w:cs="Arial"/>
-          <w:color w:val="000000"/>
-          <w:sz w:val="22"/>
-          <w:szCs w:val="22"/>
-        </w:rPr>
-      </w:pPr>
-      <w:r>
-        <w:rPr>
-          <w:rFonts w:eastAsia="Arial" w:cs="Arial" w:ascii="Arial" w:hAnsi="Arial"/>
-          <w:color w:val="000000"/>
-          <w:sz w:val="22"/>
-          <w:szCs w:val="22"/>
-        </w:rPr>
-        <w:t>Исполнитель не несет ответственности за сбои в работе, вызванные третьими лицами (сбои интернета, технические проблемы на стороне платформ, интегрированных с Платформой), а также за действия любых иных третьих лиц.</w:t>
-      </w:r>
-    </w:p>
-    <w:p>
-      <w:pPr>
-        <w:pStyle w:val="Normal"/>
-        <w:numPr>
-          <w:ilvl w:val="1"/>
-          <w:numId w:val="1"/>
-        </w:numPr>
-        <w:spacing w:before="0" w:after="0"/>
-        <w:ind w:left="-566" w:hanging="0"/>
-        <w:rPr>
-          <w:rFonts w:ascii="Arial" w:hAnsi="Arial" w:eastAsia="Arial" w:cs="Arial"/>
-          <w:color w:val="000000"/>
-          <w:sz w:val="22"/>
-          <w:szCs w:val="22"/>
-        </w:rPr>
-      </w:pPr>
-      <w:r>
-        <w:rPr>
-          <w:rFonts w:eastAsia="Arial" w:cs="Arial" w:ascii="Arial" w:hAnsi="Arial"/>
-          <w:color w:val="000000"/>
-          <w:sz w:val="22"/>
-          <w:szCs w:val="22"/>
-        </w:rPr>
-        <w:t xml:space="preserve">Исполнитель не несет ответственности в случае блокировки аккаунта, канала, удаления постов и иных ограничений, применяемых администрацией </w:t>
-      </w:r>
-      <w:r>
-        <w:rPr>
-          <w:rFonts w:eastAsia="Arial" w:cs="Arial" w:ascii="Arial" w:hAnsi="Arial"/>
-          <w:sz w:val="22"/>
-          <w:szCs w:val="22"/>
-        </w:rPr>
-        <w:t>маркетплейсов и интернет-магазинов</w:t>
-      </w:r>
-      <w:r>
-        <w:rPr>
-          <w:rFonts w:eastAsia="Arial" w:cs="Arial" w:ascii="Arial" w:hAnsi="Arial"/>
-          <w:color w:val="000000"/>
-          <w:sz w:val="22"/>
-          <w:szCs w:val="22"/>
-        </w:rPr>
-        <w:t>.</w:t>
-      </w:r>
-    </w:p>
-    <w:p>
-      <w:pPr>
-        <w:pStyle w:val="Normal"/>
-        <w:numPr>
-          <w:ilvl w:val="1"/>
-          <w:numId w:val="1"/>
-        </w:numPr>
-        <w:spacing w:before="0" w:after="0"/>
-        <w:ind w:left="-566" w:hanging="0"/>
-        <w:rPr>
-          <w:rFonts w:ascii="Arial" w:hAnsi="Arial" w:eastAsia="Arial" w:cs="Arial"/>
-          <w:color w:val="000000"/>
-          <w:sz w:val="22"/>
-          <w:szCs w:val="22"/>
-        </w:rPr>
-      </w:pPr>
-      <w:r>
-        <w:rPr>
-          <w:rFonts w:eastAsia="Arial" w:cs="Arial" w:ascii="Arial" w:hAnsi="Arial"/>
-          <w:color w:val="000000"/>
-          <w:sz w:val="22"/>
-          <w:szCs w:val="22"/>
-        </w:rPr>
-        <w:t>Пользователь подтверждает, что будет использовать Платформу только для тех</w:t>
-      </w:r>
-      <w:r>
-        <w:rPr>
-          <w:rFonts w:eastAsia="Arial" w:cs="Arial" w:ascii="Arial" w:hAnsi="Arial"/>
-          <w:sz w:val="22"/>
-          <w:szCs w:val="22"/>
-        </w:rPr>
-        <w:t xml:space="preserve"> магазинов</w:t>
-      </w:r>
-      <w:r>
-        <w:rPr>
-          <w:rFonts w:eastAsia="Arial" w:cs="Arial" w:ascii="Arial" w:hAnsi="Arial"/>
-          <w:color w:val="000000"/>
-          <w:sz w:val="22"/>
-          <w:szCs w:val="22"/>
-        </w:rPr>
-        <w:t xml:space="preserve">, владельцем которых он является, или им получено согласие в письменном виде от владельца </w:t>
-      </w:r>
-      <w:r>
-        <w:rPr>
-          <w:rFonts w:eastAsia="Arial" w:cs="Arial" w:ascii="Arial" w:hAnsi="Arial"/>
-          <w:sz w:val="22"/>
-          <w:szCs w:val="22"/>
-        </w:rPr>
-        <w:t>магазина</w:t>
-      </w:r>
-      <w:r>
-        <w:rPr>
-          <w:rFonts w:eastAsia="Arial" w:cs="Arial" w:ascii="Arial" w:hAnsi="Arial"/>
-          <w:color w:val="000000"/>
-          <w:sz w:val="22"/>
-          <w:szCs w:val="22"/>
-        </w:rPr>
-        <w:t xml:space="preserve"> для оказания услуг с помощью Платформы в отношении такого канала.</w:t>
-      </w:r>
-    </w:p>
-    <w:p>
-      <w:pPr>
-        <w:pStyle w:val="Normal"/>
-        <w:spacing w:before="0" w:after="0"/>
-        <w:ind w:left="-566" w:hanging="0"/>
-        <w:rPr>
-          <w:rFonts w:ascii="Arial" w:hAnsi="Arial" w:eastAsia="Arial" w:cs="Arial"/>
-          <w:color w:val="000000"/>
-          <w:sz w:val="22"/>
-          <w:szCs w:val="22"/>
-        </w:rPr>
-      </w:pPr>
-      <w:r>
-        <w:rPr>
-          <w:rFonts w:eastAsia="Arial" w:cs="Arial" w:ascii="Arial" w:hAnsi="Arial"/>
-          <w:color w:val="000000"/>
-          <w:sz w:val="22"/>
-          <w:szCs w:val="22"/>
-        </w:rPr>
-      </w:r>
-    </w:p>
-    <w:p>
-      <w:pPr>
-        <w:pStyle w:val="Normal"/>
-        <w:numPr>
-          <w:ilvl w:val="0"/>
-          <w:numId w:val="1"/>
-        </w:numPr>
-        <w:spacing w:before="0" w:after="0"/>
-        <w:ind w:left="-566" w:hanging="0"/>
-        <w:jc w:val="center"/>
-        <w:rPr>
-          <w:rFonts w:ascii="Arial" w:hAnsi="Arial" w:eastAsia="Arial" w:cs="Arial"/>
-          <w:b/>
-          <w:b/>
-          <w:color w:val="000000"/>
-          <w:sz w:val="22"/>
-          <w:szCs w:val="22"/>
-        </w:rPr>
-      </w:pPr>
-      <w:r>
-        <w:rPr>
-          <w:rFonts w:eastAsia="Arial" w:cs="Arial" w:ascii="Arial" w:hAnsi="Arial"/>
-          <w:b/>
-          <w:color w:val="000000"/>
-          <w:sz w:val="22"/>
-          <w:szCs w:val="22"/>
-        </w:rPr>
-        <w:t>Применимое право и разрешение споров</w:t>
-      </w:r>
-    </w:p>
-    <w:p>
-      <w:pPr>
-        <w:pStyle w:val="Normal"/>
-        <w:numPr>
-          <w:ilvl w:val="1"/>
-          <w:numId w:val="1"/>
-        </w:numPr>
-        <w:spacing w:before="0" w:after="0"/>
-        <w:ind w:left="-566" w:hanging="0"/>
-        <w:rPr>
-          <w:rFonts w:ascii="Arial" w:hAnsi="Arial" w:eastAsia="Arial" w:cs="Arial"/>
-          <w:color w:val="000000"/>
-          <w:sz w:val="22"/>
-          <w:szCs w:val="22"/>
-        </w:rPr>
-      </w:pPr>
-      <w:r>
-        <w:rPr>
-          <w:rFonts w:eastAsia="Arial" w:cs="Arial" w:ascii="Arial" w:hAnsi="Arial"/>
-          <w:color w:val="000000"/>
-          <w:sz w:val="22"/>
-          <w:szCs w:val="22"/>
-        </w:rPr>
-        <w:t>Настоящие Договор и отношения, возникающие между Сторонами, регулируются законодательством Российской Федерации.</w:t>
-      </w:r>
-    </w:p>
-    <w:p>
-      <w:pPr>
-        <w:pStyle w:val="Normal"/>
-        <w:numPr>
-          <w:ilvl w:val="1"/>
-          <w:numId w:val="1"/>
-        </w:numPr>
-        <w:spacing w:before="0" w:after="0"/>
-        <w:ind w:left="-566" w:hanging="0"/>
-        <w:rPr>
-          <w:rFonts w:ascii="Arial" w:hAnsi="Arial" w:eastAsia="Arial" w:cs="Arial"/>
-          <w:color w:val="000000"/>
-          <w:sz w:val="22"/>
-          <w:szCs w:val="22"/>
-        </w:rPr>
-      </w:pPr>
-      <w:r>
-        <w:rPr>
-          <w:rFonts w:eastAsia="Arial" w:cs="Arial" w:ascii="Arial" w:hAnsi="Arial"/>
-          <w:color w:val="000000"/>
-          <w:sz w:val="22"/>
-          <w:szCs w:val="22"/>
-        </w:rPr>
-        <w:t xml:space="preserve">Все возможные споры, вытекающие из отношений, регулируемых настоящим Договором, разрешаются в досудебном порядке. </w:t>
-      </w:r>
-    </w:p>
-    <w:p>
-      <w:pPr>
-        <w:pStyle w:val="Normal"/>
-        <w:numPr>
-          <w:ilvl w:val="1"/>
-          <w:numId w:val="1"/>
-        </w:numPr>
-        <w:spacing w:before="0" w:after="0"/>
-        <w:ind w:left="-566" w:hanging="0"/>
-        <w:rPr>
-          <w:rFonts w:ascii="Arial" w:hAnsi="Arial" w:eastAsia="Arial" w:cs="Arial"/>
-          <w:color w:val="000000"/>
-          <w:sz w:val="22"/>
-          <w:szCs w:val="22"/>
-        </w:rPr>
-      </w:pPr>
-      <w:r>
-        <w:rPr>
-          <w:rFonts w:eastAsia="Arial" w:cs="Arial" w:ascii="Arial" w:hAnsi="Arial"/>
-          <w:color w:val="000000"/>
-          <w:sz w:val="22"/>
-          <w:szCs w:val="22"/>
-        </w:rPr>
-        <w:t>В случае, если разрешить спор и разногласия не удалось, Сторона имеет право направить спор на рассмотрение в суд по месту нахождения Исполнителя.</w:t>
-      </w:r>
-    </w:p>
-    <w:p>
-      <w:pPr>
-        <w:pStyle w:val="Normal"/>
-        <w:numPr>
-          <w:ilvl w:val="1"/>
-          <w:numId w:val="1"/>
-        </w:numPr>
-        <w:spacing w:before="0" w:after="0"/>
-        <w:ind w:left="-566" w:hanging="0"/>
-        <w:rPr>
-          <w:rFonts w:ascii="Arial" w:hAnsi="Arial" w:eastAsia="Arial" w:cs="Arial"/>
-          <w:color w:val="000000"/>
-          <w:sz w:val="22"/>
-          <w:szCs w:val="22"/>
-        </w:rPr>
-      </w:pPr>
-      <w:r>
-        <w:rPr>
-          <w:rFonts w:eastAsia="Arial" w:cs="Arial" w:ascii="Arial" w:hAnsi="Arial"/>
-          <w:color w:val="000000"/>
-          <w:sz w:val="22"/>
-          <w:szCs w:val="22"/>
-        </w:rPr>
-        <w:t>Услуги, оказываемые Исполнителем с помощью Платформы, предназначены для юридических и физических лиц для целей, не связанных с личными, семейными, домашними и иными нуждами. Использование Платформы не регулируется законом Российской Федерации от 07.02.1992 N 2300-1 «О защите прав потребителей». Физические лица, пользующиеся Платформой, не являются потребителями, как это определено вышеуказанным законом.</w:t>
-      </w:r>
-    </w:p>
-    <w:p>
-      <w:pPr>
-        <w:pStyle w:val="Normal"/>
-        <w:spacing w:before="0" w:after="0"/>
-        <w:ind w:left="-566" w:hanging="0"/>
-        <w:rPr>
-          <w:rFonts w:ascii="Arial" w:hAnsi="Arial" w:eastAsia="Arial" w:cs="Arial"/>
-          <w:color w:val="000000"/>
-          <w:sz w:val="22"/>
-          <w:szCs w:val="22"/>
-        </w:rPr>
-      </w:pPr>
-      <w:r>
-        <w:rPr>
-          <w:rFonts w:eastAsia="Arial" w:cs="Arial" w:ascii="Arial" w:hAnsi="Arial"/>
-          <w:color w:val="000000"/>
-          <w:sz w:val="22"/>
-          <w:szCs w:val="22"/>
-        </w:rPr>
-      </w:r>
-    </w:p>
-    <w:p>
-      <w:pPr>
-        <w:pStyle w:val="Normal"/>
-        <w:spacing w:before="0" w:after="0"/>
-        <w:ind w:left="-566" w:hanging="0"/>
-        <w:rPr>
-          <w:rFonts w:ascii="Arial" w:hAnsi="Arial" w:eastAsia="Arial" w:cs="Arial"/>
-          <w:color w:val="000000"/>
-          <w:sz w:val="22"/>
-          <w:szCs w:val="22"/>
-        </w:rPr>
-      </w:pPr>
-      <w:r>
-        <w:rPr>
-          <w:rFonts w:eastAsia="Arial" w:cs="Arial" w:ascii="Arial" w:hAnsi="Arial"/>
-          <w:color w:val="000000"/>
-          <w:sz w:val="22"/>
-          <w:szCs w:val="22"/>
-        </w:rPr>
-      </w:r>
-    </w:p>
-    <w:p>
-      <w:pPr>
-        <w:pStyle w:val="Normal"/>
-        <w:numPr>
-          <w:ilvl w:val="0"/>
-          <w:numId w:val="1"/>
-        </w:numPr>
-        <w:spacing w:before="0" w:after="0"/>
-        <w:ind w:left="-566" w:hanging="0"/>
-        <w:jc w:val="center"/>
-        <w:rPr>
-          <w:rFonts w:ascii="Arial" w:hAnsi="Arial" w:eastAsia="Arial" w:cs="Arial"/>
-          <w:b/>
-          <w:b/>
-          <w:color w:val="000000"/>
-          <w:sz w:val="22"/>
-          <w:szCs w:val="22"/>
-        </w:rPr>
-      </w:pPr>
-      <w:r>
-        <w:rPr>
-          <w:rFonts w:eastAsia="Arial" w:cs="Arial" w:ascii="Arial" w:hAnsi="Arial"/>
-          <w:b/>
-          <w:color w:val="000000"/>
-          <w:sz w:val="22"/>
-          <w:szCs w:val="22"/>
-        </w:rPr>
-        <w:t>Интеграция с третьими лицами</w:t>
-      </w:r>
-    </w:p>
-    <w:p>
-      <w:pPr>
-        <w:pStyle w:val="Normal"/>
-        <w:numPr>
-          <w:ilvl w:val="1"/>
-          <w:numId w:val="1"/>
-        </w:numPr>
-        <w:spacing w:before="0" w:after="0"/>
-        <w:ind w:left="-566" w:hanging="0"/>
-        <w:rPr>
-          <w:rFonts w:ascii="Arial" w:hAnsi="Arial" w:eastAsia="Arial" w:cs="Arial"/>
-          <w:color w:val="000000"/>
-          <w:sz w:val="22"/>
-          <w:szCs w:val="22"/>
-        </w:rPr>
-      </w:pPr>
-      <w:r>
-        <w:rPr>
-          <w:rFonts w:eastAsia="Arial" w:cs="Arial" w:ascii="Arial" w:hAnsi="Arial"/>
-          <w:color w:val="000000"/>
-          <w:sz w:val="22"/>
-          <w:szCs w:val="22"/>
-        </w:rPr>
-        <w:t>Исполнитель может интегрировать работу Платформы с сервисами третьих лиц, но не несет ответственности за их сбои в работе или нарушения.</w:t>
-      </w:r>
-    </w:p>
-    <w:p>
-      <w:pPr>
-        <w:pStyle w:val="Normal"/>
-        <w:numPr>
-          <w:ilvl w:val="1"/>
-          <w:numId w:val="1"/>
-        </w:numPr>
-        <w:spacing w:before="0" w:after="0"/>
-        <w:ind w:left="-566" w:hanging="0"/>
-        <w:rPr>
-          <w:rFonts w:ascii="Arial" w:hAnsi="Arial" w:eastAsia="Arial" w:cs="Arial"/>
-          <w:color w:val="000000"/>
-          <w:sz w:val="22"/>
-          <w:szCs w:val="22"/>
-        </w:rPr>
-      </w:pPr>
-      <w:r>
-        <w:rPr>
-          <w:rFonts w:eastAsia="Arial" w:cs="Arial" w:ascii="Arial" w:hAnsi="Arial"/>
-          <w:color w:val="000000"/>
-          <w:sz w:val="22"/>
-          <w:szCs w:val="22"/>
-        </w:rPr>
-        <w:t>Пользователь обязуется соблюдать правила использования сторонних сервисов, которые используются для интеграции.</w:t>
-      </w:r>
-    </w:p>
-    <w:p>
-      <w:pPr>
-        <w:pStyle w:val="Normal"/>
-        <w:spacing w:before="0" w:after="0"/>
-        <w:ind w:left="-566" w:hanging="0"/>
-        <w:rPr>
-          <w:rFonts w:ascii="Arial" w:hAnsi="Arial" w:eastAsia="Arial" w:cs="Arial"/>
-          <w:color w:val="000000"/>
-          <w:sz w:val="22"/>
-          <w:szCs w:val="22"/>
-        </w:rPr>
-      </w:pPr>
-      <w:r>
-        <w:rPr>
-          <w:rFonts w:eastAsia="Arial" w:cs="Arial" w:ascii="Arial" w:hAnsi="Arial"/>
-          <w:color w:val="000000"/>
-          <w:sz w:val="22"/>
-          <w:szCs w:val="22"/>
-        </w:rPr>
-      </w:r>
-    </w:p>
-    <w:p>
-      <w:pPr>
-        <w:pStyle w:val="Normal"/>
-        <w:numPr>
-          <w:ilvl w:val="0"/>
-          <w:numId w:val="1"/>
-        </w:numPr>
-        <w:spacing w:before="0" w:after="0"/>
-        <w:ind w:left="-566" w:hanging="0"/>
-        <w:jc w:val="center"/>
-        <w:rPr>
-          <w:rFonts w:ascii="Arial" w:hAnsi="Arial" w:eastAsia="Arial" w:cs="Arial"/>
-          <w:b/>
-          <w:b/>
-          <w:color w:val="000000"/>
-          <w:sz w:val="22"/>
-          <w:szCs w:val="22"/>
-        </w:rPr>
-      </w:pPr>
-      <w:r>
-        <w:rPr>
-          <w:rFonts w:eastAsia="Arial" w:cs="Arial" w:ascii="Arial" w:hAnsi="Arial"/>
-          <w:b/>
-          <w:color w:val="000000"/>
-          <w:sz w:val="22"/>
-          <w:szCs w:val="22"/>
-        </w:rPr>
-        <w:t>Уведомления и рассылки</w:t>
-      </w:r>
-    </w:p>
-    <w:p>
-      <w:pPr>
-        <w:pStyle w:val="Normal"/>
-        <w:numPr>
-          <w:ilvl w:val="1"/>
-          <w:numId w:val="1"/>
-        </w:numPr>
-        <w:spacing w:before="0" w:after="0"/>
-        <w:ind w:left="-566" w:hanging="0"/>
-        <w:rPr>
-          <w:rFonts w:ascii="Arial" w:hAnsi="Arial" w:eastAsia="Arial" w:cs="Arial"/>
-          <w:color w:val="000000"/>
-          <w:sz w:val="22"/>
-          <w:szCs w:val="22"/>
-        </w:rPr>
-      </w:pPr>
-      <w:r>
-        <w:rPr>
-          <w:rFonts w:eastAsia="Arial" w:cs="Arial" w:ascii="Arial" w:hAnsi="Arial"/>
-          <w:color w:val="000000"/>
-          <w:sz w:val="22"/>
-          <w:szCs w:val="22"/>
-        </w:rPr>
-        <w:t>Пользователи дают согласие на получение уведомлений и информационных сообщений от Исполнителя как на Платформе, так и используя контактные данные Пользователя, указанные при регистрации на Платформе.</w:t>
-      </w:r>
-    </w:p>
-    <w:p>
-      <w:pPr>
-        <w:pStyle w:val="Normal"/>
-        <w:numPr>
-          <w:ilvl w:val="1"/>
-          <w:numId w:val="1"/>
-        </w:numPr>
-        <w:spacing w:before="0" w:after="0"/>
-        <w:ind w:left="-566" w:hanging="0"/>
-        <w:rPr>
-          <w:rFonts w:ascii="Arial" w:hAnsi="Arial" w:eastAsia="Arial" w:cs="Arial"/>
-          <w:color w:val="000000"/>
-          <w:sz w:val="22"/>
-          <w:szCs w:val="22"/>
-        </w:rPr>
-      </w:pPr>
-      <w:r>
-        <w:rPr>
-          <w:rFonts w:eastAsia="Arial" w:cs="Arial" w:ascii="Arial" w:hAnsi="Arial"/>
-          <w:color w:val="000000"/>
-          <w:sz w:val="22"/>
-          <w:szCs w:val="22"/>
-        </w:rPr>
-        <w:t>Пользователи имеют право отказаться от получения уведомлений и информационных сообщений от Исполнителя, за исключением критически важных уведомлений.</w:t>
-      </w:r>
-    </w:p>
-    <w:p>
-      <w:pPr>
-        <w:pStyle w:val="Normal"/>
-        <w:numPr>
-          <w:ilvl w:val="1"/>
-          <w:numId w:val="1"/>
-        </w:numPr>
-        <w:spacing w:before="0" w:after="0"/>
-        <w:ind w:left="-566" w:hanging="0"/>
-        <w:rPr>
-          <w:rFonts w:ascii="Arial" w:hAnsi="Arial" w:eastAsia="Arial" w:cs="Arial"/>
-          <w:color w:val="000000"/>
-          <w:sz w:val="22"/>
-          <w:szCs w:val="22"/>
-        </w:rPr>
-      </w:pPr>
-      <w:r>
-        <w:rPr>
-          <w:rFonts w:eastAsia="Arial" w:cs="Arial" w:ascii="Arial" w:hAnsi="Arial"/>
-          <w:color w:val="000000"/>
-          <w:sz w:val="22"/>
-          <w:szCs w:val="22"/>
-        </w:rPr>
-        <w:t>Стороны признают юридическую силу текстов уведомлений и сообщений, направленных Исполнителем в адрес Пользователя на указанные им при регистрации учетной записи телефонный номер, и адрес электронной почты, а также через Личный кабинет. Такие уведомления и сообщения приравниваются к сообщениям и уведомлениям, исполненным в простой письменной форме.</w:t>
-      </w:r>
-    </w:p>
-    <w:p>
-      <w:pPr>
-        <w:pStyle w:val="Normal"/>
-        <w:numPr>
-          <w:ilvl w:val="1"/>
-          <w:numId w:val="1"/>
-        </w:numPr>
-        <w:spacing w:before="0" w:after="0"/>
-        <w:ind w:left="-566" w:hanging="0"/>
-        <w:rPr>
-          <w:rFonts w:ascii="Arial" w:hAnsi="Arial" w:eastAsia="Arial" w:cs="Arial"/>
-          <w:color w:val="000000"/>
-          <w:sz w:val="22"/>
-          <w:szCs w:val="22"/>
-        </w:rPr>
-      </w:pPr>
-      <w:r>
-        <w:rPr>
-          <w:rFonts w:eastAsia="Arial" w:cs="Arial" w:ascii="Arial" w:hAnsi="Arial"/>
-          <w:color w:val="000000"/>
-          <w:sz w:val="22"/>
-          <w:szCs w:val="22"/>
-        </w:rPr>
-        <w:t>Пользователь может связаться с Исполнителем в форме обратной связи, чат-боте поддержки или с помощью адреса электронной почты Исполнителя, указанного на Платформе.</w:t>
-      </w:r>
-    </w:p>
-    <w:p>
-      <w:pPr>
-        <w:pStyle w:val="Normal"/>
-        <w:spacing w:before="0" w:after="0"/>
-        <w:ind w:left="-566" w:hanging="0"/>
-        <w:rPr>
-          <w:rFonts w:ascii="Arial" w:hAnsi="Arial" w:eastAsia="Arial" w:cs="Arial"/>
-          <w:color w:val="000000"/>
-          <w:sz w:val="22"/>
-          <w:szCs w:val="22"/>
-        </w:rPr>
-      </w:pPr>
-      <w:r>
-        <w:rPr>
-          <w:rFonts w:eastAsia="Arial" w:cs="Arial" w:ascii="Arial" w:hAnsi="Arial"/>
-          <w:color w:val="000000"/>
-          <w:sz w:val="22"/>
-          <w:szCs w:val="22"/>
-        </w:rPr>
-      </w:r>
-    </w:p>
-    <w:p>
-      <w:pPr>
-        <w:pStyle w:val="Normal"/>
-        <w:numPr>
-          <w:ilvl w:val="0"/>
-          <w:numId w:val="1"/>
-        </w:numPr>
-        <w:spacing w:before="0" w:after="0"/>
-        <w:ind w:left="-566" w:hanging="0"/>
-        <w:jc w:val="center"/>
-        <w:rPr>
-          <w:rFonts w:ascii="Arial" w:hAnsi="Arial" w:eastAsia="Arial" w:cs="Arial"/>
-          <w:b/>
-          <w:b/>
-          <w:color w:val="000000"/>
-          <w:sz w:val="22"/>
-          <w:szCs w:val="22"/>
-        </w:rPr>
-      </w:pPr>
-      <w:r>
-        <w:rPr>
-          <w:rFonts w:eastAsia="Arial" w:cs="Arial" w:ascii="Arial" w:hAnsi="Arial"/>
-          <w:b/>
-          <w:color w:val="000000"/>
-          <w:sz w:val="22"/>
-          <w:szCs w:val="22"/>
-        </w:rPr>
-        <w:t>Ответственность за нарушение правил</w:t>
-      </w:r>
-    </w:p>
-    <w:p>
-      <w:pPr>
-        <w:pStyle w:val="Normal"/>
-        <w:numPr>
-          <w:ilvl w:val="1"/>
-          <w:numId w:val="1"/>
-        </w:numPr>
-        <w:spacing w:before="0" w:after="0"/>
-        <w:ind w:left="-566" w:hanging="0"/>
-        <w:rPr>
-          <w:rFonts w:ascii="Arial" w:hAnsi="Arial" w:eastAsia="Arial" w:cs="Arial"/>
-          <w:color w:val="000000"/>
-          <w:sz w:val="22"/>
-          <w:szCs w:val="22"/>
-        </w:rPr>
-      </w:pPr>
-      <w:r>
-        <w:rPr>
-          <w:rFonts w:eastAsia="Arial" w:cs="Arial" w:ascii="Arial" w:hAnsi="Arial"/>
-          <w:color w:val="000000"/>
-          <w:sz w:val="22"/>
-          <w:szCs w:val="22"/>
-        </w:rPr>
-        <w:t xml:space="preserve">Исполнитель оставляет за собой право в одностороннем порядке принять решение о временной или постоянной блокировке Пользователя за нарушение настоящего Договора, а также иных правил пользования Платформой, доступных на Платформе, а также за нарушение законодательства РФ или иного применимого законодательства. </w:t>
-      </w:r>
-    </w:p>
-    <w:p>
-      <w:pPr>
-        <w:pStyle w:val="Normal"/>
-        <w:numPr>
-          <w:ilvl w:val="1"/>
-          <w:numId w:val="1"/>
-        </w:numPr>
-        <w:spacing w:before="0" w:after="0"/>
-        <w:ind w:left="-566" w:hanging="0"/>
-        <w:rPr>
-          <w:rFonts w:ascii="Arial" w:hAnsi="Arial" w:eastAsia="Arial" w:cs="Arial"/>
-          <w:color w:val="000000"/>
-          <w:sz w:val="22"/>
-          <w:szCs w:val="22"/>
-        </w:rPr>
-      </w:pPr>
-      <w:r>
-        <w:rPr>
-          <w:rFonts w:eastAsia="Arial" w:cs="Arial" w:ascii="Arial" w:hAnsi="Arial"/>
-          <w:color w:val="000000"/>
-          <w:sz w:val="22"/>
-          <w:szCs w:val="22"/>
-        </w:rPr>
-        <w:t>Исполнитель имеет право на взыскание любых убытков с Пользователя или иных лиц, совершающих по отношению к Платформе и/или Исполнителю или аффилированным с Исполнителем лицам действия или бездействие, нарушающие права и охраняемые законом интересы Исполнителя или таких аффилированных лиц, включая упущенную в результате таких действий или бездействия выгоду.</w:t>
-      </w:r>
-    </w:p>
-    <w:p>
-      <w:pPr>
-        <w:pStyle w:val="Normal"/>
-        <w:numPr>
-          <w:ilvl w:val="1"/>
-          <w:numId w:val="1"/>
-        </w:numPr>
-        <w:spacing w:before="0" w:after="0"/>
-        <w:ind w:left="-566" w:hanging="0"/>
-        <w:rPr>
-          <w:rFonts w:ascii="Arial" w:hAnsi="Arial" w:eastAsia="Arial" w:cs="Arial"/>
-          <w:color w:val="000000"/>
-          <w:sz w:val="22"/>
-          <w:szCs w:val="22"/>
-        </w:rPr>
-      </w:pPr>
-      <w:r>
-        <w:rPr>
-          <w:rFonts w:eastAsia="Arial" w:cs="Arial" w:ascii="Arial" w:hAnsi="Arial"/>
-          <w:color w:val="000000"/>
-          <w:sz w:val="22"/>
-          <w:szCs w:val="22"/>
-        </w:rPr>
-        <w:t>Исполнитель оставляет за собой право, при грубом нарушении со стороны Пользователя, использовать предоставленные Пользователем контактные данные и иную информацию, в том числе платежную, для принятия к Пользователю судебных, административных, уголовно-процессуальных и иных мер для защиты своих законных прав и интересов.</w:t>
-      </w:r>
-    </w:p>
-    <w:p>
-      <w:pPr>
-        <w:pStyle w:val="Normal"/>
-        <w:ind w:left="-566" w:hanging="0"/>
+        <w:pBdr/>
+        <w:shd w:val="clear" w:fill="auto"/>
+        <w:spacing w:lineRule="auto" w:line="276" w:before="0" w:after="0"/>
+        <w:ind w:hanging="0" w:left="-566" w:right="0"/>
+        <w:jc w:val="left"/>
+        <w:rPr>
+          <w:rFonts w:ascii="Arial" w:hAnsi="Arial" w:eastAsia="Arial" w:cs="Arial"/>
+          <w:sz w:val="22"/>
+          <w:szCs w:val="22"/>
+        </w:rPr>
+      </w:pPr>
+      <w:r>
+        <w:rPr>
+          <w:rFonts w:eastAsia="Arial" w:cs="Arial" w:ascii="Arial" w:hAnsi="Arial"/>
+          <w:sz w:val="22"/>
+          <w:szCs w:val="22"/>
+        </w:rPr>
+        <w:t>После обработки заявки и перечисления средств обязательства Исполнителя по возврату считаются исполненными в полном объеме.</w:t>
+      </w:r>
+    </w:p>
+    <w:p>
+      <w:pPr>
+        <w:pStyle w:val="normal1"/>
+        <w:keepNext w:val="false"/>
+        <w:keepLines w:val="false"/>
+        <w:widowControl/>
+        <w:pBdr/>
+        <w:shd w:val="clear" w:fill="auto"/>
+        <w:spacing w:lineRule="auto" w:line="276" w:before="0" w:after="0"/>
+        <w:ind w:hanging="0" w:left="792" w:right="0"/>
+        <w:jc w:val="left"/>
         <w:rPr>
           <w:rFonts w:ascii="Arial" w:hAnsi="Arial" w:eastAsia="Arial" w:cs="Arial"/>
           <w:sz w:val="22"/>
@@ -2422,10 +2801,9 @@
         <w:pStyle w:val="Normal"/>
         <w:widowControl w:val="false"/>
         <w:spacing w:lineRule="auto" w:line="240" w:before="312" w:after="0"/>
-        <w:ind w:left="1800" w:firstLine="360"/>
-        <w:rPr>
-          <w:rFonts w:ascii="Arial" w:hAnsi="Arial" w:eastAsia="Arial" w:cs="Arial"/>
-          <w:b/>
+        <w:ind w:firstLine="360" w:left="1800"/>
+        <w:rPr>
+          <w:rFonts w:ascii="Arial" w:hAnsi="Arial" w:eastAsia="Arial" w:cs="Arial"/>
           <w:b/>
           <w:sz w:val="20"/>
           <w:szCs w:val="20"/>
@@ -2438,7 +2816,26 @@
           <w:sz w:val="22"/>
           <w:szCs w:val="22"/>
         </w:rPr>
-        <w:t xml:space="preserve">13. РЕКВИЗИТЫ ОПЕРАТОРА </w:t>
+        <w:t>1</w:t>
+      </w:r>
+      <w:r>
+        <w:rPr>
+          <w:rFonts w:eastAsia="Arial" w:cs="Arial" w:ascii="Arial" w:hAnsi="Arial"/>
+          <w:b/>
+          <w:sz w:val="22"/>
+          <w:szCs w:val="22"/>
+          <w:lang w:val="en-US"/>
+        </w:rPr>
+        <w:t>4</w:t>
+      </w:r>
+      <w:r>
+        <w:rPr>
+          <w:rFonts w:eastAsia="Arial" w:cs="Arial" w:ascii="Arial" w:hAnsi="Arial"/>
+          <w:b/>
+          <w:sz w:val="22"/>
+          <w:szCs w:val="22"/>
+        </w:rPr>
+        <w:t xml:space="preserve">. РЕКВИЗИТЫ ОПЕРАТОРА </w:t>
       </w:r>
       <w:r>
         <w:rPr>
@@ -2455,6 +2852,7 @@
         <w:tblW w:w="9356" w:type="dxa"/>
         <w:jc w:val="left"/>
         <w:tblInd w:w="6" w:type="dxa"/>
+        <w:tblLayout w:type="fixed"/>
         <w:tblCellMar>
           <w:top w:w="100" w:type="dxa"/>
           <w:left w:w="100" w:type="dxa"/>
@@ -2489,7 +2887,6 @@
               <w:rPr>
                 <w:rFonts w:ascii="Arial" w:hAnsi="Arial" w:eastAsia="Arial" w:cs="Arial"/>
                 <w:b/>
-                <w:b/>
                 <w:sz w:val="20"/>
                 <w:szCs w:val="20"/>
                 <w:highlight w:val="white"/>
@@ -2521,7 +2918,7 @@
           </w:tcPr>
           <w:p>
             <w:pPr>
-              <w:pStyle w:val="TextBody"/>
+              <w:pStyle w:val="BodyText"/>
               <w:spacing w:before="0" w:after="0"/>
               <w:rPr/>
             </w:pPr>
@@ -2560,7 +2957,6 @@
               <w:spacing w:lineRule="auto" w:line="240" w:before="0" w:after="0"/>
               <w:rPr>
                 <w:rFonts w:ascii="Arial" w:hAnsi="Arial" w:eastAsia="Arial" w:cs="Arial"/>
-                <w:b/>
                 <w:b/>
                 <w:sz w:val="20"/>
                 <w:szCs w:val="20"/>
@@ -2630,7 +3026,6 @@
               <w:rPr>
                 <w:rFonts w:ascii="Arial" w:hAnsi="Arial" w:eastAsia="Arial" w:cs="Arial"/>
                 <w:b/>
-                <w:b/>
                 <w:sz w:val="20"/>
                 <w:szCs w:val="20"/>
                 <w:highlight w:val="white"/>
@@ -2698,7 +3093,6 @@
               <w:spacing w:before="0" w:after="0"/>
               <w:rPr>
                 <w:rFonts w:ascii="Arial" w:hAnsi="Arial" w:eastAsia="Arial" w:cs="Arial"/>
-                <w:b/>
                 <w:b/>
                 <w:sz w:val="20"/>
                 <w:szCs w:val="20"/>
@@ -2839,7 +3233,6 @@
               <w:rPr>
                 <w:rFonts w:ascii="Arial" w:hAnsi="Arial" w:eastAsia="Arial" w:cs="Arial"/>
                 <w:b/>
-                <w:b/>
                 <w:sz w:val="20"/>
                 <w:szCs w:val="20"/>
                 <w:highlight w:val="white"/>
@@ -2909,7 +3302,6 @@
               <w:spacing w:before="0" w:after="0"/>
               <w:rPr>
                 <w:rFonts w:ascii="Arial" w:hAnsi="Arial" w:eastAsia="Arial" w:cs="Arial"/>
-                <w:b/>
                 <w:b/>
                 <w:sz w:val="20"/>
                 <w:szCs w:val="20"/>
@@ -2981,7 +3373,6 @@
               <w:rPr>
                 <w:rFonts w:ascii="Arial" w:hAnsi="Arial" w:eastAsia="Arial" w:cs="Arial"/>
                 <w:b/>
-                <w:b/>
                 <w:sz w:val="20"/>
                 <w:szCs w:val="20"/>
                 <w:highlight w:val="white"/>
@@ -3052,7 +3443,6 @@
               <w:rPr>
                 <w:rFonts w:ascii="Arial" w:hAnsi="Arial" w:eastAsia="Arial" w:cs="Arial"/>
                 <w:b/>
-                <w:b/>
                 <w:sz w:val="20"/>
                 <w:szCs w:val="20"/>
                 <w:highlight w:val="white"/>
@@ -3091,7 +3481,13 @@
             <w:hyperlink r:id="rId4">
               <w:r>
                 <w:rPr>
-                  <w:rStyle w:val="ListLabel2"/>
+                  <w:rStyle w:val="Style"/>
+                  <w:rFonts w:ascii="Arial" w:hAnsi="Arial" w:eastAsia="Arial" w:cs="Arial"/>
+                  <w:color w:val="1155CC"/>
+                  <w:sz w:val="20"/>
+                  <w:sz w:val="20"/>
+                  <w:szCs w:val="20"/>
+                  <w:u w:val="single"/>
                 </w:rPr>
                 <w:t>support@harmex.ru</w:t>
               </w:r>
@@ -3132,7 +3528,7 @@
         <w:pStyle w:val="Normal"/>
         <w:widowControl w:val="false"/>
         <w:spacing w:lineRule="auto" w:line="240" w:before="312" w:after="0"/>
-        <w:ind w:left="1800" w:firstLine="360"/>
+        <w:ind w:firstLine="360" w:left="1800"/>
         <w:rPr/>
       </w:pPr>
       <w:r>
@@ -3142,7 +3538,26 @@
           <w:sz w:val="22"/>
           <w:szCs w:val="22"/>
         </w:rPr>
-        <w:t xml:space="preserve">14. РЕКВИЗИТЫ ПОЛЬЗОВАТЕЛЯ </w:t>
+        <w:t>1</w:t>
+      </w:r>
+      <w:r>
+        <w:rPr>
+          <w:rFonts w:eastAsia="Arial" w:cs="Arial" w:ascii="Arial" w:hAnsi="Arial"/>
+          <w:b/>
+          <w:sz w:val="22"/>
+          <w:szCs w:val="22"/>
+          <w:lang w:val="en-US"/>
+        </w:rPr>
+        <w:t>5</w:t>
+      </w:r>
+      <w:r>
+        <w:rPr>
+          <w:rFonts w:eastAsia="Arial" w:cs="Arial" w:ascii="Arial" w:hAnsi="Arial"/>
+          <w:b/>
+          <w:sz w:val="22"/>
+          <w:szCs w:val="22"/>
+        </w:rPr>
+        <w:t xml:space="preserve">. РЕКВИЗИТЫ ПОЛЬЗОВАТЕЛЯ </w:t>
       </w:r>
       <w:r>
         <w:rPr>
@@ -3159,6 +3574,7 @@
         <w:tblW w:w="9071" w:type="dxa"/>
         <w:jc w:val="left"/>
         <w:tblInd w:w="0" w:type="dxa"/>
+        <w:tblLayout w:type="fixed"/>
         <w:tblCellMar>
           <w:top w:w="100" w:type="dxa"/>
           <w:left w:w="100" w:type="dxa"/>
@@ -3679,7 +4095,7 @@
           <w:szCs w:val="22"/>
           <w:lang w:val="en-US"/>
         </w:rPr>
-        <w:t>5</w:t>
+        <w:t>6</w:t>
       </w:r>
       <w:r>
         <w:rPr>
@@ -3705,6 +4121,7 @@
         <w:tblW w:w="9349" w:type="dxa"/>
         <w:jc w:val="left"/>
         <w:tblInd w:w="-113" w:type="dxa"/>
+        <w:tblLayout w:type="fixed"/>
         <w:tblCellMar>
           <w:top w:w="0" w:type="dxa"/>
           <w:left w:w="108" w:type="dxa"/>
@@ -3736,7 +4153,6 @@
               <w:spacing w:lineRule="auto" w:line="240" w:before="0" w:after="0"/>
               <w:jc w:val="center"/>
               <w:rPr>
-                <w:b/>
                 <w:b/>
                 <w:sz w:val="20"/>
                 <w:szCs w:val="20"/>
@@ -3773,7 +4189,6 @@
               <w:jc w:val="center"/>
               <w:rPr>
                 <w:b/>
-                <w:b/>
                 <w:sz w:val="20"/>
                 <w:szCs w:val="20"/>
               </w:rPr>
@@ -3803,7 +4218,6 @@
               <w:pStyle w:val="Normal"/>
               <w:spacing w:lineRule="auto" w:line="240" w:before="0" w:after="0"/>
               <w:rPr>
-                <w:b/>
                 <w:b/>
                 <w:sz w:val="20"/>
                 <w:szCs w:val="20"/>
@@ -3856,8 +4270,8 @@
               <w:jc w:val="center"/>
               <w:rPr/>
             </w:pPr>
-            <w:bookmarkStart w:id="1" w:name="__DdeLink__492_4279506298"/>
-            <w:bookmarkStart w:id="2" w:name="__DdeLink__496_980761781"/>
+            <w:bookmarkStart w:id="1" w:name="__DdeLink__496_980761781"/>
+            <w:bookmarkStart w:id="2" w:name="__DdeLink__492_4279506298"/>
             <w:r>
               <w:rPr>
                 <w:sz w:val="20"/>
@@ -4045,10 +4459,12 @@
       </w:r>
     </w:p>
     <w:sectPr>
-      <w:headerReference w:type="default" r:id="rId5"/>
+      <w:headerReference w:type="even" r:id="rId5"/>
+      <w:headerReference w:type="default" r:id="rId6"/>
+      <w:headerReference w:type="first" r:id="rId7"/>
       <w:type w:val="nextPage"/>
       <w:pgSz w:w="11906" w:h="16838"/>
-      <w:pgMar w:left="1701" w:right="850" w:header="708" w:top="1134" w:footer="0" w:bottom="1134" w:gutter="0"/>
+      <w:pgMar w:left="1701" w:right="850" w:gutter="0" w:header="708" w:top="1134" w:footer="0" w:bottom="1134"/>
       <w:pgNumType w:start="1" w:fmt="decimal"/>
       <w:formProt w:val="false"/>
       <w:textDirection w:val="lrTb"/>
@@ -4059,7 +4475,48 @@
 </file>
 
 <file path=word/header1.xml><?xml version="1.0" encoding="utf-8"?>
-<w:hdr xmlns:o="urn:schemas-microsoft-com:office:office" xmlns:r="http://schemas.openxmlformats.org/officeDocument/2006/relationships" xmlns:v="urn:schemas-microsoft-com:vml" xmlns:w="http://schemas.openxmlformats.org/wordprocessingml/2006/main" xmlns:w10="urn:schemas-microsoft-com:office:word" xmlns:wp="http://schemas.openxmlformats.org/drawingml/2006/wordprocessingDrawing" xmlns:wps="http://schemas.microsoft.com/office/word/2010/wordprocessingShape" xmlns:wpg="http://schemas.microsoft.com/office/word/2010/wordprocessingGroup" xmlns:mc="http://schemas.openxmlformats.org/markup-compatibility/2006" xmlns:wp14="http://schemas.microsoft.com/office/word/2010/wordprocessingDrawing" xmlns:w14="http://schemas.microsoft.com/office/word/2010/wordml" mc:Ignorable="w14 wp14">
+<w:hdr xmlns:o="urn:schemas-microsoft-com:office:office" xmlns:r="http://schemas.openxmlformats.org/officeDocument/2006/relationships" xmlns:v="urn:schemas-microsoft-com:vml" xmlns:w="http://schemas.openxmlformats.org/wordprocessingml/2006/main" xmlns:w10="urn:schemas-microsoft-com:office:word" xmlns:wp="http://schemas.openxmlformats.org/drawingml/2006/wordprocessingDrawing" xmlns:pic="http://schemas.openxmlformats.org/drawingml/2006/picture" xmlns:wps="http://schemas.microsoft.com/office/word/2010/wordprocessingShape" xmlns:wpg="http://schemas.microsoft.com/office/word/2010/wordprocessingGroup" xmlns:mc="http://schemas.openxmlformats.org/markup-compatibility/2006" xmlns:wp14="http://schemas.microsoft.com/office/word/2010/wordprocessingDrawing" xmlns:w14="http://schemas.microsoft.com/office/word/2010/wordml" xmlns:w15="http://schemas.microsoft.com/office/word/2012/wordml" mc:Ignorable="w14 wp14 w15">
+  <w:p>
+    <w:pPr>
+      <w:pStyle w:val="Header"/>
+      <w:spacing w:before="0" w:after="160"/>
+      <w:rPr/>
+    </w:pPr>
+    <w:r>
+      <w:rPr/>
+    </w:r>
+  </w:p>
+</w:hdr>
+</file>
+
+<file path=word/header2.xml><?xml version="1.0" encoding="utf-8"?>
+<w:hdr xmlns:o="urn:schemas-microsoft-com:office:office" xmlns:r="http://schemas.openxmlformats.org/officeDocument/2006/relationships" xmlns:v="urn:schemas-microsoft-com:vml" xmlns:w="http://schemas.openxmlformats.org/wordprocessingml/2006/main" xmlns:w10="urn:schemas-microsoft-com:office:word" xmlns:wp="http://schemas.openxmlformats.org/drawingml/2006/wordprocessingDrawing" xmlns:pic="http://schemas.openxmlformats.org/drawingml/2006/picture" xmlns:wps="http://schemas.microsoft.com/office/word/2010/wordprocessingShape" xmlns:wpg="http://schemas.microsoft.com/office/word/2010/wordprocessingGroup" xmlns:mc="http://schemas.openxmlformats.org/markup-compatibility/2006" xmlns:wp14="http://schemas.microsoft.com/office/word/2010/wordprocessingDrawing" xmlns:w14="http://schemas.microsoft.com/office/word/2010/wordml" xmlns:w15="http://schemas.microsoft.com/office/word/2012/wordml" mc:Ignorable="w14 wp14 w15">
+  <w:p>
+    <w:pPr>
+      <w:pStyle w:val="Normal"/>
+      <w:tabs>
+        <w:tab w:val="clear" w:pos="709"/>
+        <w:tab w:val="center" w:pos="4677" w:leader="none"/>
+        <w:tab w:val="right" w:pos="9355" w:leader="none"/>
+      </w:tabs>
+      <w:spacing w:lineRule="auto" w:line="240" w:before="0" w:after="0"/>
+      <w:jc w:val="right"/>
+      <w:rPr/>
+    </w:pPr>
+    <w:r>
+      <w:rPr>
+        <w:rFonts w:eastAsia="Arial" w:cs="Arial" w:ascii="Arial" w:hAnsi="Arial"/>
+        <w:sz w:val="22"/>
+        <w:szCs w:val="22"/>
+      </w:rPr>
+      <w:t>Редакция от 15.11. 2024 г.</w:t>
+    </w:r>
+  </w:p>
+</w:hdr>
+</file>
+
+<file path=word/header3.xml><?xml version="1.0" encoding="utf-8"?>
+<w:hdr xmlns:o="urn:schemas-microsoft-com:office:office" xmlns:r="http://schemas.openxmlformats.org/officeDocument/2006/relationships" xmlns:v="urn:schemas-microsoft-com:vml" xmlns:w="http://schemas.openxmlformats.org/wordprocessingml/2006/main" xmlns:w10="urn:schemas-microsoft-com:office:word" xmlns:wp="http://schemas.openxmlformats.org/drawingml/2006/wordprocessingDrawing" xmlns:pic="http://schemas.openxmlformats.org/drawingml/2006/picture" xmlns:wps="http://schemas.microsoft.com/office/word/2010/wordprocessingShape" xmlns:wpg="http://schemas.microsoft.com/office/word/2010/wordprocessingGroup" xmlns:mc="http://schemas.openxmlformats.org/markup-compatibility/2006" xmlns:wp14="http://schemas.microsoft.com/office/word/2010/wordprocessingDrawing" xmlns:w14="http://schemas.microsoft.com/office/word/2010/wordml" xmlns:w15="http://schemas.microsoft.com/office/word/2012/wordml" mc:Ignorable="w14 wp14 w15">
   <w:p>
     <w:pPr>
       <w:pStyle w:val="Normal"/>
@@ -4085,7 +4542,7 @@
 </file>
 
 <file path=word/numbering.xml><?xml version="1.0" encoding="utf-8"?>
-<w:numbering xmlns:w="http://schemas.openxmlformats.org/wordprocessingml/2006/main" xmlns:o="urn:schemas-microsoft-com:office:office" xmlns:r="http://schemas.openxmlformats.org/officeDocument/2006/relationships" xmlns:v="urn:schemas-microsoft-com:vml">
+<w:numbering xmlns:w="http://schemas.openxmlformats.org/wordprocessingml/2006/main" xmlns:o="urn:schemas-microsoft-com:office:office" xmlns:r="http://schemas.openxmlformats.org/officeDocument/2006/relationships" xmlns:v="urn:schemas-microsoft-com:vml" xmlns:mc="http://schemas.openxmlformats.org/markup-compatibility/2006" xmlns:w14="http://schemas.microsoft.com/office/word/2010/wordml" mc:Ignorable="w14">
   <w:abstractNum w:abstractNumId="1">
     <w:lvl w:ilvl="0">
       <w:start w:val="1"/>
@@ -4093,8 +4550,12 @@
       <w:lvlText w:val="%1."/>
       <w:lvlJc w:val="left"/>
       <w:pPr>
+        <w:tabs>
+          <w:tab w:val="num" w:pos="0"/>
+        </w:tabs>
         <w:ind w:left="360" w:hanging="360"/>
       </w:pPr>
+      <w:rPr/>
     </w:lvl>
     <w:lvl w:ilvl="1">
       <w:start w:val="1"/>
@@ -4102,8 +4563,12 @@
       <w:lvlText w:val="%1.%2."/>
       <w:lvlJc w:val="left"/>
       <w:pPr>
+        <w:tabs>
+          <w:tab w:val="num" w:pos="0"/>
+        </w:tabs>
         <w:ind w:left="792" w:hanging="432"/>
       </w:pPr>
+      <w:rPr/>
     </w:lvl>
     <w:lvl w:ilvl="2">
       <w:start w:val="1"/>
@@ -4111,8 +4576,12 @@
       <w:lvlText w:val="%1.%2.%3."/>
       <w:lvlJc w:val="left"/>
       <w:pPr>
+        <w:tabs>
+          <w:tab w:val="num" w:pos="0"/>
+        </w:tabs>
         <w:ind w:left="1224" w:hanging="504"/>
       </w:pPr>
+      <w:rPr/>
     </w:lvl>
     <w:lvl w:ilvl="3">
       <w:start w:val="1"/>
@@ -4120,8 +4589,12 @@
       <w:lvlText w:val="%1.%2.%3.%4."/>
       <w:lvlJc w:val="left"/>
       <w:pPr>
+        <w:tabs>
+          <w:tab w:val="num" w:pos="0"/>
+        </w:tabs>
         <w:ind w:left="1728" w:hanging="647"/>
       </w:pPr>
+      <w:rPr/>
     </w:lvl>
     <w:lvl w:ilvl="4">
       <w:start w:val="1"/>
@@ -4129,8 +4602,12 @@
       <w:lvlText w:val="%1.%2.%3.%4.%5."/>
       <w:lvlJc w:val="left"/>
       <w:pPr>
+        <w:tabs>
+          <w:tab w:val="num" w:pos="0"/>
+        </w:tabs>
         <w:ind w:left="2232" w:hanging="792"/>
       </w:pPr>
+      <w:rPr/>
     </w:lvl>
     <w:lvl w:ilvl="5">
       <w:start w:val="1"/>
@@ -4138,8 +4615,12 @@
       <w:lvlText w:val="%1.%2.%3.%4.%5.%6."/>
       <w:lvlJc w:val="left"/>
       <w:pPr>
+        <w:tabs>
+          <w:tab w:val="num" w:pos="0"/>
+        </w:tabs>
         <w:ind w:left="2736" w:hanging="935"/>
       </w:pPr>
+      <w:rPr/>
     </w:lvl>
     <w:lvl w:ilvl="6">
       <w:start w:val="1"/>
@@ -4147,8 +4628,12 @@
       <w:lvlText w:val="%1.%2.%3.%4.%5.%6.%7."/>
       <w:lvlJc w:val="left"/>
       <w:pPr>
+        <w:tabs>
+          <w:tab w:val="num" w:pos="0"/>
+        </w:tabs>
         <w:ind w:left="3240" w:hanging="1080"/>
       </w:pPr>
+      <w:rPr/>
     </w:lvl>
     <w:lvl w:ilvl="7">
       <w:start w:val="1"/>
@@ -4156,8 +4641,12 @@
       <w:lvlText w:val="%1.%2.%3.%4.%5.%6.%7.%8."/>
       <w:lvlJc w:val="left"/>
       <w:pPr>
+        <w:tabs>
+          <w:tab w:val="num" w:pos="0"/>
+        </w:tabs>
         <w:ind w:left="3744" w:hanging="1224"/>
       </w:pPr>
+      <w:rPr/>
     </w:lvl>
     <w:lvl w:ilvl="8">
       <w:start w:val="1"/>
@@ -4165,8 +4654,12 @@
       <w:lvlText w:val="%1.%2.%3.%4.%5.%6.%7.%8.%9."/>
       <w:lvlJc w:val="left"/>
       <w:pPr>
+        <w:tabs>
+          <w:tab w:val="num" w:pos="0"/>
+        </w:tabs>
         <w:ind w:left="4320" w:hanging="1440"/>
       </w:pPr>
+      <w:rPr/>
     </w:lvl>
   </w:abstractNum>
   <w:abstractNum w:abstractNumId="2">
@@ -4177,6 +4670,9 @@
       <w:lvlText w:val=""/>
       <w:lvlJc w:val="left"/>
       <w:pPr>
+        <w:tabs>
+          <w:tab w:val="num" w:pos="0"/>
+        </w:tabs>
         <w:ind w:left="0" w:hanging="0"/>
       </w:pPr>
     </w:lvl>
@@ -4187,6 +4683,9 @@
       <w:lvlText w:val=""/>
       <w:lvlJc w:val="left"/>
       <w:pPr>
+        <w:tabs>
+          <w:tab w:val="num" w:pos="0"/>
+        </w:tabs>
         <w:ind w:left="0" w:hanging="0"/>
       </w:pPr>
     </w:lvl>
@@ -4197,6 +4696,9 @@
       <w:lvlText w:val=""/>
       <w:lvlJc w:val="left"/>
       <w:pPr>
+        <w:tabs>
+          <w:tab w:val="num" w:pos="0"/>
+        </w:tabs>
         <w:ind w:left="0" w:hanging="0"/>
       </w:pPr>
     </w:lvl>
@@ -4207,6 +4709,9 @@
       <w:lvlText w:val=""/>
       <w:lvlJc w:val="left"/>
       <w:pPr>
+        <w:tabs>
+          <w:tab w:val="num" w:pos="0"/>
+        </w:tabs>
         <w:ind w:left="0" w:hanging="0"/>
       </w:pPr>
     </w:lvl>
@@ -4217,6 +4722,9 @@
       <w:lvlText w:val=""/>
       <w:lvlJc w:val="left"/>
       <w:pPr>
+        <w:tabs>
+          <w:tab w:val="num" w:pos="0"/>
+        </w:tabs>
         <w:ind w:left="0" w:hanging="0"/>
       </w:pPr>
     </w:lvl>
@@ -4227,6 +4735,9 @@
       <w:lvlText w:val=""/>
       <w:lvlJc w:val="left"/>
       <w:pPr>
+        <w:tabs>
+          <w:tab w:val="num" w:pos="0"/>
+        </w:tabs>
         <w:ind w:left="0" w:hanging="0"/>
       </w:pPr>
     </w:lvl>
@@ -4237,6 +4748,9 @@
       <w:lvlText w:val=""/>
       <w:lvlJc w:val="left"/>
       <w:pPr>
+        <w:tabs>
+          <w:tab w:val="num" w:pos="0"/>
+        </w:tabs>
         <w:ind w:left="0" w:hanging="0"/>
       </w:pPr>
     </w:lvl>
@@ -4247,6 +4761,9 @@
       <w:lvlText w:val=""/>
       <w:lvlJc w:val="left"/>
       <w:pPr>
+        <w:tabs>
+          <w:tab w:val="num" w:pos="0"/>
+        </w:tabs>
         <w:ind w:left="0" w:hanging="0"/>
       </w:pPr>
     </w:lvl>
@@ -4257,6 +4774,9 @@
       <w:lvlText w:val=""/>
       <w:lvlJc w:val="left"/>
       <w:pPr>
+        <w:tabs>
+          <w:tab w:val="num" w:pos="0"/>
+        </w:tabs>
         <w:ind w:left="0" w:hanging="0"/>
       </w:pPr>
     </w:lvl>
@@ -4283,7 +4803,7 @@
     </w:rPrDefault>
     <w:pPrDefault>
       <w:pPr>
-        <w:widowControl/>
+        <w:suppressAutoHyphens w:val="true"/>
       </w:pPr>
     </w:pPrDefault>
   </w:docDefaults>
@@ -4670,9 +5190,7 @@
     <w:qFormat/>
     <w:pPr>
       <w:widowControl/>
-      <w:kinsoku w:val="true"/>
-      <w:overflowPunct w:val="true"/>
-      <w:autoSpaceDE w:val="true"/>
+      <w:overflowPunct w:val="false"/>
       <w:bidi w:val="0"/>
       <w:spacing w:lineRule="auto" w:line="276" w:before="0" w:after="160"/>
       <w:jc w:val="left"/>
@@ -4687,7 +5205,7 @@
     </w:rPr>
   </w:style>
   <w:style w:type="paragraph" w:styleId="Heading1">
-    <w:name w:val="Heading 1"/>
+    <w:name w:val="heading 1"/>
     <w:basedOn w:val="Normal"/>
     <w:next w:val="Normal"/>
     <w:uiPriority w:val="9"/>
@@ -4701,13 +5219,13 @@
     </w:pPr>
     <w:rPr>
       <w:rFonts w:ascii="Aptos Display" w:hAnsi="Aptos Display" w:eastAsia="" w:cs="" w:asciiTheme="majorHAnsi" w:cstheme="majorBidi" w:eastAsiaTheme="majorEastAsia" w:hAnsiTheme="majorHAnsi"/>
-      <w:color w:val="0F4761" w:themeColor="accent1" w:themeShade="bf"/>
+      <w:color w:themeColor="accent1" w:themeShade="bf" w:val="0F4761"/>
       <w:sz w:val="40"/>
       <w:szCs w:val="40"/>
     </w:rPr>
   </w:style>
   <w:style w:type="paragraph" w:styleId="Heading2">
-    <w:name w:val="Heading 2"/>
+    <w:name w:val="heading 2"/>
     <w:basedOn w:val="Normal"/>
     <w:next w:val="Normal"/>
     <w:uiPriority w:val="9"/>
@@ -4723,13 +5241,13 @@
     </w:pPr>
     <w:rPr>
       <w:rFonts w:ascii="Aptos Display" w:hAnsi="Aptos Display" w:eastAsia="" w:cs="" w:asciiTheme="majorHAnsi" w:cstheme="majorBidi" w:eastAsiaTheme="majorEastAsia" w:hAnsiTheme="majorHAnsi"/>
-      <w:color w:val="0F4761" w:themeColor="accent1" w:themeShade="bf"/>
+      <w:color w:themeColor="accent1" w:themeShade="bf" w:val="0F4761"/>
       <w:sz w:val="32"/>
       <w:szCs w:val="32"/>
     </w:rPr>
   </w:style>
   <w:style w:type="paragraph" w:styleId="Heading3">
-    <w:name w:val="Heading 3"/>
+    <w:name w:val="heading 3"/>
     <w:basedOn w:val="Normal"/>
     <w:next w:val="Normal"/>
     <w:uiPriority w:val="9"/>
@@ -4745,13 +5263,13 @@
     </w:pPr>
     <w:rPr>
       <w:rFonts w:eastAsia="" w:cs="" w:cstheme="majorBidi" w:eastAsiaTheme="majorEastAsia"/>
-      <w:color w:val="0F4761" w:themeColor="accent1" w:themeShade="bf"/>
+      <w:color w:themeColor="accent1" w:themeShade="bf" w:val="0F4761"/>
       <w:sz w:val="28"/>
       <w:szCs w:val="28"/>
     </w:rPr>
   </w:style>
   <w:style w:type="paragraph" w:styleId="Heading4">
-    <w:name w:val="Heading 4"/>
+    <w:name w:val="heading 4"/>
     <w:basedOn w:val="Normal"/>
     <w:next w:val="Normal"/>
     <w:uiPriority w:val="9"/>
@@ -4769,11 +5287,11 @@
       <w:rFonts w:eastAsia="" w:cs="" w:cstheme="majorBidi" w:eastAsiaTheme="majorEastAsia"/>
       <w:i/>
       <w:iCs/>
-      <w:color w:val="0F4761" w:themeColor="accent1" w:themeShade="bf"/>
+      <w:color w:themeColor="accent1" w:themeShade="bf" w:val="0F4761"/>
     </w:rPr>
   </w:style>
   <w:style w:type="paragraph" w:styleId="Heading5">
-    <w:name w:val="Heading 5"/>
+    <w:name w:val="heading 5"/>
     <w:basedOn w:val="Normal"/>
     <w:next w:val="Normal"/>
     <w:uiPriority w:val="9"/>
@@ -4789,11 +5307,11 @@
     </w:pPr>
     <w:rPr>
       <w:rFonts w:eastAsia="" w:cs="" w:cstheme="majorBidi" w:eastAsiaTheme="majorEastAsia"/>
-      <w:color w:val="0F4761" w:themeColor="accent1" w:themeShade="bf"/>
+      <w:color w:themeColor="accent1" w:themeShade="bf" w:val="0F4761"/>
     </w:rPr>
   </w:style>
   <w:style w:type="paragraph" w:styleId="Heading6">
-    <w:name w:val="Heading 6"/>
+    <w:name w:val="heading 6"/>
     <w:basedOn w:val="Normal"/>
     <w:next w:val="Normal"/>
     <w:uiPriority w:val="9"/>
@@ -4811,11 +5329,11 @@
       <w:rFonts w:eastAsia="" w:cs="" w:cstheme="majorBidi" w:eastAsiaTheme="majorEastAsia"/>
       <w:i/>
       <w:iCs/>
-      <w:color w:val="595959" w:themeColor="text1" w:themeTint="a6"/>
+      <w:color w:themeColor="text1" w:themeTint="a6" w:val="595959"/>
     </w:rPr>
   </w:style>
   <w:style w:type="paragraph" w:styleId="Heading7">
-    <w:name w:val="Heading 7"/>
+    <w:name w:val="heading 7"/>
     <w:basedOn w:val="Normal"/>
     <w:next w:val="Normal"/>
     <w:uiPriority w:val="9"/>
@@ -4831,11 +5349,11 @@
     </w:pPr>
     <w:rPr>
       <w:rFonts w:eastAsia="" w:cs="" w:cstheme="majorBidi" w:eastAsiaTheme="majorEastAsia"/>
-      <w:color w:val="595959" w:themeColor="text1" w:themeTint="a6"/>
+      <w:color w:themeColor="text1" w:themeTint="a6" w:val="595959"/>
     </w:rPr>
   </w:style>
   <w:style w:type="paragraph" w:styleId="Heading8">
-    <w:name w:val="Heading 8"/>
+    <w:name w:val="heading 8"/>
     <w:basedOn w:val="Normal"/>
     <w:next w:val="Normal"/>
     <w:uiPriority w:val="9"/>
@@ -4853,11 +5371,11 @@
       <w:rFonts w:eastAsia="" w:cs="" w:cstheme="majorBidi" w:eastAsiaTheme="majorEastAsia"/>
       <w:i/>
       <w:iCs/>
-      <w:color w:val="272727" w:themeColor="text1" w:themeTint="d8"/>
+      <w:color w:themeColor="text1" w:themeTint="d8" w:val="272727"/>
     </w:rPr>
   </w:style>
   <w:style w:type="paragraph" w:styleId="Heading9">
-    <w:name w:val="Heading 9"/>
+    <w:name w:val="heading 9"/>
     <w:basedOn w:val="Normal"/>
     <w:next w:val="Normal"/>
     <w:uiPriority w:val="9"/>
@@ -4873,7 +5391,7 @@
     </w:pPr>
     <w:rPr>
       <w:rFonts w:eastAsia="" w:cs="" w:cstheme="majorBidi" w:eastAsiaTheme="majorEastAsia"/>
-      <w:color w:val="272727" w:themeColor="text1" w:themeTint="d8"/>
+      <w:color w:themeColor="text1" w:themeTint="d8" w:val="272727"/>
     </w:rPr>
   </w:style>
   <w:style w:type="character" w:styleId="DefaultParagraphFont" w:default="1">
@@ -4892,7 +5410,7 @@
     <w:rsid w:val="008024a3"/>
     <w:rPr>
       <w:rFonts w:ascii="Aptos Display" w:hAnsi="Aptos Display" w:eastAsia="" w:cs="" w:asciiTheme="majorHAnsi" w:cstheme="majorBidi" w:eastAsiaTheme="majorEastAsia" w:hAnsiTheme="majorHAnsi"/>
-      <w:color w:val="0F4761" w:themeColor="accent1" w:themeShade="bf"/>
+      <w:color w:themeColor="accent1" w:themeShade="bf" w:val="0F4761"/>
       <w:sz w:val="40"/>
       <w:szCs w:val="40"/>
     </w:rPr>
@@ -4906,7 +5424,7 @@
     <w:rsid w:val="008024a3"/>
     <w:rPr>
       <w:rFonts w:ascii="Aptos Display" w:hAnsi="Aptos Display" w:eastAsia="" w:cs="" w:asciiTheme="majorHAnsi" w:cstheme="majorBidi" w:eastAsiaTheme="majorEastAsia" w:hAnsiTheme="majorHAnsi"/>
-      <w:color w:val="0F4761" w:themeColor="accent1" w:themeShade="bf"/>
+      <w:color w:themeColor="accent1" w:themeShade="bf" w:val="0F4761"/>
       <w:sz w:val="32"/>
       <w:szCs w:val="32"/>
     </w:rPr>
@@ -4920,7 +5438,7 @@
     <w:rsid w:val="008024a3"/>
     <w:rPr>
       <w:rFonts w:eastAsia="" w:cs="" w:cstheme="majorBidi" w:eastAsiaTheme="majorEastAsia"/>
-      <w:color w:val="0F4761" w:themeColor="accent1" w:themeShade="bf"/>
+      <w:color w:themeColor="accent1" w:themeShade="bf" w:val="0F4761"/>
       <w:sz w:val="28"/>
       <w:szCs w:val="28"/>
     </w:rPr>
@@ -4936,7 +5454,7 @@
       <w:rFonts w:eastAsia="" w:cs="" w:cstheme="majorBidi" w:eastAsiaTheme="majorEastAsia"/>
       <w:i/>
       <w:iCs/>
-      <w:color w:val="0F4761" w:themeColor="accent1" w:themeShade="bf"/>
+      <w:color w:themeColor="accent1" w:themeShade="bf" w:val="0F4761"/>
     </w:rPr>
   </w:style>
   <w:style w:type="character" w:styleId="5" w:customStyle="1">
@@ -4948,7 +5466,7 @@
     <w:rsid w:val="008024a3"/>
     <w:rPr>
       <w:rFonts w:eastAsia="" w:cs="" w:cstheme="majorBidi" w:eastAsiaTheme="majorEastAsia"/>
-      <w:color w:val="0F4761" w:themeColor="accent1" w:themeShade="bf"/>
+      <w:color w:themeColor="accent1" w:themeShade="bf" w:val="0F4761"/>
     </w:rPr>
   </w:style>
   <w:style w:type="character" w:styleId="6" w:customStyle="1">
@@ -4962,7 +5480,7 @@
       <w:rFonts w:eastAsia="" w:cs="" w:cstheme="majorBidi" w:eastAsiaTheme="majorEastAsia"/>
       <w:i/>
       <w:iCs/>
-      <w:color w:val="595959" w:themeColor="text1" w:themeTint="a6"/>
+      <w:color w:themeColor="text1" w:themeTint="a6" w:val="595959"/>
     </w:rPr>
   </w:style>
   <w:style w:type="character" w:styleId="7" w:customStyle="1">
@@ -4974,7 +5492,7 @@
     <w:rsid w:val="008024a3"/>
     <w:rPr>
       <w:rFonts w:eastAsia="" w:cs="" w:cstheme="majorBidi" w:eastAsiaTheme="majorEastAsia"/>
-      <w:color w:val="595959" w:themeColor="text1" w:themeTint="a6"/>
+      <w:color w:themeColor="text1" w:themeTint="a6" w:val="595959"/>
     </w:rPr>
   </w:style>
   <w:style w:type="character" w:styleId="8" w:customStyle="1">
@@ -4988,7 +5506,7 @@
       <w:rFonts w:eastAsia="" w:cs="" w:cstheme="majorBidi" w:eastAsiaTheme="majorEastAsia"/>
       <w:i/>
       <w:iCs/>
-      <w:color w:val="272727" w:themeColor="text1" w:themeTint="d8"/>
+      <w:color w:themeColor="text1" w:themeTint="d8" w:val="272727"/>
     </w:rPr>
   </w:style>
   <w:style w:type="character" w:styleId="9" w:customStyle="1">
@@ -5000,7 +5518,7 @@
     <w:rsid w:val="008024a3"/>
     <w:rPr>
       <w:rFonts w:eastAsia="" w:cs="" w:cstheme="majorBidi" w:eastAsiaTheme="majorEastAsia"/>
-      <w:color w:val="272727" w:themeColor="text1" w:themeTint="d8"/>
+      <w:color w:themeColor="text1" w:themeTint="d8" w:val="272727"/>
     </w:rPr>
   </w:style>
   <w:style w:type="character" w:styleId="Style5" w:customStyle="1">
@@ -5025,7 +5543,7 @@
     <w:rsid w:val="008024a3"/>
     <w:rPr>
       <w:rFonts w:eastAsia="" w:cs="" w:cstheme="majorBidi" w:eastAsiaTheme="majorEastAsia"/>
-      <w:color w:val="595959" w:themeColor="text1" w:themeTint="a6"/>
+      <w:color w:themeColor="text1" w:themeTint="a6" w:val="595959"/>
       <w:spacing w:val="15"/>
       <w:sz w:val="28"/>
       <w:szCs w:val="28"/>
@@ -5040,7 +5558,7 @@
     <w:rPr>
       <w:i/>
       <w:iCs/>
-      <w:color w:val="404040" w:themeColor="text1" w:themeTint="bf"/>
+      <w:color w:themeColor="text1" w:themeTint="bf" w:val="404040"/>
     </w:rPr>
   </w:style>
   <w:style w:type="character" w:styleId="IntenseEmphasis">
@@ -5052,7 +5570,7 @@
     <w:rPr>
       <w:i/>
       <w:iCs/>
-      <w:color w:val="0F4761" w:themeColor="accent1" w:themeShade="bf"/>
+      <w:color w:themeColor="accent1" w:themeShade="bf" w:val="0F4761"/>
     </w:rPr>
   </w:style>
   <w:style w:type="character" w:styleId="Style7" w:customStyle="1">
@@ -5064,7 +5582,7 @@
     <w:rPr>
       <w:i/>
       <w:iCs/>
-      <w:color w:val="0F4761" w:themeColor="accent1" w:themeShade="bf"/>
+      <w:color w:themeColor="accent1" w:themeShade="bf" w:val="0F4761"/>
     </w:rPr>
   </w:style>
   <w:style w:type="character" w:styleId="IntenseReference">
@@ -5077,11 +5595,11 @@
       <w:b/>
       <w:bCs/>
       <w:smallCaps/>
-      <w:color w:val="0F4761" w:themeColor="accent1" w:themeShade="bf"/>
+      <w:color w:themeColor="accent1" w:themeShade="bf" w:val="0F4761"/>
       <w:spacing w:val="5"/>
     </w:rPr>
   </w:style>
-  <w:style w:type="character" w:styleId="Annotationreference">
+  <w:style w:type="character" w:styleId="CommentReference">
     <w:name w:val="annotation reference"/>
     <w:basedOn w:val="DefaultParagraphFont"/>
     <w:uiPriority w:val="99"/>
@@ -5119,121 +5637,44 @@
       <w:szCs w:val="20"/>
     </w:rPr>
   </w:style>
-  <w:style w:type="character" w:styleId="ListLabel1" w:customStyle="1">
-    <w:name w:val="ListLabel 1"/>
+  <w:style w:type="character" w:styleId="InternetLinkuser" w:customStyle="1">
+    <w:name w:val="Internet Link (user)"/>
     <w:qFormat/>
-    <w:rPr>
-      <w:rFonts w:ascii="Arial" w:hAnsi="Arial" w:eastAsia="Arial" w:cs="Arial"/>
-      <w:color w:val="0000FF"/>
-      <w:sz w:val="22"/>
-      <w:szCs w:val="22"/>
-      <w:u w:val="single"/>
-    </w:rPr>
-  </w:style>
-  <w:style w:type="character" w:styleId="InternetLink" w:customStyle="1">
-    <w:name w:val="Internet Link"/>
     <w:rPr>
       <w:color w:val="000080"/>
       <w:u w:val="single"/>
     </w:rPr>
   </w:style>
-  <w:style w:type="character" w:styleId="ListLabel2" w:customStyle="1">
-    <w:name w:val="ListLabel 2"/>
-    <w:qFormat/>
-    <w:rPr>
-      <w:rFonts w:ascii="Arial" w:hAnsi="Arial" w:eastAsia="Arial" w:cs="Arial"/>
-      <w:color w:val="1155CC"/>
-      <w:sz w:val="20"/>
-      <w:szCs w:val="20"/>
-      <w:u w:val="single"/>
-    </w:rPr>
-  </w:style>
-  <w:style w:type="character" w:styleId="ListLabel3" w:customStyle="1">
-    <w:name w:val="ListLabel 3"/>
-    <w:qFormat/>
-    <w:rPr>
-      <w:rFonts w:ascii="Arial" w:hAnsi="Arial" w:eastAsia="Arial" w:cs="Arial"/>
-      <w:color w:val="0000FF"/>
-      <w:sz w:val="22"/>
-      <w:szCs w:val="22"/>
-      <w:u w:val="single"/>
-    </w:rPr>
-  </w:style>
-  <w:style w:type="character" w:styleId="ListLabel4" w:customStyle="1">
-    <w:name w:val="ListLabel 4"/>
-    <w:qFormat/>
-    <w:rPr>
-      <w:rFonts w:ascii="Arial" w:hAnsi="Arial" w:eastAsia="Arial" w:cs="Arial"/>
-      <w:color w:val="1155CC"/>
-      <w:sz w:val="20"/>
-      <w:szCs w:val="20"/>
-      <w:u w:val="single"/>
-    </w:rPr>
-  </w:style>
-  <w:style w:type="character" w:styleId="ListLabel5" w:customStyle="1">
-    <w:name w:val="ListLabel 5"/>
-    <w:qFormat/>
-    <w:rPr>
-      <w:rFonts w:ascii="Arial" w:hAnsi="Arial" w:eastAsia="Arial" w:cs="Arial"/>
-      <w:color w:val="0000FF"/>
-      <w:sz w:val="22"/>
-      <w:szCs w:val="22"/>
-      <w:u w:val="single"/>
-    </w:rPr>
-  </w:style>
-  <w:style w:type="character" w:styleId="ListLabel6" w:customStyle="1">
-    <w:name w:val="ListLabel 6"/>
-    <w:qFormat/>
-    <w:rPr>
-      <w:rFonts w:ascii="Arial" w:hAnsi="Arial" w:eastAsia="Arial" w:cs="Arial"/>
-      <w:color w:val="1155CC"/>
-      <w:sz w:val="20"/>
-      <w:szCs w:val="20"/>
-      <w:u w:val="single"/>
-    </w:rPr>
-  </w:style>
-  <w:style w:type="character" w:styleId="ListLabel7">
-    <w:name w:val="ListLabel 7"/>
+  <w:style w:type="character" w:styleId="FootnoteCharactersuser">
+    <w:name w:val="Footnote Characters (user)"/>
     <w:qFormat/>
     <w:rPr/>
   </w:style>
-  <w:style w:type="character" w:styleId="ListLabel8">
-    <w:name w:val="ListLabel 8"/>
-    <w:qFormat/>
-    <w:rPr/>
-  </w:style>
-  <w:style w:type="character" w:styleId="ListLabel9">
-    <w:name w:val="ListLabel 9"/>
-    <w:qFormat/>
-    <w:rPr/>
-  </w:style>
-  <w:style w:type="character" w:styleId="ListLabel10">
-    <w:name w:val="ListLabel 10"/>
-    <w:qFormat/>
-    <w:rPr/>
-  </w:style>
-  <w:style w:type="character" w:styleId="FootnoteCharacters">
-    <w:name w:val="Footnote Characters"/>
-    <w:qFormat/>
-    <w:rPr/>
-  </w:style>
-  <w:style w:type="character" w:styleId="EndnoteCharacters">
-    <w:name w:val="Endnote Characters"/>
+  <w:style w:type="character" w:styleId="EndnoteCharactersuser">
+    <w:name w:val="Endnote Characters (user)"/>
     <w:qFormat/>
     <w:rPr/>
   </w:style>
   <w:style w:type="character" w:styleId="VisitedInternetLink">
     <w:name w:val="Visited Internet Link"/>
+    <w:qFormat/>
     <w:rPr>
       <w:color w:val="800000"/>
       <w:u w:val="single"/>
       <w:lang w:val="zxx" w:eastAsia="zxx" w:bidi="zxx"/>
     </w:rPr>
   </w:style>
+  <w:style w:type="character" w:styleId="Hyperlink">
+    <w:name w:val="Hyperlink"/>
+    <w:rPr>
+      <w:color w:val="000080"/>
+      <w:u w:val="single"/>
+    </w:rPr>
+  </w:style>
   <w:style w:type="paragraph" w:styleId="Heading" w:customStyle="1">
     <w:name w:val="Heading"/>
     <w:basedOn w:val="Normal"/>
-    <w:next w:val="TextBody"/>
+    <w:next w:val="BodyText"/>
     <w:qFormat/>
     <w:pPr>
       <w:keepNext w:val="true"/>
@@ -5245,7 +5686,7 @@
       <w:szCs w:val="28"/>
     </w:rPr>
   </w:style>
-  <w:style w:type="paragraph" w:styleId="TextBody">
+  <w:style w:type="paragraph" w:styleId="BodyText">
     <w:name w:val="Body Text"/>
     <w:basedOn w:val="Normal"/>
     <w:pPr>
@@ -5255,14 +5696,14 @@
   </w:style>
   <w:style w:type="paragraph" w:styleId="List">
     <w:name w:val="List"/>
-    <w:basedOn w:val="TextBody"/>
+    <w:basedOn w:val="BodyText"/>
     <w:pPr/>
     <w:rPr>
       <w:rFonts w:cs="Arial"/>
     </w:rPr>
   </w:style>
   <w:style w:type="paragraph" w:styleId="Caption">
-    <w:name w:val="Caption"/>
+    <w:name w:val="caption"/>
     <w:basedOn w:val="Normal"/>
     <w:qFormat/>
     <w:pPr>
@@ -5273,8 +5714,6 @@
       <w:rFonts w:cs="Arial"/>
       <w:i/>
       <w:iCs/>
-      <w:sz w:val="24"/>
-      <w:szCs w:val="24"/>
     </w:rPr>
   </w:style>
   <w:style w:type="paragraph" w:styleId="Index" w:customStyle="1">
@@ -5288,28 +5727,12 @@
       <w:rFonts w:cs="Arial"/>
     </w:rPr>
   </w:style>
-  <w:style w:type="paragraph" w:styleId="Caption1">
-    <w:name w:val="caption"/>
-    <w:basedOn w:val="Normal"/>
-    <w:qFormat/>
-    <w:pPr>
-      <w:suppressLineNumbers/>
-      <w:spacing w:before="120" w:after="120"/>
-    </w:pPr>
-    <w:rPr>
-      <w:rFonts w:cs="Arial"/>
-      <w:i/>
-      <w:iCs/>
-    </w:rPr>
-  </w:style>
-  <w:style w:type="paragraph" w:styleId="LOnormal" w:customStyle="1">
+  <w:style w:type="paragraph" w:styleId="LO-normal" w:customStyle="1">
     <w:name w:val="LO-normal"/>
     <w:qFormat/>
     <w:pPr>
       <w:widowControl/>
-      <w:kinsoku w:val="true"/>
-      <w:overflowPunct w:val="true"/>
-      <w:autoSpaceDE w:val="true"/>
+      <w:overflowPunct w:val="false"/>
       <w:bidi w:val="0"/>
       <w:spacing w:lineRule="auto" w:line="276" w:before="0" w:after="160"/>
       <w:jc w:val="left"/>
@@ -5344,8 +5767,8 @@
   </w:style>
   <w:style w:type="paragraph" w:styleId="Subtitle">
     <w:name w:val="Subtitle"/>
-    <w:basedOn w:val="LOnormal"/>
-    <w:next w:val="LOnormal"/>
+    <w:basedOn w:val="LO-normal"/>
+    <w:next w:val="LO-normal"/>
     <w:uiPriority w:val="11"/>
     <w:qFormat/>
     <w:rsid w:val="008024a3"/>
@@ -5370,7 +5793,7 @@
     <w:rPr>
       <w:i/>
       <w:iCs/>
-      <w:color w:val="404040" w:themeColor="text1" w:themeTint="bf"/>
+      <w:color w:themeColor="text1" w:themeTint="bf" w:val="404040"/>
     </w:rPr>
   </w:style>
   <w:style w:type="paragraph" w:styleId="ListParagraph">
@@ -5381,7 +5804,7 @@
     <w:rsid w:val="008024a3"/>
     <w:pPr>
       <w:spacing w:before="0" w:after="160"/>
-      <w:ind w:left="720" w:hanging="0"/>
+      <w:ind w:hanging="0" w:left="720"/>
       <w:contextualSpacing/>
     </w:pPr>
     <w:rPr/>
@@ -5399,16 +5822,16 @@
         <w:bottom w:val="single" w:sz="4" w:space="10" w:color="0F4761"/>
       </w:pBdr>
       <w:spacing w:before="360" w:after="360"/>
-      <w:ind w:left="864" w:right="864" w:hanging="0"/>
+      <w:ind w:hanging="0" w:left="864" w:right="864"/>
       <w:jc w:val="center"/>
     </w:pPr>
     <w:rPr>
       <w:i/>
       <w:iCs/>
-      <w:color w:val="0F4761" w:themeColor="accent1" w:themeShade="bf"/>
+      <w:color w:themeColor="accent1" w:themeShade="bf" w:val="0F4761"/>
     </w:rPr>
   </w:style>
-  <w:style w:type="paragraph" w:styleId="Annotationtext">
+  <w:style w:type="paragraph" w:styleId="CommentText">
     <w:name w:val="annotation text"/>
     <w:basedOn w:val="Normal"/>
     <w:uiPriority w:val="99"/>
@@ -5423,10 +5846,10 @@
       <w:szCs w:val="20"/>
     </w:rPr>
   </w:style>
-  <w:style w:type="paragraph" w:styleId="Annotationsubject">
+  <w:style w:type="paragraph" w:styleId="annotationsubject">
     <w:name w:val="annotation subject"/>
-    <w:basedOn w:val="Annotationtext"/>
-    <w:next w:val="Annotationtext"/>
+    <w:basedOn w:val="CommentText"/>
+    <w:next w:val="CommentText"/>
     <w:uiPriority w:val="99"/>
     <w:semiHidden/>
     <w:unhideWhenUsed/>
@@ -5438,8 +5861,15 @@
       <w:bCs/>
     </w:rPr>
   </w:style>
+  <w:style w:type="paragraph" w:styleId="HeaderandFooter">
+    <w:name w:val="Header and Footer"/>
+    <w:basedOn w:val="Normal"/>
+    <w:qFormat/>
+    <w:pPr/>
+    <w:rPr/>
+  </w:style>
   <w:style w:type="paragraph" w:styleId="Header">
-    <w:name w:val="Header"/>
+    <w:name w:val="header"/>
     <w:basedOn w:val="Normal"/>
     <w:pPr/>
     <w:rPr/>
@@ -5449,9 +5879,27 @@
     <w:basedOn w:val="Normal"/>
     <w:qFormat/>
     <w:pPr>
-      <w:ind w:left="567" w:right="0" w:hanging="0"/>
+      <w:ind w:hanging="0" w:left="567" w:right="0"/>
     </w:pPr>
     <w:rPr/>
+  </w:style>
+  <w:style w:type="paragraph" w:styleId="normal1">
+    <w:name w:val="normal1"/>
+    <w:qFormat/>
+    <w:pPr>
+      <w:widowControl/>
+      <w:bidi w:val="0"/>
+      <w:spacing w:lineRule="auto" w:line="276" w:before="0" w:after="160"/>
+      <w:jc w:val="left"/>
+    </w:pPr>
+    <w:rPr>
+      <w:rFonts w:ascii="Times New Roman" w:hAnsi="Times New Roman" w:eastAsia="NSimSun" w:cs="Arial"/>
+      <w:color w:val="auto"/>
+      <w:kern w:val="2"/>
+      <w:sz w:val="20"/>
+      <w:szCs w:val="24"/>
+      <w:lang w:val="en-US" w:eastAsia="zh-CN" w:bidi="hi-IN"/>
+    </w:rPr>
   </w:style>
   <w:style w:type="numbering" w:styleId="NoList" w:default="1">
     <w:name w:val="No List"/>
@@ -5466,7 +5914,6 @@
     <w:semiHidden/>
     <w:unhideWhenUsed/>
     <w:tblPr>
-      <w:tblInd w:w="0" w:type="dxa"/>
       <w:tblCellMar>
         <w:top w:w="0" w:type="dxa"/>
         <w:left w:w="108" w:type="dxa"/>
@@ -5479,195 +5926,97 @@
 </file>
 
 <file path=word/theme/theme1.xml><?xml version="1.0" encoding="utf-8"?>
-<a:theme xmlns:a="http://schemas.openxmlformats.org/drawingml/2006/main" name="Тема Office">
+<a:theme xmlns:a="http://schemas.openxmlformats.org/drawingml/2006/main" xmlns:r="http://schemas.openxmlformats.org/officeDocument/2006/relationships" name="Тема Office">
   <a:themeElements>
     <a:clrScheme name="Стандартная">
       <a:dk1>
-        <a:sysClr val="windowText" lastClr="000000"/>
+        <a:srgbClr val="000000"/>
       </a:dk1>
       <a:lt1>
-        <a:sysClr val="window" lastClr="FFFFFF"/>
+        <a:srgbClr val="ffffff"/>
       </a:lt1>
       <a:dk2>
-        <a:srgbClr val="0E2841"/>
+        <a:srgbClr val="0e2841"/>
       </a:dk2>
       <a:lt2>
-        <a:srgbClr val="E8E8E8"/>
+        <a:srgbClr val="e8e8e8"/>
       </a:lt2>
       <a:accent1>
         <a:srgbClr val="156082"/>
       </a:accent1>
       <a:accent2>
-        <a:srgbClr val="E97132"/>
+        <a:srgbClr val="e97132"/>
       </a:accent2>
       <a:accent3>
-        <a:srgbClr val="196B24"/>
+        <a:srgbClr val="196b24"/>
       </a:accent3>
       <a:accent4>
-        <a:srgbClr val="0F9ED5"/>
+        <a:srgbClr val="0f9ed5"/>
       </a:accent4>
       <a:accent5>
-        <a:srgbClr val="A02B93"/>
+        <a:srgbClr val="a02b93"/>
       </a:accent5>
       <a:accent6>
-        <a:srgbClr val="4EA72E"/>
+        <a:srgbClr val="4ea72e"/>
       </a:accent6>
       <a:hlink>
         <a:srgbClr val="467886"/>
       </a:hlink>
       <a:folHlink>
-        <a:srgbClr val="96607D"/>
+        <a:srgbClr val="96607d"/>
       </a:folHlink>
     </a:clrScheme>
     <a:fontScheme name="Стандартная">
       <a:majorFont>
-        <a:latin typeface="Aptos Display" panose="02110004020202020204"/>
+        <a:latin typeface="Aptos Display" panose="02110004020202020204" pitchFamily="0" charset="1"/>
         <a:ea typeface=""/>
         <a:cs typeface=""/>
-        <a:font script="Jpan" typeface="游ゴシック Light"/>
-        <a:font script="Hang" typeface="맑은 고딕"/>
-        <a:font script="Hans" typeface="等线 Light"/>
-        <a:font script="Hant" typeface="新細明體"/>
-        <a:font script="Arab" typeface="Times New Roman"/>
-        <a:font script="Hebr" typeface="Times New Roman"/>
-        <a:font script="Thai" typeface="Angsana New"/>
-        <a:font script="Ethi" typeface="Nyala"/>
-        <a:font script="Beng" typeface="Vrinda"/>
-        <a:font script="Gujr" typeface="Shruti"/>
-        <a:font script="Khmr" typeface="MoolBoran"/>
-        <a:font script="Knda" typeface="Tunga"/>
-        <a:font script="Guru" typeface="Raavi"/>
-        <a:font script="Cans" typeface="Euphemia"/>
-        <a:font script="Cher" typeface="Plantagenet Cherokee"/>
-        <a:font script="Yiii" typeface="Microsoft Yi Baiti"/>
-        <a:font script="Tibt" typeface="Microsoft Himalaya"/>
-        <a:font script="Thaa" typeface="MV Boli"/>
-        <a:font script="Deva" typeface="Mangal"/>
-        <a:font script="Telu" typeface="Gautami"/>
-        <a:font script="Taml" typeface="Latha"/>
-        <a:font script="Syrc" typeface="Estrangelo Edessa"/>
-        <a:font script="Orya" typeface="Kalinga"/>
-        <a:font script="Mlym" typeface="Kartika"/>
-        <a:font script="Laoo" typeface="DokChampa"/>
-        <a:font script="Sinh" typeface="Iskoola Pota"/>
-        <a:font script="Mong" typeface="Mongolian Baiti"/>
-        <a:font script="Viet" typeface="Times New Roman"/>
-        <a:font script="Uigh" typeface="Microsoft Uighur"/>
-        <a:font script="Geor" typeface="Sylfaen"/>
-        <a:font script="Armn" typeface="Arial"/>
-        <a:font script="Bugi" typeface="Leelawadee UI"/>
-        <a:font script="Bopo" typeface="Microsoft JhengHei"/>
-        <a:font script="Java" typeface="Javanese Text"/>
-        <a:font script="Lisu" typeface="Segoe UI"/>
-        <a:font script="Mymr" typeface="Myanmar Text"/>
-        <a:font script="Nkoo" typeface="Ebrima"/>
-        <a:font script="Olck" typeface="Nirmala UI"/>
-        <a:font script="Osma" typeface="Ebrima"/>
-        <a:font script="Phag" typeface="Phagspa"/>
-        <a:font script="Syrn" typeface="Estrangelo Edessa"/>
-        <a:font script="Syrj" typeface="Estrangelo Edessa"/>
-        <a:font script="Syre" typeface="Estrangelo Edessa"/>
-        <a:font script="Sora" typeface="Nirmala UI"/>
-        <a:font script="Tale" typeface="Microsoft Tai Le"/>
-        <a:font script="Talu" typeface="Microsoft New Tai Lue"/>
-        <a:font script="Tfng" typeface="Ebrima"/>
       </a:majorFont>
       <a:minorFont>
-        <a:latin typeface="Aptos" panose="02110004020202020204"/>
+        <a:latin typeface="Aptos" panose="02110004020202020204" pitchFamily="0" charset="1"/>
         <a:ea typeface=""/>
         <a:cs typeface=""/>
-        <a:font script="Jpan" typeface="游明朝"/>
-        <a:font script="Hang" typeface="맑은 고딕"/>
-        <a:font script="Hans" typeface="等线"/>
-        <a:font script="Hant" typeface="新細明體"/>
-        <a:font script="Arab" typeface="Arial"/>
-        <a:font script="Hebr" typeface="Arial"/>
-        <a:font script="Thai" typeface="Cordia New"/>
-        <a:font script="Ethi" typeface="Nyala"/>
-        <a:font script="Beng" typeface="Vrinda"/>
-        <a:font script="Gujr" typeface="Shruti"/>
-        <a:font script="Khmr" typeface="DaunPenh"/>
-        <a:font script="Knda" typeface="Tunga"/>
-        <a:font script="Guru" typeface="Raavi"/>
-        <a:font script="Cans" typeface="Euphemia"/>
-        <a:font script="Cher" typeface="Plantagenet Cherokee"/>
-        <a:font script="Yiii" typeface="Microsoft Yi Baiti"/>
-        <a:font script="Tibt" typeface="Microsoft Himalaya"/>
-        <a:font script="Thaa" typeface="MV Boli"/>
-        <a:font script="Deva" typeface="Mangal"/>
-        <a:font script="Telu" typeface="Gautami"/>
-        <a:font script="Taml" typeface="Latha"/>
-        <a:font script="Syrc" typeface="Estrangelo Edessa"/>
-        <a:font script="Orya" typeface="Kalinga"/>
-        <a:font script="Mlym" typeface="Kartika"/>
-        <a:font script="Laoo" typeface="DokChampa"/>
-        <a:font script="Sinh" typeface="Iskoola Pota"/>
-        <a:font script="Mong" typeface="Mongolian Baiti"/>
-        <a:font script="Viet" typeface="Arial"/>
-        <a:font script="Uigh" typeface="Microsoft Uighur"/>
-        <a:font script="Geor" typeface="Sylfaen"/>
-        <a:font script="Armn" typeface="Arial"/>
-        <a:font script="Bugi" typeface="Leelawadee UI"/>
-        <a:font script="Bopo" typeface="Microsoft JhengHei"/>
-        <a:font script="Java" typeface="Javanese Text"/>
-        <a:font script="Lisu" typeface="Segoe UI"/>
-        <a:font script="Mymr" typeface="Myanmar Text"/>
-        <a:font script="Nkoo" typeface="Ebrima"/>
-        <a:font script="Olck" typeface="Nirmala UI"/>
-        <a:font script="Osma" typeface="Ebrima"/>
-        <a:font script="Phag" typeface="Phagspa"/>
-        <a:font script="Syrn" typeface="Estrangelo Edessa"/>
-        <a:font script="Syrj" typeface="Estrangelo Edessa"/>
-        <a:font script="Syre" typeface="Estrangelo Edessa"/>
-        <a:font script="Sora" typeface="Nirmala UI"/>
-        <a:font script="Tale" typeface="Microsoft Tai Le"/>
-        <a:font script="Talu" typeface="Microsoft New Tai Lue"/>
-        <a:font script="Tfng" typeface="Ebrima"/>
       </a:minorFont>
     </a:fontScheme>
-    <a:fmtScheme name="Стандартная">
+    <a:fmtScheme>
       <a:fillStyleLst>
         <a:solidFill>
           <a:schemeClr val="phClr"/>
         </a:solidFill>
-        <a:gradFill rotWithShape="1">
+        <a:gradFill>
           <a:gsLst>
             <a:gs pos="0">
               <a:schemeClr val="phClr">
                 <a:lumMod val="110000"/>
-                <a:satMod val="105000"/>
                 <a:tint val="67000"/>
               </a:schemeClr>
             </a:gs>
             <a:gs pos="50000">
               <a:schemeClr val="phClr">
                 <a:lumMod val="105000"/>
-                <a:satMod val="103000"/>
                 <a:tint val="73000"/>
               </a:schemeClr>
             </a:gs>
             <a:gs pos="100000">
               <a:schemeClr val="phClr">
                 <a:lumMod val="105000"/>
-                <a:satMod val="109000"/>
                 <a:tint val="81000"/>
               </a:schemeClr>
             </a:gs>
           </a:gsLst>
           <a:lin ang="5400000" scaled="0"/>
+          <a:tileRect l="0" t="0" r="0" b="0"/>
         </a:gradFill>
-        <a:gradFill rotWithShape="1">
+        <a:gradFill>
           <a:gsLst>
             <a:gs pos="0">
               <a:schemeClr val="phClr">
-                <a:satMod val="103000"/>
                 <a:lumMod val="102000"/>
                 <a:tint val="94000"/>
               </a:schemeClr>
             </a:gs>
             <a:gs pos="50000">
               <a:schemeClr val="phClr">
-                <a:satMod val="110000"/>
                 <a:lumMod val="100000"/>
                 <a:shade val="100000"/>
               </a:schemeClr>
@@ -5675,33 +6024,24 @@
             <a:gs pos="100000">
               <a:schemeClr val="phClr">
                 <a:lumMod val="99000"/>
-                <a:satMod val="120000"/>
                 <a:shade val="78000"/>
               </a:schemeClr>
             </a:gs>
           </a:gsLst>
           <a:lin ang="5400000" scaled="0"/>
+          <a:tileRect l="0" t="0" r="0" b="0"/>
         </a:gradFill>
       </a:fillStyleLst>
       <a:lnStyleLst>
         <a:ln w="6350" cap="flat" cmpd="sng" algn="ctr">
-          <a:solidFill>
-            <a:schemeClr val="phClr"/>
-          </a:solidFill>
           <a:prstDash val="solid"/>
           <a:miter lim="800000"/>
         </a:ln>
         <a:ln w="12700" cap="flat" cmpd="sng" algn="ctr">
-          <a:solidFill>
-            <a:schemeClr val="phClr"/>
-          </a:solidFill>
           <a:prstDash val="solid"/>
           <a:miter lim="800000"/>
         </a:ln>
         <a:ln w="19050" cap="flat" cmpd="sng" algn="ctr">
-          <a:solidFill>
-            <a:schemeClr val="phClr"/>
-          </a:solidFill>
           <a:prstDash val="solid"/>
           <a:miter lim="800000"/>
         </a:ln>
@@ -5714,13 +6054,7 @@
           <a:effectLst/>
         </a:effectStyle>
         <a:effectStyle>
-          <a:effectLst>
-            <a:outerShdw blurRad="57150" dist="19050" dir="5400000" algn="ctr" rotWithShape="0">
-              <a:srgbClr val="000000">
-                <a:alpha val="63000"/>
-              </a:srgbClr>
-            </a:outerShdw>
-          </a:effectLst>
+          <a:effectLst/>
         </a:effectStyle>
       </a:effectStyleLst>
       <a:bgFillStyleLst>
@@ -5730,15 +6064,13 @@
         <a:solidFill>
           <a:schemeClr val="phClr">
             <a:tint val="95000"/>
-            <a:satMod val="170000"/>
           </a:schemeClr>
         </a:solidFill>
-        <a:gradFill rotWithShape="1">
+        <a:gradFill>
           <a:gsLst>
             <a:gs pos="0">
               <a:schemeClr val="phClr">
                 <a:tint val="93000"/>
-                <a:satMod val="150000"/>
                 <a:shade val="98000"/>
                 <a:lumMod val="102000"/>
               </a:schemeClr>
@@ -5746,7 +6078,6 @@
             <a:gs pos="50000">
               <a:schemeClr val="phClr">
                 <a:tint val="98000"/>
-                <a:satMod val="130000"/>
                 <a:shade val="90000"/>
                 <a:lumMod val="103000"/>
               </a:schemeClr>
@@ -5754,22 +6085,15 @@
             <a:gs pos="100000">
               <a:schemeClr val="phClr">
                 <a:shade val="63000"/>
-                <a:satMod val="120000"/>
               </a:schemeClr>
             </a:gs>
           </a:gsLst>
           <a:lin ang="5400000" scaled="0"/>
+          <a:tileRect l="0" t="0" r="0" b="0"/>
         </a:gradFill>
       </a:bgFillStyleLst>
     </a:fmtScheme>
   </a:themeElements>
-  <a:objectDefaults/>
-  <a:extraClrSchemeLst/>
-  <a:extLst>
-    <a:ext uri="{05A4C25C-085E-4340-85A3-A5531E510DB2}">
-      <thm15:themeFamily xmlns:thm15="http://schemas.microsoft.com/office/thememl/2012/main" name="Office Theme" id="{2E142A2C-CD16-42D6-873A-C26D2A0506FA}" vid="{1BDDFF52-6CD6-40A5-AB3C-68EB2F1E4D0A}"/>
-    </a:ext>
-  </a:extLst>
 </a:theme>
 </file>
 
